--- a/src/app/profile/Profile Page.docx
+++ b/src/app/profile/Profile Page.docx
@@ -14,74 +14,59 @@
           <w:b/>
           <w:bCs/>
         </w:rPr>
-        <w:t>Profile Page &amp; Media Pipeline Architecture</w:t>
-      </w:r>
-    </w:p>
-    <w:p>
-      <w:pPr>
-        <w:rPr>
-          <w:b/>
-          <w:bCs/>
-        </w:rPr>
-      </w:pPr>
-      <w:r>
-        <w:rPr>
-          <w:b/>
-          <w:bCs/>
-        </w:rPr>
-        <w:t>Profile Page &amp; Media Pipeline Architecture Documentation</w:t>
-      </w:r>
-    </w:p>
-    <w:p>
-      <w:pPr>
-        <w:rPr>
-          <w:b/>
-          <w:bCs/>
-        </w:rPr>
-      </w:pPr>
-      <w:r>
-        <w:rPr>
-          <w:b/>
-          <w:bCs/>
-        </w:rPr>
-        <w:t>This technical document outlines the architecture, data flow, component hierarchy, and asset management pipelines for the Nexus mobile-optimized Progressive Web App (PWA) profile management system.</w:t>
-      </w:r>
-    </w:p>
-    <w:p>
-      <w:pPr>
-        <w:rPr>
-          <w:b/>
-          <w:bCs/>
-        </w:rPr>
-      </w:pPr>
-      <w:r>
-        <w:rPr>
-          <w:b/>
-          <w:bCs/>
-        </w:rPr>
-        <w:t>1. System Overview &amp; Tech Stack</w:t>
-      </w:r>
-    </w:p>
-    <w:p>
-      <w:pPr>
-        <w:rPr>
-          <w:b/>
-          <w:bCs/>
-        </w:rPr>
-      </w:pPr>
-      <w:r>
-        <w:rPr>
-          <w:b/>
-          <w:bCs/>
-        </w:rPr>
-        <w:t>The profile module is engineered to provide an ultra-responsive, native app-like experience (modeled after high-end iOS interfaces) within a web context.</w:t>
+        <w:t>Profile Page &amp; Media Architecture</w:t>
+      </w:r>
+    </w:p>
+    <w:p>
+      <w:pPr>
+        <w:rPr>
+          <w:b/>
+          <w:bCs/>
+        </w:rPr>
+      </w:pPr>
+      <w:r>
+        <w:rPr>
+          <w:b/>
+          <w:bCs/>
+        </w:rPr>
+        <w:t>This technical document outlines the architecture, data flow, component hierarchy, gesture physics, and asset management pipelines for the Nexus mobile-optimized Progressive Web App (PWA) profile management system.</w:t>
+      </w:r>
+    </w:p>
+    <w:p>
+      <w:pPr>
+        <w:rPr>
+          <w:b/>
+          <w:bCs/>
+        </w:rPr>
+      </w:pPr>
+      <w:r>
+        <w:rPr>
+          <w:b/>
+          <w:bCs/>
+        </w:rPr>
+        <w:t>1. System Overview &amp; Technical Stack</w:t>
+      </w:r>
+    </w:p>
+    <w:p>
+      <w:pPr>
+        <w:rPr>
+          <w:b/>
+          <w:bCs/>
+        </w:rPr>
+      </w:pPr>
+      <w:r>
+        <w:rPr>
+          <w:b/>
+          <w:bCs/>
+        </w:rPr>
+        <w:t>The profile module provides a native iOS-like user interface within a Next.js web application. It integrates client-side image processing, cryptographic media uploads, edge caching, and touch-driven gesture physics.</w:t>
       </w:r>
     </w:p>
     <w:p>
       <w:pPr>
         <w:numPr>
           <w:ilvl w:val="0"/>
-          <w:numId w:val="5"/>
+          <w:numId w:val="11"/>
         </w:numPr>
         <w:rPr>
           <w:b/>
@@ -93,14 +78,14 @@
           <w:b/>
           <w:bCs/>
         </w:rPr>
-        <w:t>Framework: Next.js (App Router, Client Components via "use client")</w:t>
+        <w:t>Framework: Next.js (App Router, React Server Actions, Client Components via "use client")</w:t>
       </w:r>
     </w:p>
     <w:p>
       <w:pPr>
         <w:numPr>
           <w:ilvl w:val="0"/>
-          <w:numId w:val="5"/>
+          <w:numId w:val="11"/>
         </w:numPr>
         <w:rPr>
           <w:b/>
@@ -112,30 +97,30 @@
           <w:b/>
           <w:bCs/>
         </w:rPr>
-        <w:t>Authentication: NextAuth.js (</w:t>
-      </w:r>
-      <w:proofErr w:type="spellStart"/>
-      <w:r>
-        <w:rPr>
-          <w:b/>
-          <w:bCs/>
-        </w:rPr>
-        <w:t>useSession</w:t>
-      </w:r>
-      <w:proofErr w:type="spellEnd"/>
-      <w:r>
-        <w:rPr>
-          <w:b/>
-          <w:bCs/>
-        </w:rPr>
-        <w:t xml:space="preserve"> hook for token/user state management)</w:t>
+        <w:t xml:space="preserve">State &amp; Query Management: React </w:t>
+      </w:r>
+      <w:proofErr w:type="gramStart"/>
+      <w:r>
+        <w:rPr>
+          <w:b/>
+          <w:bCs/>
+        </w:rPr>
+        <w:t>Query (@</w:t>
+      </w:r>
+      <w:proofErr w:type="gramEnd"/>
+      <w:r>
+        <w:rPr>
+          <w:b/>
+          <w:bCs/>
+        </w:rPr>
+        <w:t>tanstack/react-query) for L1 in-memory caching &amp; state synchronization</w:t>
       </w:r>
     </w:p>
     <w:p>
       <w:pPr>
         <w:numPr>
           <w:ilvl w:val="0"/>
-          <w:numId w:val="5"/>
+          <w:numId w:val="11"/>
         </w:numPr>
         <w:rPr>
           <w:b/>
@@ -147,7 +132,7 @@
           <w:b/>
           <w:bCs/>
         </w:rPr>
-        <w:t xml:space="preserve">Database &amp; Backend: </w:t>
+        <w:t>Authentication: NextAuth.js (</w:t>
       </w:r>
       <w:proofErr w:type="spellStart"/>
       <w:r>
@@ -155,7 +140,7 @@
           <w:b/>
           <w:bCs/>
         </w:rPr>
-        <w:t>Supabase</w:t>
+        <w:t>useSession</w:t>
       </w:r>
       <w:proofErr w:type="spellEnd"/>
       <w:r>
@@ -163,14 +148,14 @@
           <w:b/>
           <w:bCs/>
         </w:rPr>
-        <w:t xml:space="preserve"> (PostgreSQL relational storage accessed via server actions)</w:t>
+        <w:t xml:space="preserve"> hook for session verification and user scoping)</w:t>
       </w:r>
     </w:p>
     <w:p>
       <w:pPr>
         <w:numPr>
           <w:ilvl w:val="0"/>
-          <w:numId w:val="5"/>
+          <w:numId w:val="11"/>
         </w:numPr>
         <w:rPr>
           <w:b/>
@@ -182,7 +167,7 @@
           <w:b/>
           <w:bCs/>
         </w:rPr>
-        <w:t xml:space="preserve">Image Hosting &amp; CDN: </w:t>
+        <w:t xml:space="preserve">Database &amp; Storage: </w:t>
       </w:r>
       <w:proofErr w:type="spellStart"/>
       <w:r>
@@ -190,7 +175,7 @@
           <w:b/>
           <w:bCs/>
         </w:rPr>
-        <w:t>Cloudinary</w:t>
+        <w:t>Supabase</w:t>
       </w:r>
       <w:proofErr w:type="spellEnd"/>
       <w:r>
@@ -198,14 +183,46 @@
           <w:b/>
           <w:bCs/>
         </w:rPr>
-        <w:t xml:space="preserve"> (Sync-co upload preset)</w:t>
+        <w:t xml:space="preserve"> (PostgreSQL relational storage) with Next.js Edge Cache (</w:t>
+      </w:r>
+      <w:proofErr w:type="spellStart"/>
+      <w:r>
+        <w:rPr>
+          <w:b/>
+          <w:bCs/>
+        </w:rPr>
+        <w:t>unstable_cache</w:t>
+      </w:r>
+      <w:proofErr w:type="spellEnd"/>
+      <w:r>
+        <w:rPr>
+          <w:b/>
+          <w:bCs/>
+        </w:rPr>
+        <w:t xml:space="preserve"> &amp; </w:t>
+      </w:r>
+      <w:proofErr w:type="spellStart"/>
+      <w:r>
+        <w:rPr>
+          <w:b/>
+          <w:bCs/>
+        </w:rPr>
+        <w:t>revalidateTag</w:t>
+      </w:r>
+      <w:proofErr w:type="spellEnd"/>
+      <w:r>
+        <w:rPr>
+          <w:b/>
+          <w:bCs/>
+        </w:rPr>
+        <w:t>)</w:t>
       </w:r>
     </w:p>
     <w:p>
       <w:pPr>
         <w:numPr>
           <w:ilvl w:val="0"/>
-          <w:numId w:val="5"/>
+          <w:numId w:val="11"/>
         </w:numPr>
         <w:rPr>
           <w:b/>
@@ -217,14 +234,30 @@
           <w:b/>
           <w:bCs/>
         </w:rPr>
-        <w:t>Image Processing: react-easy-crop combined with HTML5 Canvas utility scripts</w:t>
+        <w:t xml:space="preserve">Media Hosting &amp; CDN: </w:t>
+      </w:r>
+      <w:proofErr w:type="spellStart"/>
+      <w:r>
+        <w:rPr>
+          <w:b/>
+          <w:bCs/>
+        </w:rPr>
+        <w:t>Cloudinary</w:t>
+      </w:r>
+      <w:proofErr w:type="spellEnd"/>
+      <w:r>
+        <w:rPr>
+          <w:b/>
+          <w:bCs/>
+        </w:rPr>
+        <w:t xml:space="preserve"> (Server-signed HMAC uploads + atomic asset destruction)</w:t>
       </w:r>
     </w:p>
     <w:p>
       <w:pPr>
         <w:numPr>
           <w:ilvl w:val="0"/>
-          <w:numId w:val="5"/>
+          <w:numId w:val="11"/>
         </w:numPr>
         <w:rPr>
           <w:b/>
@@ -236,826 +269,14 @@
           <w:b/>
           <w:bCs/>
         </w:rPr>
-        <w:t xml:space="preserve">Icons &amp; Styling: </w:t>
-      </w:r>
-      <w:proofErr w:type="spellStart"/>
-      <w:r>
-        <w:rPr>
-          <w:b/>
-          <w:bCs/>
-        </w:rPr>
-        <w:t>Lucide</w:t>
-      </w:r>
-      <w:proofErr w:type="spellEnd"/>
-      <w:r>
-        <w:rPr>
-          <w:b/>
-          <w:bCs/>
-        </w:rPr>
-        <w:t xml:space="preserve"> React, Tailwind CSS, custom inline physics animations</w:t>
-      </w:r>
-    </w:p>
-    <w:p>
-      <w:pPr>
-        <w:rPr>
-          <w:b/>
-          <w:bCs/>
-        </w:rPr>
-      </w:pPr>
-      <w:r>
-        <w:rPr>
-          <w:b/>
-          <w:bCs/>
-        </w:rPr>
-        <w:t>2. Core Architecture &amp; File Structure</w:t>
-      </w:r>
-    </w:p>
-    <w:p>
-      <w:pPr>
-        <w:rPr>
-          <w:b/>
-          <w:bCs/>
-        </w:rPr>
-      </w:pPr>
-      <w:r>
-        <w:rPr>
-          <w:b/>
-          <w:bCs/>
-        </w:rPr>
-        <w:t>Plaintext</w:t>
-      </w:r>
-    </w:p>
-    <w:p>
-      <w:pPr>
-        <w:rPr>
-          <w:b/>
-          <w:bCs/>
-        </w:rPr>
-      </w:pPr>
-      <w:proofErr w:type="spellStart"/>
-      <w:r>
-        <w:rPr>
-          <w:b/>
-          <w:bCs/>
-        </w:rPr>
-        <w:t>src</w:t>
-      </w:r>
-      <w:proofErr w:type="spellEnd"/>
-      <w:r>
-        <w:rPr>
-          <w:b/>
-          <w:bCs/>
-        </w:rPr>
-        <w:t>/</w:t>
-      </w:r>
-    </w:p>
-    <w:p>
-      <w:pPr>
-        <w:rPr>
-          <w:b/>
-          <w:bCs/>
-        </w:rPr>
-      </w:pPr>
-      <w:r>
-        <w:rPr>
-          <w:rFonts w:ascii="MS Gothic" w:eastAsia="MS Gothic" w:hAnsi="MS Gothic" w:cs="MS Gothic" w:hint="eastAsia"/>
-          <w:b/>
-          <w:bCs/>
-        </w:rPr>
-        <w:t>├</w:t>
-      </w:r>
-      <w:r>
-        <w:rPr>
-          <w:rFonts w:ascii="Calibri" w:hAnsi="Calibri" w:cs="Calibri"/>
-          <w:b/>
-          <w:bCs/>
-        </w:rPr>
-        <w:t>──</w:t>
-      </w:r>
-      <w:r>
-        <w:rPr>
-          <w:b/>
-          <w:bCs/>
-        </w:rPr>
-        <w:t xml:space="preserve"> app/</w:t>
-      </w:r>
-    </w:p>
-    <w:p>
-      <w:pPr>
-        <w:rPr>
-          <w:b/>
-          <w:bCs/>
-        </w:rPr>
-      </w:pPr>
-      <w:r>
-        <w:rPr>
-          <w:b/>
-          <w:bCs/>
-        </w:rPr>
-        <w:t xml:space="preserve">│   </w:t>
-      </w:r>
-      <w:r>
-        <w:rPr>
-          <w:rFonts w:ascii="MS Gothic" w:eastAsia="MS Gothic" w:hAnsi="MS Gothic" w:cs="MS Gothic" w:hint="eastAsia"/>
-          <w:b/>
-          <w:bCs/>
-        </w:rPr>
-        <w:t>├</w:t>
-      </w:r>
-      <w:r>
-        <w:rPr>
-          <w:rFonts w:ascii="Calibri" w:hAnsi="Calibri" w:cs="Calibri"/>
-          <w:b/>
-          <w:bCs/>
-        </w:rPr>
-        <w:t>──</w:t>
-      </w:r>
-      <w:r>
-        <w:rPr>
-          <w:b/>
-          <w:bCs/>
-        </w:rPr>
-        <w:t xml:space="preserve"> actions/</w:t>
-      </w:r>
-    </w:p>
-    <w:p>
-      <w:pPr>
-        <w:rPr>
-          <w:b/>
-          <w:bCs/>
-        </w:rPr>
-      </w:pPr>
-      <w:r>
-        <w:rPr>
-          <w:b/>
-          <w:bCs/>
-        </w:rPr>
-        <w:t xml:space="preserve">│   │   └── </w:t>
-      </w:r>
-      <w:proofErr w:type="spellStart"/>
-      <w:r>
-        <w:rPr>
-          <w:b/>
-          <w:bCs/>
-        </w:rPr>
-        <w:t>profile.ts</w:t>
-      </w:r>
-      <w:proofErr w:type="spellEnd"/>
-      <w:r>
-        <w:rPr>
-          <w:b/>
-          <w:bCs/>
-        </w:rPr>
-        <w:t xml:space="preserve">          # </w:t>
-      </w:r>
-      <w:proofErr w:type="spellStart"/>
-      <w:r>
-        <w:rPr>
-          <w:b/>
-          <w:bCs/>
-        </w:rPr>
-        <w:t>Supabase</w:t>
-      </w:r>
-      <w:proofErr w:type="spellEnd"/>
-      <w:r>
-        <w:rPr>
-          <w:b/>
-          <w:bCs/>
-        </w:rPr>
-        <w:t xml:space="preserve"> server mutations &amp; fetch actions</w:t>
-      </w:r>
-    </w:p>
-    <w:p>
-      <w:pPr>
-        <w:rPr>
-          <w:b/>
-          <w:bCs/>
-        </w:rPr>
-      </w:pPr>
-      <w:r>
-        <w:rPr>
-          <w:b/>
-          <w:bCs/>
-        </w:rPr>
-        <w:t>│   └── profile/</w:t>
-      </w:r>
-    </w:p>
-    <w:p>
-      <w:pPr>
-        <w:rPr>
-          <w:b/>
-          <w:bCs/>
-        </w:rPr>
-      </w:pPr>
-      <w:r>
-        <w:rPr>
-          <w:b/>
-          <w:bCs/>
-        </w:rPr>
-        <w:t xml:space="preserve">│       └── </w:t>
-      </w:r>
-      <w:proofErr w:type="spellStart"/>
-      <w:r>
-        <w:rPr>
-          <w:b/>
-          <w:bCs/>
-        </w:rPr>
-        <w:t>page.tsx</w:t>
-      </w:r>
-      <w:proofErr w:type="spellEnd"/>
-      <w:r>
-        <w:rPr>
-          <w:b/>
-          <w:bCs/>
-        </w:rPr>
-        <w:t xml:space="preserve">            # Main Profile Page component &amp; modals</w:t>
-      </w:r>
-    </w:p>
-    <w:p>
-      <w:pPr>
-        <w:rPr>
-          <w:b/>
-          <w:bCs/>
-        </w:rPr>
-      </w:pPr>
-      <w:r>
-        <w:rPr>
-          <w:b/>
-          <w:bCs/>
-        </w:rPr>
-        <w:t>└── utils/</w:t>
-      </w:r>
-    </w:p>
-    <w:p>
-      <w:pPr>
-        <w:rPr>
-          <w:b/>
-          <w:bCs/>
-        </w:rPr>
-      </w:pPr>
-      <w:r>
-        <w:rPr>
-          <w:b/>
-          <w:bCs/>
-        </w:rPr>
-        <w:t xml:space="preserve">    └── </w:t>
-      </w:r>
-      <w:proofErr w:type="spellStart"/>
-      <w:r>
-        <w:rPr>
-          <w:b/>
-          <w:bCs/>
-        </w:rPr>
-        <w:t>cropImage.ts</w:t>
-      </w:r>
-      <w:proofErr w:type="spellEnd"/>
-      <w:r>
-        <w:rPr>
-          <w:b/>
-          <w:bCs/>
-        </w:rPr>
-        <w:t xml:space="preserve">            # Canvas-based client-side cropping processor</w:t>
-      </w:r>
-    </w:p>
-    <w:p>
-      <w:pPr>
-        <w:rPr>
-          <w:b/>
-          <w:bCs/>
-        </w:rPr>
-      </w:pPr>
-    </w:p>
-    <w:p>
-      <w:pPr>
-        <w:rPr>
-          <w:b/>
-          <w:bCs/>
-        </w:rPr>
-      </w:pPr>
-    </w:p>
-    <w:p>
-      <w:pPr>
-        <w:rPr>
-          <w:b/>
-          <w:bCs/>
-        </w:rPr>
-      </w:pPr>
-      <w:r>
-        <w:rPr>
-          <w:b/>
-          <w:bCs/>
-        </w:rPr>
-        <w:lastRenderedPageBreak/>
-        <w:t>3. End-to-End Media Pipeline (</w:t>
-      </w:r>
-      <w:proofErr w:type="spellStart"/>
-      <w:r>
-        <w:rPr>
-          <w:b/>
-          <w:bCs/>
-        </w:rPr>
-        <w:t>Cloudinary</w:t>
-      </w:r>
-      <w:proofErr w:type="spellEnd"/>
-      <w:r>
-        <w:rPr>
-          <w:b/>
-          <w:bCs/>
-        </w:rPr>
-        <w:t xml:space="preserve"> + </w:t>
-      </w:r>
-      <w:proofErr w:type="spellStart"/>
-      <w:r>
-        <w:rPr>
-          <w:b/>
-          <w:bCs/>
-        </w:rPr>
-        <w:t>Supabase</w:t>
-      </w:r>
-      <w:proofErr w:type="spellEnd"/>
-      <w:r>
-        <w:rPr>
-          <w:b/>
-          <w:bCs/>
-        </w:rPr>
-        <w:t>)</w:t>
-      </w:r>
-    </w:p>
-    <w:p>
-      <w:pPr>
-        <w:rPr>
-          <w:b/>
-          <w:bCs/>
-        </w:rPr>
-      </w:pPr>
-      <w:r>
-        <w:rPr>
-          <w:b/>
-          <w:bCs/>
-        </w:rPr>
-        <w:t>The profile picture (PFP) pipeline avoids immediate server hits by staging images through an interactive client-side cropping phase before committing them to external storage and the database.</w:t>
-      </w:r>
-    </w:p>
-    <w:p>
-      <w:pPr>
-        <w:rPr>
-          <w:b/>
-          <w:bCs/>
-        </w:rPr>
-      </w:pPr>
-      <w:r>
-        <w:rPr>
-          <w:b/>
-          <w:bCs/>
-        </w:rPr>
-        <w:t>Plaintext</w:t>
-      </w:r>
-    </w:p>
-    <w:p>
-      <w:pPr>
-        <w:rPr>
-          <w:b/>
-          <w:bCs/>
-        </w:rPr>
-      </w:pPr>
-      <w:r>
-        <w:rPr>
-          <w:b/>
-          <w:bCs/>
-        </w:rPr>
-        <w:t xml:space="preserve">[User Selects File] </w:t>
-      </w:r>
-    </w:p>
-    <w:p>
-      <w:pPr>
-        <w:rPr>
-          <w:b/>
-          <w:bCs/>
-        </w:rPr>
-      </w:pPr>
-      <w:r>
-        <w:rPr>
-          <w:b/>
-          <w:bCs/>
-        </w:rPr>
-        <w:t xml:space="preserve">       │</w:t>
-      </w:r>
-    </w:p>
-    <w:p>
-      <w:pPr>
-        <w:rPr>
-          <w:b/>
-          <w:bCs/>
-        </w:rPr>
-      </w:pPr>
-      <w:r>
-        <w:rPr>
-          <w:b/>
-          <w:bCs/>
-        </w:rPr>
-        <w:t xml:space="preserve">       </w:t>
-      </w:r>
-      <w:r>
-        <w:rPr>
-          <w:rFonts w:ascii="Arial" w:hAnsi="Arial" w:cs="Arial"/>
-          <w:b/>
-          <w:bCs/>
-        </w:rPr>
-        <w:t>▼</w:t>
-      </w:r>
-    </w:p>
-    <w:p>
-      <w:pPr>
-        <w:rPr>
-          <w:b/>
-          <w:bCs/>
-        </w:rPr>
-      </w:pPr>
-      <w:r>
-        <w:rPr>
-          <w:b/>
-          <w:bCs/>
-        </w:rPr>
-        <w:t xml:space="preserve">[Blob URL Generated] </w:t>
-      </w:r>
-    </w:p>
-    <w:p>
-      <w:pPr>
-        <w:rPr>
-          <w:b/>
-          <w:bCs/>
-        </w:rPr>
-      </w:pPr>
-      <w:r>
-        <w:rPr>
-          <w:b/>
-          <w:bCs/>
-        </w:rPr>
-        <w:t xml:space="preserve">       │</w:t>
-      </w:r>
-    </w:p>
-    <w:p>
-      <w:pPr>
-        <w:rPr>
-          <w:b/>
-          <w:bCs/>
-        </w:rPr>
-      </w:pPr>
-      <w:r>
-        <w:rPr>
-          <w:b/>
-          <w:bCs/>
-        </w:rPr>
-        <w:t xml:space="preserve">       </w:t>
-      </w:r>
-      <w:r>
-        <w:rPr>
-          <w:rFonts w:ascii="Arial" w:hAnsi="Arial" w:cs="Arial"/>
-          <w:b/>
-          <w:bCs/>
-        </w:rPr>
-        <w:t>▼</w:t>
-      </w:r>
-    </w:p>
-    <w:p>
-      <w:pPr>
-        <w:rPr>
-          <w:b/>
-          <w:bCs/>
-        </w:rPr>
-      </w:pPr>
-      <w:r>
-        <w:rPr>
-          <w:b/>
-          <w:bCs/>
-        </w:rPr>
-        <w:t>[Cropper Overlay Active] ─</w:t>
-      </w:r>
-      <w:proofErr w:type="gramStart"/>
-      <w:r>
-        <w:rPr>
-          <w:b/>
-          <w:bCs/>
-        </w:rPr>
-        <w:t>─(</w:t>
-      </w:r>
-      <w:proofErr w:type="gramEnd"/>
-      <w:r>
-        <w:rPr>
-          <w:b/>
-          <w:bCs/>
-        </w:rPr>
-        <w:t>User Zooms/</w:t>
-      </w:r>
-      <w:proofErr w:type="gramStart"/>
-      <w:r>
-        <w:rPr>
-          <w:b/>
-          <w:bCs/>
-        </w:rPr>
-        <w:t>Crops)─</w:t>
-      </w:r>
-      <w:proofErr w:type="gramEnd"/>
-      <w:r>
-        <w:rPr>
-          <w:b/>
-          <w:bCs/>
-        </w:rPr>
-        <w:t>─&gt; [HTML5 Canvas Engine (</w:t>
-      </w:r>
-      <w:proofErr w:type="spellStart"/>
-      <w:r>
-        <w:rPr>
-          <w:b/>
-          <w:bCs/>
-        </w:rPr>
-        <w:t>getCroppedImg</w:t>
-      </w:r>
-      <w:proofErr w:type="spellEnd"/>
-      <w:r>
-        <w:rPr>
-          <w:b/>
-          <w:bCs/>
-        </w:rPr>
-        <w:t>)]</w:t>
-      </w:r>
-    </w:p>
-    <w:p>
-      <w:pPr>
-        <w:rPr>
-          <w:b/>
-          <w:bCs/>
-        </w:rPr>
-      </w:pPr>
-      <w:r>
-        <w:rPr>
-          <w:b/>
-          <w:bCs/>
-        </w:rPr>
-        <w:t xml:space="preserve">                                                          │</w:t>
-      </w:r>
-    </w:p>
-    <w:p>
-      <w:pPr>
-        <w:rPr>
-          <w:b/>
-          <w:bCs/>
-        </w:rPr>
-      </w:pPr>
-      <w:r>
-        <w:rPr>
-          <w:b/>
-          <w:bCs/>
-        </w:rPr>
-        <w:t xml:space="preserve">                                                          </w:t>
-      </w:r>
-      <w:r>
-        <w:rPr>
-          <w:rFonts w:ascii="Arial" w:hAnsi="Arial" w:cs="Arial"/>
-          <w:b/>
-          <w:bCs/>
-        </w:rPr>
-        <w:t>▼</w:t>
-      </w:r>
-    </w:p>
-    <w:p>
-      <w:pPr>
-        <w:rPr>
-          <w:b/>
-          <w:bCs/>
-        </w:rPr>
-      </w:pPr>
-      <w:r>
-        <w:rPr>
-          <w:b/>
-          <w:bCs/>
-        </w:rPr>
-        <w:t xml:space="preserve">                                            [Cropped JPEG File Generated]</w:t>
-      </w:r>
-    </w:p>
-    <w:p>
-      <w:pPr>
-        <w:rPr>
-          <w:b/>
-          <w:bCs/>
-        </w:rPr>
-      </w:pPr>
-      <w:r>
-        <w:rPr>
-          <w:b/>
-          <w:bCs/>
-        </w:rPr>
-        <w:t xml:space="preserve">                                                          │</w:t>
-      </w:r>
-    </w:p>
-    <w:p>
-      <w:pPr>
-        <w:rPr>
-          <w:b/>
-          <w:bCs/>
-        </w:rPr>
-      </w:pPr>
-      <w:r>
-        <w:rPr>
-          <w:b/>
-          <w:bCs/>
-        </w:rPr>
-        <w:t xml:space="preserve">                                                          </w:t>
-      </w:r>
-      <w:r>
-        <w:rPr>
-          <w:rFonts w:ascii="Arial" w:hAnsi="Arial" w:cs="Arial"/>
-          <w:b/>
-          <w:bCs/>
-        </w:rPr>
-        <w:t>▼</w:t>
-      </w:r>
-    </w:p>
-    <w:p>
-      <w:pPr>
-        <w:rPr>
-          <w:b/>
-          <w:bCs/>
-        </w:rPr>
-      </w:pPr>
-      <w:r>
-        <w:rPr>
-          <w:b/>
-          <w:bCs/>
-        </w:rPr>
-        <w:t xml:space="preserve">                                            [</w:t>
-      </w:r>
-      <w:proofErr w:type="spellStart"/>
-      <w:r>
-        <w:rPr>
-          <w:b/>
-          <w:bCs/>
-        </w:rPr>
-        <w:t>Cloudinary</w:t>
-      </w:r>
-      <w:proofErr w:type="spellEnd"/>
-      <w:r>
-        <w:rPr>
-          <w:b/>
-          <w:bCs/>
-        </w:rPr>
-        <w:t xml:space="preserve"> Upload API POST]</w:t>
-      </w:r>
-    </w:p>
-    <w:p>
-      <w:pPr>
-        <w:rPr>
-          <w:b/>
-          <w:bCs/>
-        </w:rPr>
-      </w:pPr>
-      <w:r>
-        <w:rPr>
-          <w:b/>
-          <w:bCs/>
-        </w:rPr>
-        <w:t xml:space="preserve">                                                          │</w:t>
-      </w:r>
-    </w:p>
-    <w:p>
-      <w:pPr>
-        <w:rPr>
-          <w:b/>
-          <w:bCs/>
-        </w:rPr>
-      </w:pPr>
-      <w:r>
-        <w:rPr>
-          <w:b/>
-          <w:bCs/>
-        </w:rPr>
-        <w:t xml:space="preserve">                                                          </w:t>
-      </w:r>
-      <w:r>
-        <w:rPr>
-          <w:rFonts w:ascii="Arial" w:hAnsi="Arial" w:cs="Arial"/>
-          <w:b/>
-          <w:bCs/>
-        </w:rPr>
-        <w:t>▼</w:t>
-      </w:r>
-    </w:p>
-    <w:p>
-      <w:pPr>
-        <w:rPr>
-          <w:b/>
-          <w:bCs/>
-        </w:rPr>
-      </w:pPr>
-      <w:r>
-        <w:rPr>
-          <w:b/>
-          <w:bCs/>
-        </w:rPr>
-        <w:t xml:space="preserve">                                            [</w:t>
-      </w:r>
-      <w:proofErr w:type="spellStart"/>
-      <w:r>
-        <w:rPr>
-          <w:b/>
-          <w:bCs/>
-        </w:rPr>
-        <w:t>Supabase</w:t>
-      </w:r>
-      <w:proofErr w:type="spellEnd"/>
-      <w:r>
-        <w:rPr>
-          <w:b/>
-          <w:bCs/>
-        </w:rPr>
-        <w:t xml:space="preserve"> DB Update: </w:t>
-      </w:r>
-      <w:proofErr w:type="spellStart"/>
-      <w:r>
-        <w:rPr>
-          <w:b/>
-          <w:bCs/>
-        </w:rPr>
-        <w:t>avatar_url</w:t>
-      </w:r>
-      <w:proofErr w:type="spellEnd"/>
-      <w:r>
-        <w:rPr>
-          <w:b/>
-          <w:bCs/>
-        </w:rPr>
-        <w:t>]</w:t>
-      </w:r>
-    </w:p>
-    <w:p>
-      <w:pPr>
-        <w:rPr>
-          <w:b/>
-          <w:bCs/>
-        </w:rPr>
-      </w:pPr>
-    </w:p>
-    <w:p>
-      <w:pPr>
-        <w:rPr>
-          <w:b/>
-          <w:bCs/>
-        </w:rPr>
-      </w:pPr>
-    </w:p>
-    <w:p>
-      <w:pPr>
-        <w:rPr>
-          <w:b/>
-          <w:bCs/>
-        </w:rPr>
-      </w:pPr>
-    </w:p>
-    <w:p>
-      <w:pPr>
-        <w:rPr>
-          <w:b/>
-          <w:bCs/>
-        </w:rPr>
-      </w:pPr>
-    </w:p>
-    <w:p>
-      <w:pPr>
-        <w:rPr>
-          <w:b/>
-          <w:bCs/>
-        </w:rPr>
-      </w:pPr>
-    </w:p>
-    <w:p>
-      <w:pPr>
-        <w:rPr>
-          <w:b/>
-          <w:bCs/>
-        </w:rPr>
-      </w:pPr>
-    </w:p>
-    <w:p>
-      <w:pPr>
-        <w:rPr>
-          <w:b/>
-          <w:bCs/>
-        </w:rPr>
-      </w:pPr>
-      <w:r>
-        <w:rPr>
-          <w:b/>
-          <w:bCs/>
-        </w:rPr>
-        <w:lastRenderedPageBreak/>
-        <w:t>Step-by-Step Pipeline breakdown:</w:t>
+        <w:t>Image Processing: react-easy-crop paired with custom HTML5 Canvas compression utilities</w:t>
       </w:r>
     </w:p>
     <w:p>
       <w:pPr>
         <w:numPr>
           <w:ilvl w:val="0"/>
-          <w:numId w:val="6"/>
+          <w:numId w:val="11"/>
         </w:numPr>
         <w:rPr>
           <w:b/>
@@ -1067,15 +288,697 @@
           <w:b/>
           <w:bCs/>
         </w:rPr>
-        <w:t xml:space="preserve">Trigger &amp; Capture: The user interacts with the avatar or edit sheet, activating a hidden native file input (&lt;input type="file" </w:t>
-      </w:r>
+        <w:t xml:space="preserve">UI Physics &amp; Styling: Tailwind CSS, </w:t>
+      </w:r>
+      <w:proofErr w:type="spellStart"/>
+      <w:r>
+        <w:rPr>
+          <w:b/>
+          <w:bCs/>
+        </w:rPr>
+        <w:t>Lucide</w:t>
+      </w:r>
+      <w:proofErr w:type="spellEnd"/>
+      <w:r>
+        <w:rPr>
+          <w:b/>
+          <w:bCs/>
+        </w:rPr>
+        <w:t xml:space="preserve"> React, HTML5 Canvas API, and custom gesture physics hooks</w:t>
+      </w:r>
+    </w:p>
+    <w:p>
+      <w:pPr>
+        <w:rPr>
+          <w:b/>
+          <w:bCs/>
+        </w:rPr>
+      </w:pPr>
+    </w:p>
+    <w:p>
+      <w:pPr>
+        <w:rPr>
+          <w:b/>
+          <w:bCs/>
+        </w:rPr>
+      </w:pPr>
+    </w:p>
+    <w:p>
+      <w:pPr>
+        <w:rPr>
+          <w:b/>
+          <w:bCs/>
+        </w:rPr>
+      </w:pPr>
+    </w:p>
+    <w:p>
+      <w:pPr>
+        <w:rPr>
+          <w:b/>
+          <w:bCs/>
+        </w:rPr>
+      </w:pPr>
+    </w:p>
+    <w:p>
+      <w:pPr>
+        <w:rPr>
+          <w:b/>
+          <w:bCs/>
+        </w:rPr>
+      </w:pPr>
+    </w:p>
+    <w:p>
+      <w:pPr>
+        <w:rPr>
+          <w:b/>
+          <w:bCs/>
+        </w:rPr>
+      </w:pPr>
+    </w:p>
+    <w:p>
+      <w:pPr>
+        <w:rPr>
+          <w:b/>
+          <w:bCs/>
+        </w:rPr>
+      </w:pPr>
+    </w:p>
+    <w:p>
+      <w:pPr>
+        <w:rPr>
+          <w:b/>
+          <w:bCs/>
+        </w:rPr>
+      </w:pPr>
+      <w:r>
+        <w:rPr>
+          <w:b/>
+          <w:bCs/>
+        </w:rPr>
+        <w:lastRenderedPageBreak/>
+        <w:t>2. Component Hierarchy &amp; File Structure</w:t>
+      </w:r>
+    </w:p>
+    <w:p>
+      <w:pPr>
+        <w:rPr>
+          <w:b/>
+          <w:bCs/>
+        </w:rPr>
+      </w:pPr>
+      <w:r>
+        <w:rPr>
+          <w:b/>
+          <w:bCs/>
+        </w:rPr>
+        <w:t>The profile module is divided into specialized sheets, modals, hooks, and server actions:</w:t>
+      </w:r>
+    </w:p>
+    <w:p>
+      <w:pPr>
+        <w:rPr>
+          <w:b/>
+          <w:bCs/>
+        </w:rPr>
+      </w:pPr>
+      <w:r>
+        <w:rPr>
+          <w:b/>
+          <w:bCs/>
+        </w:rPr>
+        <w:t>Plaintext</w:t>
+      </w:r>
+    </w:p>
+    <w:p>
+      <w:pPr>
+        <w:rPr>
+          <w:b/>
+          <w:bCs/>
+        </w:rPr>
+      </w:pPr>
+      <w:proofErr w:type="spellStart"/>
+      <w:r>
+        <w:rPr>
+          <w:b/>
+          <w:bCs/>
+        </w:rPr>
+        <w:t>src</w:t>
+      </w:r>
+      <w:proofErr w:type="spellEnd"/>
+      <w:r>
+        <w:rPr>
+          <w:b/>
+          <w:bCs/>
+        </w:rPr>
+        <w:t>/</w:t>
+      </w:r>
+    </w:p>
+    <w:p>
+      <w:pPr>
+        <w:rPr>
+          <w:b/>
+          <w:bCs/>
+        </w:rPr>
+      </w:pPr>
+      <w:r>
+        <w:rPr>
+          <w:rFonts w:ascii="MS Gothic" w:eastAsia="MS Gothic" w:hAnsi="MS Gothic" w:cs="MS Gothic" w:hint="eastAsia"/>
+          <w:b/>
+          <w:bCs/>
+        </w:rPr>
+        <w:t>├</w:t>
+      </w:r>
+      <w:r>
+        <w:rPr>
+          <w:rFonts w:ascii="Calibri" w:hAnsi="Calibri" w:cs="Calibri"/>
+          <w:b/>
+          <w:bCs/>
+        </w:rPr>
+        <w:t>──</w:t>
+      </w:r>
+      <w:r>
+        <w:rPr>
+          <w:b/>
+          <w:bCs/>
+        </w:rPr>
+        <w:t xml:space="preserve"> app/</w:t>
+      </w:r>
+    </w:p>
+    <w:p>
+      <w:pPr>
+        <w:rPr>
+          <w:b/>
+          <w:bCs/>
+        </w:rPr>
+      </w:pPr>
+      <w:r>
+        <w:rPr>
+          <w:b/>
+          <w:bCs/>
+        </w:rPr>
+        <w:t xml:space="preserve">│   </w:t>
+      </w:r>
+      <w:r>
+        <w:rPr>
+          <w:rFonts w:ascii="MS Gothic" w:eastAsia="MS Gothic" w:hAnsi="MS Gothic" w:cs="MS Gothic" w:hint="eastAsia"/>
+          <w:b/>
+          <w:bCs/>
+        </w:rPr>
+        <w:t>├</w:t>
+      </w:r>
+      <w:r>
+        <w:rPr>
+          <w:rFonts w:ascii="Calibri" w:hAnsi="Calibri" w:cs="Calibri"/>
+          <w:b/>
+          <w:bCs/>
+        </w:rPr>
+        <w:t>──</w:t>
+      </w:r>
+      <w:r>
+        <w:rPr>
+          <w:b/>
+          <w:bCs/>
+        </w:rPr>
+        <w:t xml:space="preserve"> actions/</w:t>
+      </w:r>
+    </w:p>
+    <w:p>
+      <w:pPr>
+        <w:rPr>
+          <w:b/>
+          <w:bCs/>
+        </w:rPr>
+      </w:pPr>
+      <w:r>
+        <w:rPr>
+          <w:b/>
+          <w:bCs/>
+        </w:rPr>
+        <w:t xml:space="preserve">│   │   </w:t>
+      </w:r>
+      <w:r>
+        <w:rPr>
+          <w:rFonts w:ascii="MS Gothic" w:eastAsia="MS Gothic" w:hAnsi="MS Gothic" w:cs="MS Gothic" w:hint="eastAsia"/>
+          <w:b/>
+          <w:bCs/>
+        </w:rPr>
+        <w:t>├</w:t>
+      </w:r>
+      <w:r>
+        <w:rPr>
+          <w:rFonts w:ascii="Calibri" w:hAnsi="Calibri" w:cs="Calibri"/>
+          <w:b/>
+          <w:bCs/>
+        </w:rPr>
+        <w:t>──</w:t>
+      </w:r>
+      <w:r>
+        <w:rPr>
+          <w:b/>
+          <w:bCs/>
+        </w:rPr>
+        <w:t xml:space="preserve"> </w:t>
+      </w:r>
+      <w:proofErr w:type="spellStart"/>
+      <w:r>
+        <w:rPr>
+          <w:b/>
+          <w:bCs/>
+        </w:rPr>
+        <w:t>profile.ts</w:t>
+      </w:r>
+      <w:proofErr w:type="spellEnd"/>
+      <w:r>
+        <w:rPr>
+          <w:b/>
+          <w:bCs/>
+        </w:rPr>
+        <w:t xml:space="preserve">          # Server actions for profile updates &amp; Caching</w:t>
+      </w:r>
+    </w:p>
+    <w:p>
+      <w:pPr>
+        <w:rPr>
+          <w:b/>
+          <w:bCs/>
+        </w:rPr>
+      </w:pPr>
+      <w:r>
+        <w:rPr>
+          <w:b/>
+          <w:bCs/>
+        </w:rPr>
+        <w:t xml:space="preserve">│   │   </w:t>
+      </w:r>
+      <w:r>
+        <w:rPr>
+          <w:rFonts w:ascii="MS Gothic" w:eastAsia="MS Gothic" w:hAnsi="MS Gothic" w:cs="MS Gothic" w:hint="eastAsia"/>
+          <w:b/>
+          <w:bCs/>
+        </w:rPr>
+        <w:t>├</w:t>
+      </w:r>
+      <w:r>
+        <w:rPr>
+          <w:rFonts w:ascii="Calibri" w:hAnsi="Calibri" w:cs="Calibri"/>
+          <w:b/>
+          <w:bCs/>
+        </w:rPr>
+        <w:t>──</w:t>
+      </w:r>
+      <w:r>
+        <w:rPr>
+          <w:b/>
+          <w:bCs/>
+        </w:rPr>
+        <w:t xml:space="preserve"> </w:t>
+      </w:r>
+      <w:proofErr w:type="spellStart"/>
+      <w:r>
+        <w:rPr>
+          <w:b/>
+          <w:bCs/>
+        </w:rPr>
+        <w:t>post.ts</w:t>
+      </w:r>
+      <w:proofErr w:type="spellEnd"/>
+      <w:r>
+        <w:rPr>
+          <w:b/>
+          <w:bCs/>
+        </w:rPr>
+        <w:t xml:space="preserve">             # Server actions for post mutations &amp; Garbage Collection</w:t>
+      </w:r>
+    </w:p>
+    <w:p>
+      <w:pPr>
+        <w:rPr>
+          <w:b/>
+          <w:bCs/>
+        </w:rPr>
+      </w:pPr>
+      <w:r>
+        <w:rPr>
+          <w:b/>
+          <w:bCs/>
+        </w:rPr>
+        <w:t xml:space="preserve">│   │   </w:t>
+      </w:r>
+      <w:r>
+        <w:rPr>
+          <w:rFonts w:ascii="MS Gothic" w:eastAsia="MS Gothic" w:hAnsi="MS Gothic" w:cs="MS Gothic" w:hint="eastAsia"/>
+          <w:b/>
+          <w:bCs/>
+        </w:rPr>
+        <w:t>├</w:t>
+      </w:r>
+      <w:r>
+        <w:rPr>
+          <w:rFonts w:ascii="Calibri" w:hAnsi="Calibri" w:cs="Calibri"/>
+          <w:b/>
+          <w:bCs/>
+        </w:rPr>
+        <w:t>──</w:t>
+      </w:r>
+      <w:r>
+        <w:rPr>
+          <w:b/>
+          <w:bCs/>
+        </w:rPr>
+        <w:t xml:space="preserve"> </w:t>
+      </w:r>
+      <w:proofErr w:type="spellStart"/>
+      <w:r>
+        <w:rPr>
+          <w:b/>
+          <w:bCs/>
+        </w:rPr>
+        <w:t>cloudinary.ts</w:t>
+      </w:r>
+      <w:proofErr w:type="spellEnd"/>
+      <w:r>
+        <w:rPr>
+          <w:b/>
+          <w:bCs/>
+        </w:rPr>
+        <w:t xml:space="preserve">       # HMAC signature generation for client uploads</w:t>
+      </w:r>
+    </w:p>
+    <w:p>
+      <w:pPr>
+        <w:rPr>
+          <w:b/>
+          <w:bCs/>
+        </w:rPr>
+      </w:pPr>
+      <w:r>
+        <w:rPr>
+          <w:b/>
+          <w:bCs/>
+        </w:rPr>
+        <w:t xml:space="preserve">│   │   └── </w:t>
+      </w:r>
+      <w:proofErr w:type="spellStart"/>
+      <w:r>
+        <w:rPr>
+          <w:b/>
+          <w:bCs/>
+        </w:rPr>
+        <w:t>auth.ts</w:t>
+      </w:r>
+      <w:proofErr w:type="spellEnd"/>
+      <w:r>
+        <w:rPr>
+          <w:b/>
+          <w:bCs/>
+        </w:rPr>
+        <w:t xml:space="preserve">             # Real-time username availability check</w:t>
+      </w:r>
+    </w:p>
+    <w:p>
+      <w:pPr>
+        <w:rPr>
+          <w:b/>
+          <w:bCs/>
+        </w:rPr>
+      </w:pPr>
+      <w:r>
+        <w:rPr>
+          <w:b/>
+          <w:bCs/>
+        </w:rPr>
+        <w:t>│   └── profile/</w:t>
+      </w:r>
+    </w:p>
+    <w:p>
+      <w:pPr>
+        <w:rPr>
+          <w:b/>
+          <w:bCs/>
+        </w:rPr>
+      </w:pPr>
+      <w:r>
+        <w:rPr>
+          <w:b/>
+          <w:bCs/>
+        </w:rPr>
+        <w:t xml:space="preserve">│       </w:t>
+      </w:r>
+      <w:r>
+        <w:rPr>
+          <w:rFonts w:ascii="MS Gothic" w:eastAsia="MS Gothic" w:hAnsi="MS Gothic" w:cs="MS Gothic" w:hint="eastAsia"/>
+          <w:b/>
+          <w:bCs/>
+        </w:rPr>
+        <w:t>├</w:t>
+      </w:r>
+      <w:r>
+        <w:rPr>
+          <w:rFonts w:ascii="Calibri" w:hAnsi="Calibri" w:cs="Calibri"/>
+          <w:b/>
+          <w:bCs/>
+        </w:rPr>
+        <w:t>──</w:t>
+      </w:r>
+      <w:r>
+        <w:rPr>
+          <w:b/>
+          <w:bCs/>
+        </w:rPr>
+        <w:t xml:space="preserve"> </w:t>
+      </w:r>
+      <w:proofErr w:type="spellStart"/>
+      <w:r>
+        <w:rPr>
+          <w:b/>
+          <w:bCs/>
+        </w:rPr>
+        <w:t>page.tsx</w:t>
+      </w:r>
+      <w:proofErr w:type="spellEnd"/>
+      <w:r>
+        <w:rPr>
+          <w:b/>
+          <w:bCs/>
+        </w:rPr>
+        <w:t xml:space="preserve">            # Main Profile page container &amp; feed modal state</w:t>
+      </w:r>
+    </w:p>
+    <w:p>
+      <w:pPr>
+        <w:rPr>
+          <w:b/>
+          <w:bCs/>
+        </w:rPr>
+      </w:pPr>
+      <w:r>
+        <w:rPr>
+          <w:b/>
+          <w:bCs/>
+        </w:rPr>
+        <w:t xml:space="preserve">│       </w:t>
+      </w:r>
+      <w:r>
+        <w:rPr>
+          <w:rFonts w:ascii="MS Gothic" w:eastAsia="MS Gothic" w:hAnsi="MS Gothic" w:cs="MS Gothic" w:hint="eastAsia"/>
+          <w:b/>
+          <w:bCs/>
+        </w:rPr>
+        <w:t>├</w:t>
+      </w:r>
+      <w:r>
+        <w:rPr>
+          <w:rFonts w:ascii="Calibri" w:hAnsi="Calibri" w:cs="Calibri"/>
+          <w:b/>
+          <w:bCs/>
+        </w:rPr>
+        <w:t>──</w:t>
+      </w:r>
+      <w:r>
+        <w:rPr>
+          <w:b/>
+          <w:bCs/>
+        </w:rPr>
+        <w:t xml:space="preserve"> </w:t>
+      </w:r>
+      <w:proofErr w:type="spellStart"/>
+      <w:r>
+        <w:rPr>
+          <w:b/>
+          <w:bCs/>
+        </w:rPr>
+        <w:t>EditProfileSheet.tsx</w:t>
+      </w:r>
+      <w:proofErr w:type="spellEnd"/>
+      <w:r>
+        <w:rPr>
+          <w:b/>
+          <w:bCs/>
+        </w:rPr>
+        <w:t># Bottom sheet for bio, name, links, &amp; username edits</w:t>
+      </w:r>
+    </w:p>
+    <w:p>
+      <w:pPr>
+        <w:rPr>
+          <w:b/>
+          <w:bCs/>
+        </w:rPr>
+      </w:pPr>
+      <w:r>
+        <w:rPr>
+          <w:b/>
+          <w:bCs/>
+        </w:rPr>
+        <w:t xml:space="preserve">│       </w:t>
+      </w:r>
+      <w:r>
+        <w:rPr>
+          <w:rFonts w:ascii="MS Gothic" w:eastAsia="MS Gothic" w:hAnsi="MS Gothic" w:cs="MS Gothic" w:hint="eastAsia"/>
+          <w:b/>
+          <w:bCs/>
+        </w:rPr>
+        <w:t>├</w:t>
+      </w:r>
+      <w:r>
+        <w:rPr>
+          <w:rFonts w:ascii="Calibri" w:hAnsi="Calibri" w:cs="Calibri"/>
+          <w:b/>
+          <w:bCs/>
+        </w:rPr>
+        <w:t>──</w:t>
+      </w:r>
+      <w:r>
+        <w:rPr>
+          <w:b/>
+          <w:bCs/>
+        </w:rPr>
+        <w:t xml:space="preserve"> </w:t>
+      </w:r>
+      <w:proofErr w:type="spellStart"/>
+      <w:r>
+        <w:rPr>
+          <w:b/>
+          <w:bCs/>
+        </w:rPr>
+        <w:t>AvatarMenuSheet.tsx</w:t>
+      </w:r>
+      <w:proofErr w:type="spellEnd"/>
+      <w:r>
+        <w:rPr>
+          <w:b/>
+          <w:bCs/>
+        </w:rPr>
+        <w:t xml:space="preserve"> # Bottom sheet for profile photo actions</w:t>
+      </w:r>
+    </w:p>
+    <w:p>
+      <w:pPr>
+        <w:rPr>
+          <w:b/>
+          <w:bCs/>
+        </w:rPr>
+      </w:pPr>
+      <w:r>
+        <w:rPr>
+          <w:b/>
+          <w:bCs/>
+        </w:rPr>
+        <w:t xml:space="preserve">│       </w:t>
+      </w:r>
+      <w:r>
+        <w:rPr>
+          <w:rFonts w:ascii="MS Gothic" w:eastAsia="MS Gothic" w:hAnsi="MS Gothic" w:cs="MS Gothic" w:hint="eastAsia"/>
+          <w:b/>
+          <w:bCs/>
+        </w:rPr>
+        <w:t>├</w:t>
+      </w:r>
+      <w:r>
+        <w:rPr>
+          <w:rFonts w:ascii="Calibri" w:hAnsi="Calibri" w:cs="Calibri"/>
+          <w:b/>
+          <w:bCs/>
+        </w:rPr>
+        <w:t>──</w:t>
+      </w:r>
+      <w:r>
+        <w:rPr>
+          <w:b/>
+          <w:bCs/>
+        </w:rPr>
+        <w:t xml:space="preserve"> </w:t>
+      </w:r>
+      <w:proofErr w:type="spellStart"/>
+      <w:r>
+        <w:rPr>
+          <w:b/>
+          <w:bCs/>
+        </w:rPr>
+        <w:t>BannerMenuSheet.tsx</w:t>
+      </w:r>
+      <w:proofErr w:type="spellEnd"/>
+      <w:r>
+        <w:rPr>
+          <w:b/>
+          <w:bCs/>
+        </w:rPr>
+        <w:t xml:space="preserve"> # Bottom sheet for profile banner actions</w:t>
+      </w:r>
+    </w:p>
+    <w:p>
+      <w:pPr>
+        <w:rPr>
+          <w:b/>
+          <w:bCs/>
+        </w:rPr>
+      </w:pPr>
+      <w:r>
+        <w:rPr>
+          <w:b/>
+          <w:bCs/>
+        </w:rPr>
+        <w:t xml:space="preserve">│       </w:t>
+      </w:r>
+      <w:r>
+        <w:rPr>
+          <w:rFonts w:ascii="MS Gothic" w:eastAsia="MS Gothic" w:hAnsi="MS Gothic" w:cs="MS Gothic" w:hint="eastAsia"/>
+          <w:b/>
+          <w:bCs/>
+        </w:rPr>
+        <w:t>├</w:t>
+      </w:r>
+      <w:r>
+        <w:rPr>
+          <w:rFonts w:ascii="Calibri" w:hAnsi="Calibri" w:cs="Calibri"/>
+          <w:b/>
+          <w:bCs/>
+        </w:rPr>
+        <w:t>──</w:t>
+      </w:r>
+      <w:r>
+        <w:rPr>
+          <w:b/>
+          <w:bCs/>
+        </w:rPr>
+        <w:t xml:space="preserve"> </w:t>
+      </w:r>
+      <w:proofErr w:type="spellStart"/>
       <w:proofErr w:type="gramStart"/>
       <w:r>
         <w:rPr>
           <w:b/>
           <w:bCs/>
         </w:rPr>
-        <w:t>accept</w:t>
+        <w:t>CustomizeSheet.tsx</w:t>
+      </w:r>
+      <w:proofErr w:type="spellEnd"/>
+      <w:r>
+        <w:rPr>
+          <w:b/>
+          <w:bCs/>
+        </w:rPr>
+        <w:t xml:space="preserve">  #</w:t>
       </w:r>
       <w:proofErr w:type="gramEnd"/>
       <w:r>
@@ -1083,14 +986,1095 @@
           <w:b/>
           <w:bCs/>
         </w:rPr>
-        <w:t>="image/*"&gt;).</w:t>
+        <w:t xml:space="preserve"> Profile visual effects &amp; banner picker sheet</w:t>
+      </w:r>
+    </w:p>
+    <w:p>
+      <w:pPr>
+        <w:rPr>
+          <w:b/>
+          <w:bCs/>
+        </w:rPr>
+      </w:pPr>
+      <w:r>
+        <w:rPr>
+          <w:b/>
+          <w:bCs/>
+        </w:rPr>
+        <w:t xml:space="preserve">│       </w:t>
+      </w:r>
+      <w:r>
+        <w:rPr>
+          <w:rFonts w:ascii="MS Gothic" w:eastAsia="MS Gothic" w:hAnsi="MS Gothic" w:cs="MS Gothic" w:hint="eastAsia"/>
+          <w:b/>
+          <w:bCs/>
+        </w:rPr>
+        <w:t>├</w:t>
+      </w:r>
+      <w:r>
+        <w:rPr>
+          <w:rFonts w:ascii="Calibri" w:hAnsi="Calibri" w:cs="Calibri"/>
+          <w:b/>
+          <w:bCs/>
+        </w:rPr>
+        <w:t>──</w:t>
+      </w:r>
+      <w:r>
+        <w:rPr>
+          <w:b/>
+          <w:bCs/>
+        </w:rPr>
+        <w:t xml:space="preserve"> </w:t>
+      </w:r>
+      <w:proofErr w:type="spellStart"/>
+      <w:r>
+        <w:rPr>
+          <w:b/>
+          <w:bCs/>
+        </w:rPr>
+        <w:t>CreatePostSheet.tsx</w:t>
+      </w:r>
+      <w:proofErr w:type="spellEnd"/>
+      <w:r>
+        <w:rPr>
+          <w:b/>
+          <w:bCs/>
+        </w:rPr>
+        <w:t xml:space="preserve"> # Post creation &amp; multi-media upload staging sheet</w:t>
+      </w:r>
+    </w:p>
+    <w:p>
+      <w:pPr>
+        <w:rPr>
+          <w:b/>
+          <w:bCs/>
+        </w:rPr>
+      </w:pPr>
+      <w:r>
+        <w:rPr>
+          <w:b/>
+          <w:bCs/>
+        </w:rPr>
+        <w:t xml:space="preserve">│       </w:t>
+      </w:r>
+      <w:r>
+        <w:rPr>
+          <w:rFonts w:ascii="MS Gothic" w:eastAsia="MS Gothic" w:hAnsi="MS Gothic" w:cs="MS Gothic" w:hint="eastAsia"/>
+          <w:b/>
+          <w:bCs/>
+        </w:rPr>
+        <w:t>├</w:t>
+      </w:r>
+      <w:r>
+        <w:rPr>
+          <w:rFonts w:ascii="Calibri" w:hAnsi="Calibri" w:cs="Calibri"/>
+          <w:b/>
+          <w:bCs/>
+        </w:rPr>
+        <w:t>──</w:t>
+      </w:r>
+      <w:r>
+        <w:rPr>
+          <w:b/>
+          <w:bCs/>
+        </w:rPr>
+        <w:t xml:space="preserve"> </w:t>
+      </w:r>
+      <w:proofErr w:type="spellStart"/>
+      <w:r>
+        <w:rPr>
+          <w:b/>
+          <w:bCs/>
+        </w:rPr>
+        <w:t>CropperModal.tsx</w:t>
+      </w:r>
+      <w:proofErr w:type="spellEnd"/>
+      <w:r>
+        <w:rPr>
+          <w:b/>
+          <w:bCs/>
+        </w:rPr>
+        <w:t xml:space="preserve">    # Edge-to-edge cropper (Avatar, Banner, &amp; Post)</w:t>
+      </w:r>
+    </w:p>
+    <w:p>
+      <w:pPr>
+        <w:rPr>
+          <w:b/>
+          <w:bCs/>
+        </w:rPr>
+      </w:pPr>
+      <w:r>
+        <w:rPr>
+          <w:b/>
+          <w:bCs/>
+        </w:rPr>
+        <w:t xml:space="preserve">│       </w:t>
+      </w:r>
+      <w:r>
+        <w:rPr>
+          <w:rFonts w:ascii="MS Gothic" w:eastAsia="MS Gothic" w:hAnsi="MS Gothic" w:cs="MS Gothic" w:hint="eastAsia"/>
+          <w:b/>
+          <w:bCs/>
+        </w:rPr>
+        <w:t>├</w:t>
+      </w:r>
+      <w:r>
+        <w:rPr>
+          <w:rFonts w:ascii="Calibri" w:hAnsi="Calibri" w:cs="Calibri"/>
+          <w:b/>
+          <w:bCs/>
+        </w:rPr>
+        <w:t>──</w:t>
+      </w:r>
+      <w:r>
+        <w:rPr>
+          <w:b/>
+          <w:bCs/>
+        </w:rPr>
+        <w:t xml:space="preserve"> </w:t>
+      </w:r>
+      <w:proofErr w:type="spellStart"/>
+      <w:r>
+        <w:rPr>
+          <w:b/>
+          <w:bCs/>
+        </w:rPr>
+        <w:t>PeekPostModal.tsx</w:t>
+      </w:r>
+      <w:proofErr w:type="spellEnd"/>
+      <w:r>
+        <w:rPr>
+          <w:b/>
+          <w:bCs/>
+        </w:rPr>
+        <w:t xml:space="preserve">   # Long-press gesture preview modal</w:t>
+      </w:r>
+    </w:p>
+    <w:p>
+      <w:pPr>
+        <w:rPr>
+          <w:b/>
+          <w:bCs/>
+        </w:rPr>
+      </w:pPr>
+      <w:r>
+        <w:rPr>
+          <w:b/>
+          <w:bCs/>
+        </w:rPr>
+        <w:t xml:space="preserve">│       </w:t>
+      </w:r>
+      <w:r>
+        <w:rPr>
+          <w:rFonts w:ascii="MS Gothic" w:eastAsia="MS Gothic" w:hAnsi="MS Gothic" w:cs="MS Gothic" w:hint="eastAsia"/>
+          <w:b/>
+          <w:bCs/>
+        </w:rPr>
+        <w:t>├</w:t>
+      </w:r>
+      <w:r>
+        <w:rPr>
+          <w:rFonts w:ascii="Calibri" w:hAnsi="Calibri" w:cs="Calibri"/>
+          <w:b/>
+          <w:bCs/>
+        </w:rPr>
+        <w:t>──</w:t>
+      </w:r>
+      <w:r>
+        <w:rPr>
+          <w:b/>
+          <w:bCs/>
+        </w:rPr>
+        <w:t xml:space="preserve"> </w:t>
+      </w:r>
+      <w:proofErr w:type="spellStart"/>
+      <w:r>
+        <w:rPr>
+          <w:b/>
+          <w:bCs/>
+        </w:rPr>
+        <w:t>ProfileEffect.tsx</w:t>
+      </w:r>
+      <w:proofErr w:type="spellEnd"/>
+      <w:r>
+        <w:rPr>
+          <w:b/>
+          <w:bCs/>
+        </w:rPr>
+        <w:t xml:space="preserve">   # Canvas-based Matrix digital rain overlay</w:t>
+      </w:r>
+    </w:p>
+    <w:p>
+      <w:pPr>
+        <w:rPr>
+          <w:b/>
+          <w:bCs/>
+        </w:rPr>
+      </w:pPr>
+      <w:r>
+        <w:rPr>
+          <w:b/>
+          <w:bCs/>
+        </w:rPr>
+        <w:t xml:space="preserve">│       </w:t>
+      </w:r>
+      <w:r>
+        <w:rPr>
+          <w:rFonts w:ascii="MS Gothic" w:eastAsia="MS Gothic" w:hAnsi="MS Gothic" w:cs="MS Gothic" w:hint="eastAsia"/>
+          <w:b/>
+          <w:bCs/>
+        </w:rPr>
+        <w:t>├</w:t>
+      </w:r>
+      <w:r>
+        <w:rPr>
+          <w:rFonts w:ascii="Calibri" w:hAnsi="Calibri" w:cs="Calibri"/>
+          <w:b/>
+          <w:bCs/>
+        </w:rPr>
+        <w:t>──</w:t>
+      </w:r>
+      <w:r>
+        <w:rPr>
+          <w:b/>
+          <w:bCs/>
+        </w:rPr>
+        <w:t xml:space="preserve"> </w:t>
+      </w:r>
+      <w:proofErr w:type="spellStart"/>
+      <w:r>
+        <w:rPr>
+          <w:b/>
+          <w:bCs/>
+        </w:rPr>
+        <w:t>RankHUD.tsx</w:t>
+      </w:r>
+      <w:proofErr w:type="spellEnd"/>
+      <w:r>
+        <w:rPr>
+          <w:b/>
+          <w:bCs/>
+        </w:rPr>
+        <w:t xml:space="preserve">         # System Rating progress bar &amp; tier display</w:t>
+      </w:r>
+    </w:p>
+    <w:p>
+      <w:pPr>
+        <w:rPr>
+          <w:b/>
+          <w:bCs/>
+        </w:rPr>
+      </w:pPr>
+      <w:r>
+        <w:rPr>
+          <w:b/>
+          <w:bCs/>
+        </w:rPr>
+        <w:t xml:space="preserve">│       </w:t>
+      </w:r>
+      <w:r>
+        <w:rPr>
+          <w:rFonts w:ascii="MS Gothic" w:eastAsia="MS Gothic" w:hAnsi="MS Gothic" w:cs="MS Gothic" w:hint="eastAsia"/>
+          <w:b/>
+          <w:bCs/>
+        </w:rPr>
+        <w:t>├</w:t>
+      </w:r>
+      <w:r>
+        <w:rPr>
+          <w:rFonts w:ascii="Calibri" w:hAnsi="Calibri" w:cs="Calibri"/>
+          <w:b/>
+          <w:bCs/>
+        </w:rPr>
+        <w:t>──</w:t>
+      </w:r>
+      <w:r>
+        <w:rPr>
+          <w:b/>
+          <w:bCs/>
+        </w:rPr>
+        <w:t xml:space="preserve"> </w:t>
+      </w:r>
+      <w:proofErr w:type="spellStart"/>
+      <w:r>
+        <w:rPr>
+          <w:b/>
+          <w:bCs/>
+        </w:rPr>
+        <w:t>useSheetDrag.ts</w:t>
+      </w:r>
+      <w:proofErr w:type="spellEnd"/>
+      <w:r>
+        <w:rPr>
+          <w:b/>
+          <w:bCs/>
+        </w:rPr>
+        <w:t xml:space="preserve">     # Gesture physics hook (</w:t>
+      </w:r>
+      <w:proofErr w:type="gramStart"/>
+      <w:r>
+        <w:rPr>
+          <w:b/>
+          <w:bCs/>
+        </w:rPr>
+        <w:t>rubber-banding</w:t>
+      </w:r>
+      <w:proofErr w:type="gramEnd"/>
+      <w:r>
+        <w:rPr>
+          <w:b/>
+          <w:bCs/>
+        </w:rPr>
+        <w:t xml:space="preserve"> &amp; fling)</w:t>
+      </w:r>
+    </w:p>
+    <w:p>
+      <w:pPr>
+        <w:rPr>
+          <w:b/>
+          <w:bCs/>
+        </w:rPr>
+      </w:pPr>
+      <w:r>
+        <w:rPr>
+          <w:b/>
+          <w:bCs/>
+        </w:rPr>
+        <w:t xml:space="preserve">│       </w:t>
+      </w:r>
+      <w:r>
+        <w:rPr>
+          <w:rFonts w:ascii="MS Gothic" w:eastAsia="MS Gothic" w:hAnsi="MS Gothic" w:cs="MS Gothic" w:hint="eastAsia"/>
+          <w:b/>
+          <w:bCs/>
+        </w:rPr>
+        <w:t>├</w:t>
+      </w:r>
+      <w:r>
+        <w:rPr>
+          <w:rFonts w:ascii="Calibri" w:hAnsi="Calibri" w:cs="Calibri"/>
+          <w:b/>
+          <w:bCs/>
+        </w:rPr>
+        <w:t>──</w:t>
+      </w:r>
+      <w:r>
+        <w:rPr>
+          <w:b/>
+          <w:bCs/>
+        </w:rPr>
+        <w:t xml:space="preserve"> </w:t>
+      </w:r>
+      <w:proofErr w:type="spellStart"/>
+      <w:r>
+        <w:rPr>
+          <w:b/>
+          <w:bCs/>
+        </w:rPr>
+        <w:t>helpers.ts</w:t>
+      </w:r>
+      <w:proofErr w:type="spellEnd"/>
+      <w:r>
+        <w:rPr>
+          <w:b/>
+          <w:bCs/>
+        </w:rPr>
+        <w:t xml:space="preserve">          # Rank calculations &amp; </w:t>
+      </w:r>
+      <w:proofErr w:type="spellStart"/>
+      <w:r>
+        <w:rPr>
+          <w:b/>
+          <w:bCs/>
+        </w:rPr>
+        <w:t>DiceBear</w:t>
+      </w:r>
+      <w:proofErr w:type="spellEnd"/>
+      <w:r>
+        <w:rPr>
+          <w:b/>
+          <w:bCs/>
+        </w:rPr>
+        <w:t xml:space="preserve"> vector fallbacks</w:t>
+      </w:r>
+    </w:p>
+    <w:p>
+      <w:pPr>
+        <w:rPr>
+          <w:b/>
+          <w:bCs/>
+        </w:rPr>
+      </w:pPr>
+      <w:r>
+        <w:rPr>
+          <w:b/>
+          <w:bCs/>
+        </w:rPr>
+        <w:t xml:space="preserve">│       └── </w:t>
+      </w:r>
+      <w:proofErr w:type="spellStart"/>
+      <w:r>
+        <w:rPr>
+          <w:b/>
+          <w:bCs/>
+        </w:rPr>
+        <w:t>types.ts</w:t>
+      </w:r>
+      <w:proofErr w:type="spellEnd"/>
+      <w:r>
+        <w:rPr>
+          <w:b/>
+          <w:bCs/>
+        </w:rPr>
+        <w:t xml:space="preserve">            # TypeScript definitions for draft profiles &amp; drag state</w:t>
+      </w:r>
+    </w:p>
+    <w:p>
+      <w:pPr>
+        <w:rPr>
+          <w:b/>
+          <w:bCs/>
+        </w:rPr>
+      </w:pPr>
+      <w:r>
+        <w:rPr>
+          <w:b/>
+          <w:bCs/>
+        </w:rPr>
+        <w:t>└── utils/</w:t>
+      </w:r>
+    </w:p>
+    <w:p>
+      <w:pPr>
+        <w:rPr>
+          <w:b/>
+          <w:bCs/>
+        </w:rPr>
+      </w:pPr>
+      <w:r>
+        <w:rPr>
+          <w:b/>
+          <w:bCs/>
+        </w:rPr>
+        <w:lastRenderedPageBreak/>
+        <w:t xml:space="preserve">    └── </w:t>
+      </w:r>
+      <w:proofErr w:type="spellStart"/>
+      <w:r>
+        <w:rPr>
+          <w:b/>
+          <w:bCs/>
+        </w:rPr>
+        <w:t>cropImage.ts</w:t>
+      </w:r>
+      <w:proofErr w:type="spellEnd"/>
+      <w:r>
+        <w:rPr>
+          <w:b/>
+          <w:bCs/>
+        </w:rPr>
+        <w:t xml:space="preserve">            # </w:t>
+      </w:r>
+      <w:proofErr w:type="spellStart"/>
+      <w:r>
+        <w:rPr>
+          <w:b/>
+          <w:bCs/>
+        </w:rPr>
+        <w:t>WebP</w:t>
+      </w:r>
+      <w:proofErr w:type="spellEnd"/>
+      <w:r>
+        <w:rPr>
+          <w:b/>
+          <w:bCs/>
+        </w:rPr>
+        <w:t xml:space="preserve"> Canvas squeezer &amp; client-side cropper</w:t>
+      </w:r>
+    </w:p>
+    <w:p>
+      <w:pPr>
+        <w:rPr>
+          <w:b/>
+          <w:bCs/>
+        </w:rPr>
+      </w:pPr>
+      <w:r>
+        <w:rPr>
+          <w:b/>
+          <w:bCs/>
+        </w:rPr>
+        <w:t>3. End-to-End Cryptographic Media Pipeline</w:t>
+      </w:r>
+    </w:p>
+    <w:p>
+      <w:pPr>
+        <w:rPr>
+          <w:b/>
+          <w:bCs/>
+        </w:rPr>
+      </w:pPr>
+      <w:r>
+        <w:rPr>
+          <w:b/>
+          <w:bCs/>
+        </w:rPr>
+        <w:t xml:space="preserve">The media pipeline eliminates unoptimized file uploads by performing client-side </w:t>
+      </w:r>
+      <w:proofErr w:type="spellStart"/>
+      <w:r>
+        <w:rPr>
+          <w:b/>
+          <w:bCs/>
+        </w:rPr>
+        <w:t>WebP</w:t>
+      </w:r>
+      <w:proofErr w:type="spellEnd"/>
+      <w:r>
+        <w:rPr>
+          <w:b/>
+          <w:bCs/>
+        </w:rPr>
+        <w:t xml:space="preserve"> compression, requesting cryptographic server signatures, and firing atomic garbage collection commands on overwrite.</w:t>
+      </w:r>
+    </w:p>
+    <w:p>
+      <w:pPr>
+        <w:rPr>
+          <w:b/>
+          <w:bCs/>
+        </w:rPr>
+      </w:pPr>
+      <w:r>
+        <w:rPr>
+          <w:b/>
+          <w:bCs/>
+        </w:rPr>
+        <w:t>Plaintext</w:t>
+      </w:r>
+    </w:p>
+    <w:p>
+      <w:pPr>
+        <w:rPr>
+          <w:b/>
+          <w:bCs/>
+        </w:rPr>
+      </w:pPr>
+      <w:r>
+        <w:rPr>
+          <w:b/>
+          <w:bCs/>
+        </w:rPr>
+        <w:t>[User Selects Image]</w:t>
+      </w:r>
+    </w:p>
+    <w:p>
+      <w:pPr>
+        <w:rPr>
+          <w:b/>
+          <w:bCs/>
+        </w:rPr>
+      </w:pPr>
+      <w:r>
+        <w:rPr>
+          <w:b/>
+          <w:bCs/>
+        </w:rPr>
+        <w:t xml:space="preserve">         │</w:t>
+      </w:r>
+    </w:p>
+    <w:p>
+      <w:pPr>
+        <w:rPr>
+          <w:b/>
+          <w:bCs/>
+        </w:rPr>
+      </w:pPr>
+      <w:r>
+        <w:rPr>
+          <w:b/>
+          <w:bCs/>
+        </w:rPr>
+        <w:t xml:space="preserve">         </w:t>
+      </w:r>
+      <w:r>
+        <w:rPr>
+          <w:rFonts w:ascii="Arial" w:hAnsi="Arial" w:cs="Arial"/>
+          <w:b/>
+          <w:bCs/>
+        </w:rPr>
+        <w:t>▼</w:t>
+      </w:r>
+    </w:p>
+    <w:p>
+      <w:pPr>
+        <w:rPr>
+          <w:b/>
+          <w:bCs/>
+        </w:rPr>
+      </w:pPr>
+      <w:r>
+        <w:rPr>
+          <w:b/>
+          <w:bCs/>
+        </w:rPr>
+        <w:t>[Local Blob URL Generated]</w:t>
+      </w:r>
+    </w:p>
+    <w:p>
+      <w:pPr>
+        <w:rPr>
+          <w:b/>
+          <w:bCs/>
+        </w:rPr>
+      </w:pPr>
+      <w:r>
+        <w:rPr>
+          <w:b/>
+          <w:bCs/>
+        </w:rPr>
+        <w:t xml:space="preserve">         │</w:t>
+      </w:r>
+    </w:p>
+    <w:p>
+      <w:pPr>
+        <w:rPr>
+          <w:b/>
+          <w:bCs/>
+        </w:rPr>
+      </w:pPr>
+      <w:r>
+        <w:rPr>
+          <w:b/>
+          <w:bCs/>
+        </w:rPr>
+        <w:t xml:space="preserve">         </w:t>
+      </w:r>
+      <w:r>
+        <w:rPr>
+          <w:rFonts w:ascii="Arial" w:hAnsi="Arial" w:cs="Arial"/>
+          <w:b/>
+          <w:bCs/>
+        </w:rPr>
+        <w:t>▼</w:t>
+      </w:r>
+    </w:p>
+    <w:p>
+      <w:pPr>
+        <w:rPr>
+          <w:b/>
+          <w:bCs/>
+        </w:rPr>
+      </w:pPr>
+      <w:r>
+        <w:rPr>
+          <w:b/>
+          <w:bCs/>
+        </w:rPr>
+        <w:t>[Cropper Modal Active] ─</w:t>
+      </w:r>
+      <w:proofErr w:type="gramStart"/>
+      <w:r>
+        <w:rPr>
+          <w:b/>
+          <w:bCs/>
+        </w:rPr>
+        <w:t>─(</w:t>
+      </w:r>
+      <w:proofErr w:type="gramEnd"/>
+      <w:r>
+        <w:rPr>
+          <w:b/>
+          <w:bCs/>
+        </w:rPr>
+        <w:t>User Scales/</w:t>
+      </w:r>
+      <w:proofErr w:type="gramStart"/>
+      <w:r>
+        <w:rPr>
+          <w:b/>
+          <w:bCs/>
+        </w:rPr>
+        <w:t>Crops)─</w:t>
+      </w:r>
+      <w:proofErr w:type="gramEnd"/>
+      <w:r>
+        <w:rPr>
+          <w:b/>
+          <w:bCs/>
+        </w:rPr>
+        <w:t>─&gt; [HTML5 Canvas Engine (</w:t>
+      </w:r>
+      <w:proofErr w:type="spellStart"/>
+      <w:proofErr w:type="gramStart"/>
+      <w:r>
+        <w:rPr>
+          <w:b/>
+          <w:bCs/>
+        </w:rPr>
+        <w:t>getCroppedImg</w:t>
+      </w:r>
+      <w:proofErr w:type="spellEnd"/>
+      <w:r>
+        <w:rPr>
+          <w:b/>
+          <w:bCs/>
+        </w:rPr>
+        <w:t>)]</w:t>
+      </w:r>
+      <w:proofErr w:type="gramEnd"/>
+    </w:p>
+    <w:p>
+      <w:pPr>
+        <w:rPr>
+          <w:b/>
+          <w:bCs/>
+        </w:rPr>
+      </w:pPr>
+      <w:r>
+        <w:rPr>
+          <w:b/>
+          <w:bCs/>
+        </w:rPr>
+        <w:t xml:space="preserve">                                                          │</w:t>
+      </w:r>
+    </w:p>
+    <w:p>
+      <w:pPr>
+        <w:rPr>
+          <w:b/>
+          <w:bCs/>
+        </w:rPr>
+      </w:pPr>
+      <w:r>
+        <w:rPr>
+          <w:b/>
+          <w:bCs/>
+        </w:rPr>
+        <w:t xml:space="preserve">                                                          </w:t>
+      </w:r>
+      <w:r>
+        <w:rPr>
+          <w:rFonts w:ascii="Arial" w:hAnsi="Arial" w:cs="Arial"/>
+          <w:b/>
+          <w:bCs/>
+        </w:rPr>
+        <w:t>▼</w:t>
+      </w:r>
+    </w:p>
+    <w:p>
+      <w:pPr>
+        <w:rPr>
+          <w:b/>
+          <w:bCs/>
+        </w:rPr>
+      </w:pPr>
+      <w:r>
+        <w:rPr>
+          <w:b/>
+          <w:bCs/>
+        </w:rPr>
+        <w:t xml:space="preserve">                                            [Native </w:t>
+      </w:r>
+      <w:proofErr w:type="spellStart"/>
+      <w:r>
+        <w:rPr>
+          <w:b/>
+          <w:bCs/>
+        </w:rPr>
+        <w:t>WebP</w:t>
+      </w:r>
+      <w:proofErr w:type="spellEnd"/>
+      <w:r>
+        <w:rPr>
+          <w:b/>
+          <w:bCs/>
+        </w:rPr>
+        <w:t xml:space="preserve"> Output (80% Quality)]</w:t>
+      </w:r>
+    </w:p>
+    <w:p>
+      <w:pPr>
+        <w:rPr>
+          <w:b/>
+          <w:bCs/>
+        </w:rPr>
+      </w:pPr>
+      <w:r>
+        <w:rPr>
+          <w:b/>
+          <w:bCs/>
+        </w:rPr>
+        <w:t xml:space="preserve">                                                          │</w:t>
+      </w:r>
+    </w:p>
+    <w:p>
+      <w:pPr>
+        <w:rPr>
+          <w:b/>
+          <w:bCs/>
+        </w:rPr>
+      </w:pPr>
+      <w:r>
+        <w:rPr>
+          <w:b/>
+          <w:bCs/>
+        </w:rPr>
+        <w:t xml:space="preserve">                                                          </w:t>
+      </w:r>
+      <w:r>
+        <w:rPr>
+          <w:rFonts w:ascii="Arial" w:hAnsi="Arial" w:cs="Arial"/>
+          <w:b/>
+          <w:bCs/>
+        </w:rPr>
+        <w:t>▼</w:t>
+      </w:r>
+    </w:p>
+    <w:p>
+      <w:pPr>
+        <w:rPr>
+          <w:b/>
+          <w:bCs/>
+        </w:rPr>
+      </w:pPr>
+      <w:r>
+        <w:rPr>
+          <w:b/>
+          <w:bCs/>
+        </w:rPr>
+        <w:t xml:space="preserve">                                            [Server HMAC Signature Request]</w:t>
+      </w:r>
+    </w:p>
+    <w:p>
+      <w:pPr>
+        <w:rPr>
+          <w:b/>
+          <w:bCs/>
+        </w:rPr>
+      </w:pPr>
+      <w:r>
+        <w:rPr>
+          <w:b/>
+          <w:bCs/>
+        </w:rPr>
+        <w:t xml:space="preserve">                                                          │</w:t>
+      </w:r>
+    </w:p>
+    <w:p>
+      <w:pPr>
+        <w:rPr>
+          <w:b/>
+          <w:bCs/>
+        </w:rPr>
+      </w:pPr>
+      <w:r>
+        <w:rPr>
+          <w:b/>
+          <w:bCs/>
+        </w:rPr>
+        <w:t xml:space="preserve">                                                          </w:t>
+      </w:r>
+      <w:r>
+        <w:rPr>
+          <w:rFonts w:ascii="Arial" w:hAnsi="Arial" w:cs="Arial"/>
+          <w:b/>
+          <w:bCs/>
+        </w:rPr>
+        <w:t>▼</w:t>
+      </w:r>
+    </w:p>
+    <w:p>
+      <w:pPr>
+        <w:rPr>
+          <w:b/>
+          <w:bCs/>
+        </w:rPr>
+      </w:pPr>
+      <w:r>
+        <w:rPr>
+          <w:b/>
+          <w:bCs/>
+        </w:rPr>
+        <w:t xml:space="preserve">                                            [</w:t>
+      </w:r>
+      <w:proofErr w:type="spellStart"/>
+      <w:r>
+        <w:rPr>
+          <w:b/>
+          <w:bCs/>
+        </w:rPr>
+        <w:t>Cloudinary</w:t>
+      </w:r>
+      <w:proofErr w:type="spellEnd"/>
+      <w:r>
+        <w:rPr>
+          <w:b/>
+          <w:bCs/>
+        </w:rPr>
+        <w:t xml:space="preserve"> Direct Upload POST]</w:t>
+      </w:r>
+    </w:p>
+    <w:p>
+      <w:pPr>
+        <w:rPr>
+          <w:b/>
+          <w:bCs/>
+        </w:rPr>
+      </w:pPr>
+      <w:r>
+        <w:rPr>
+          <w:b/>
+          <w:bCs/>
+        </w:rPr>
+        <w:t xml:space="preserve">                                                          │</w:t>
+      </w:r>
+    </w:p>
+    <w:p>
+      <w:pPr>
+        <w:rPr>
+          <w:b/>
+          <w:bCs/>
+        </w:rPr>
+      </w:pPr>
+      <w:r>
+        <w:rPr>
+          <w:b/>
+          <w:bCs/>
+        </w:rPr>
+        <w:t xml:space="preserve">                                                          </w:t>
+      </w:r>
+      <w:r>
+        <w:rPr>
+          <w:rFonts w:ascii="Arial" w:hAnsi="Arial" w:cs="Arial"/>
+          <w:b/>
+          <w:bCs/>
+        </w:rPr>
+        <w:t>▼</w:t>
+      </w:r>
+    </w:p>
+    <w:p>
+      <w:pPr>
+        <w:rPr>
+          <w:b/>
+          <w:bCs/>
+        </w:rPr>
+      </w:pPr>
+      <w:r>
+        <w:rPr>
+          <w:b/>
+          <w:bCs/>
+        </w:rPr>
+        <w:t xml:space="preserve">                                            [Atomic GC: Destroy Old </w:t>
+      </w:r>
+      <w:proofErr w:type="spellStart"/>
+      <w:r>
+        <w:rPr>
+          <w:b/>
+          <w:bCs/>
+        </w:rPr>
+        <w:t>Cloudinary</w:t>
+      </w:r>
+      <w:proofErr w:type="spellEnd"/>
+      <w:r>
+        <w:rPr>
+          <w:b/>
+          <w:bCs/>
+        </w:rPr>
+        <w:t xml:space="preserve"> Asset]</w:t>
+      </w:r>
+    </w:p>
+    <w:p>
+      <w:pPr>
+        <w:rPr>
+          <w:b/>
+          <w:bCs/>
+        </w:rPr>
+      </w:pPr>
+      <w:r>
+        <w:rPr>
+          <w:b/>
+          <w:bCs/>
+        </w:rPr>
+        <w:t xml:space="preserve">                                                          │</w:t>
+      </w:r>
+    </w:p>
+    <w:p>
+      <w:pPr>
+        <w:rPr>
+          <w:b/>
+          <w:bCs/>
+        </w:rPr>
+      </w:pPr>
+      <w:r>
+        <w:rPr>
+          <w:b/>
+          <w:bCs/>
+        </w:rPr>
+        <w:t xml:space="preserve">                                                          </w:t>
+      </w:r>
+      <w:r>
+        <w:rPr>
+          <w:rFonts w:ascii="Arial" w:hAnsi="Arial" w:cs="Arial"/>
+          <w:b/>
+          <w:bCs/>
+        </w:rPr>
+        <w:t>▼</w:t>
+      </w:r>
+    </w:p>
+    <w:p>
+      <w:pPr>
+        <w:rPr>
+          <w:b/>
+          <w:bCs/>
+        </w:rPr>
+      </w:pPr>
+      <w:r>
+        <w:rPr>
+          <w:b/>
+          <w:bCs/>
+        </w:rPr>
+        <w:lastRenderedPageBreak/>
+        <w:t xml:space="preserve">                                            [</w:t>
+      </w:r>
+      <w:proofErr w:type="spellStart"/>
+      <w:r>
+        <w:rPr>
+          <w:b/>
+          <w:bCs/>
+        </w:rPr>
+        <w:t>Supabase</w:t>
+      </w:r>
+      <w:proofErr w:type="spellEnd"/>
+      <w:r>
+        <w:rPr>
+          <w:b/>
+          <w:bCs/>
+        </w:rPr>
+        <w:t xml:space="preserve"> DB Mutation &amp; Revalidation]</w:t>
+      </w:r>
+    </w:p>
+    <w:p>
+      <w:pPr>
+        <w:rPr>
+          <w:b/>
+          <w:bCs/>
+        </w:rPr>
+      </w:pPr>
+      <w:r>
+        <w:rPr>
+          <w:b/>
+          <w:bCs/>
+        </w:rPr>
+        <w:t>Pipeline Breakdown</w:t>
       </w:r>
     </w:p>
     <w:p>
       <w:pPr>
         <w:numPr>
           <w:ilvl w:val="0"/>
-          <w:numId w:val="6"/>
+          <w:numId w:val="12"/>
         </w:numPr>
         <w:rPr>
           <w:b/>
@@ -1102,7 +2086,7 @@
           <w:b/>
           <w:bCs/>
         </w:rPr>
-        <w:t xml:space="preserve">Staging: Upon file selection, a local object URL is generated via </w:t>
+        <w:t>The Canvas Squeezer (utils/</w:t>
       </w:r>
       <w:proofErr w:type="spellStart"/>
       <w:r>
@@ -1110,7 +2094,7 @@
           <w:b/>
           <w:bCs/>
         </w:rPr>
-        <w:t>URL.createObjectURL</w:t>
+        <w:t>cropImage.ts</w:t>
       </w:r>
       <w:proofErr w:type="spellEnd"/>
       <w:r>
@@ -1118,14 +2102,121 @@
           <w:b/>
           <w:bCs/>
         </w:rPr>
-        <w:t>(file) and fed into the react-easy-crop component.</w:t>
+        <w:t>):</w:t>
+      </w:r>
+    </w:p>
+    <w:p>
+      <w:pPr>
+        <w:numPr>
+          <w:ilvl w:val="1"/>
+          <w:numId w:val="12"/>
+        </w:numPr>
+        <w:rPr>
+          <w:b/>
+          <w:bCs/>
+        </w:rPr>
+      </w:pPr>
+      <w:r>
+        <w:rPr>
+          <w:b/>
+          <w:bCs/>
+        </w:rPr>
+        <w:t>Image files are cropped using react-easy-crop.</w:t>
+      </w:r>
+    </w:p>
+    <w:p>
+      <w:pPr>
+        <w:numPr>
+          <w:ilvl w:val="1"/>
+          <w:numId w:val="12"/>
+        </w:numPr>
+        <w:rPr>
+          <w:b/>
+          <w:bCs/>
+        </w:rPr>
+      </w:pPr>
+      <w:proofErr w:type="spellStart"/>
+      <w:r>
+        <w:rPr>
+          <w:b/>
+          <w:bCs/>
+        </w:rPr>
+        <w:t>getCroppedImg</w:t>
+      </w:r>
+      <w:proofErr w:type="spellEnd"/>
+      <w:r>
+        <w:rPr>
+          <w:b/>
+          <w:bCs/>
+        </w:rPr>
+        <w:t xml:space="preserve"> draws the cropped region onto an HTML5 &lt;canvas&gt; and resizes it to maximum target bounds (400px for avatars, 1080px for banners and posts).</w:t>
+      </w:r>
+    </w:p>
+    <w:p>
+      <w:pPr>
+        <w:numPr>
+          <w:ilvl w:val="1"/>
+          <w:numId w:val="12"/>
+        </w:numPr>
+        <w:rPr>
+          <w:b/>
+          <w:bCs/>
+        </w:rPr>
+      </w:pPr>
+      <w:r>
+        <w:rPr>
+          <w:b/>
+          <w:bCs/>
+        </w:rPr>
+        <w:t xml:space="preserve">The canvas exports a native </w:t>
+      </w:r>
+      <w:proofErr w:type="spellStart"/>
+      <w:r>
+        <w:rPr>
+          <w:b/>
+          <w:bCs/>
+        </w:rPr>
+        <w:t>WebP</w:t>
+      </w:r>
+      <w:proofErr w:type="spellEnd"/>
+      <w:r>
+        <w:rPr>
+          <w:b/>
+          <w:bCs/>
+        </w:rPr>
+        <w:t xml:space="preserve"> file blob at 80% quality, shrinking raw camera images down to ~100KB while assigning a unique client hash (</w:t>
+      </w:r>
+      <w:proofErr w:type="spellStart"/>
+      <w:r>
+        <w:rPr>
+          <w:b/>
+          <w:bCs/>
+        </w:rPr>
+        <w:t>type_</w:t>
+      </w:r>
+      <w:proofErr w:type="gramStart"/>
+      <w:r>
+        <w:rPr>
+          <w:b/>
+          <w:bCs/>
+        </w:rPr>
+        <w:t>hash.webp</w:t>
+      </w:r>
+      <w:proofErr w:type="spellEnd"/>
+      <w:proofErr w:type="gramEnd"/>
+      <w:r>
+        <w:rPr>
+          <w:b/>
+          <w:bCs/>
+        </w:rPr>
+        <w:t>).</w:t>
       </w:r>
     </w:p>
     <w:p>
       <w:pPr>
         <w:numPr>
           <w:ilvl w:val="0"/>
-          <w:numId w:val="6"/>
+          <w:numId w:val="12"/>
         </w:numPr>
         <w:rPr>
           <w:b/>
@@ -1137,7 +2228,7 @@
           <w:b/>
           <w:bCs/>
         </w:rPr>
-        <w:t xml:space="preserve">Client-Side Cropping: The user positions and scales the circular mask. When finalized, </w:t>
+        <w:t>Cryptographic Signatures (app/actions/</w:t>
       </w:r>
       <w:proofErr w:type="spellStart"/>
       <w:r>
@@ -1145,7 +2236,7 @@
           <w:b/>
           <w:bCs/>
         </w:rPr>
-        <w:t>getCroppedImg</w:t>
+        <w:t>cloudinary.ts</w:t>
       </w:r>
       <w:proofErr w:type="spellEnd"/>
       <w:r>
@@ -1153,15 +2244,35 @@
           <w:b/>
           <w:bCs/>
         </w:rPr>
-        <w:t xml:space="preserve"> (</w:t>
+        <w:t>):</w:t>
+      </w:r>
+    </w:p>
+    <w:p>
+      <w:pPr>
+        <w:numPr>
+          <w:ilvl w:val="1"/>
+          <w:numId w:val="12"/>
+        </w:numPr>
+        <w:rPr>
+          <w:b/>
+          <w:bCs/>
+        </w:rPr>
+      </w:pPr>
+      <w:r>
+        <w:rPr>
+          <w:b/>
+          <w:bCs/>
+        </w:rPr>
+        <w:t xml:space="preserve">Before uploading, the client invokes </w:t>
       </w:r>
       <w:proofErr w:type="spellStart"/>
-      <w:r>
-        <w:rPr>
-          <w:b/>
-          <w:bCs/>
-        </w:rPr>
-        <w:t>src</w:t>
+      <w:proofErr w:type="gramStart"/>
+      <w:r>
+        <w:rPr>
+          <w:b/>
+          <w:bCs/>
+        </w:rPr>
+        <w:t>getCloudinarySignature</w:t>
       </w:r>
       <w:proofErr w:type="spellEnd"/>
       <w:r>
@@ -1169,7 +2280,34 @@
           <w:b/>
           <w:bCs/>
         </w:rPr>
-        <w:t>/utils/</w:t>
+        <w:t>(</w:t>
+      </w:r>
+      <w:proofErr w:type="gramEnd"/>
+      <w:r>
+        <w:rPr>
+          <w:b/>
+          <w:bCs/>
+        </w:rPr>
+        <w:t>).</w:t>
+      </w:r>
+    </w:p>
+    <w:p>
+      <w:pPr>
+        <w:numPr>
+          <w:ilvl w:val="1"/>
+          <w:numId w:val="12"/>
+        </w:numPr>
+        <w:rPr>
+          <w:b/>
+          <w:bCs/>
+        </w:rPr>
+      </w:pPr>
+      <w:r>
+        <w:rPr>
+          <w:b/>
+          <w:bCs/>
+        </w:rPr>
+        <w:t xml:space="preserve">The server verifies the </w:t>
       </w:r>
       <w:proofErr w:type="spellStart"/>
       <w:r>
@@ -1177,7 +2315,7 @@
           <w:b/>
           <w:bCs/>
         </w:rPr>
-        <w:t>cropImage.ts</w:t>
+        <w:t>NextAuth</w:t>
       </w:r>
       <w:proofErr w:type="spellEnd"/>
       <w:r>
@@ -1185,26 +2323,135 @@
           <w:b/>
           <w:bCs/>
         </w:rPr>
-        <w:t>) maps the pixel coordinates onto an HTML5 &lt;canvas&gt;, slicing out a clean, centered JPEG file blob.</w:t>
+        <w:t xml:space="preserve"> session and generates an HMAC-SHA256 signature using the </w:t>
+      </w:r>
+      <w:proofErr w:type="spellStart"/>
+      <w:r>
+        <w:rPr>
+          <w:b/>
+          <w:bCs/>
+        </w:rPr>
+        <w:t>Cloudinary</w:t>
+      </w:r>
+      <w:proofErr w:type="spellEnd"/>
+      <w:r>
+        <w:rPr>
+          <w:b/>
+          <w:bCs/>
+        </w:rPr>
+        <w:t xml:space="preserve"> API Secret.</w:t>
+      </w:r>
+    </w:p>
+    <w:p>
+      <w:pPr>
+        <w:numPr>
+          <w:ilvl w:val="1"/>
+          <w:numId w:val="12"/>
+        </w:numPr>
+        <w:rPr>
+          <w:b/>
+          <w:bCs/>
+        </w:rPr>
+      </w:pPr>
+      <w:r>
+        <w:rPr>
+          <w:b/>
+          <w:bCs/>
+        </w:rPr>
+        <w:t>The server enforces a unique, user-scoped Public ID format (${prefix}_${</w:t>
+      </w:r>
+      <w:proofErr w:type="spellStart"/>
+      <w:r>
+        <w:rPr>
+          <w:b/>
+          <w:bCs/>
+        </w:rPr>
+        <w:t>userId</w:t>
+      </w:r>
+      <w:proofErr w:type="spellEnd"/>
+      <w:r>
+        <w:rPr>
+          <w:b/>
+          <w:bCs/>
+        </w:rPr>
+        <w:t>}_${</w:t>
+      </w:r>
+      <w:proofErr w:type="spellStart"/>
+      <w:r>
+        <w:rPr>
+          <w:b/>
+          <w:bCs/>
+        </w:rPr>
+        <w:t>randomBytes</w:t>
+      </w:r>
+      <w:proofErr w:type="spellEnd"/>
+      <w:r>
+        <w:rPr>
+          <w:b/>
+          <w:bCs/>
+        </w:rPr>
+        <w:t>}), preventing users from overwriting external assets.</w:t>
       </w:r>
     </w:p>
     <w:p>
       <w:pPr>
         <w:numPr>
           <w:ilvl w:val="0"/>
-          <w:numId w:val="6"/>
+          <w:numId w:val="12"/>
         </w:numPr>
         <w:rPr>
           <w:b/>
           <w:bCs/>
         </w:rPr>
       </w:pPr>
+      <w:r>
+        <w:rPr>
+          <w:b/>
+          <w:bCs/>
+        </w:rPr>
+        <w:t>Direct CDN Upload:</w:t>
+      </w:r>
+    </w:p>
+    <w:p>
+      <w:pPr>
+        <w:numPr>
+          <w:ilvl w:val="1"/>
+          <w:numId w:val="12"/>
+        </w:numPr>
+        <w:rPr>
+          <w:b/>
+          <w:bCs/>
+        </w:rPr>
+      </w:pPr>
+      <w:r>
+        <w:rPr>
+          <w:b/>
+          <w:bCs/>
+        </w:rPr>
+        <w:t xml:space="preserve">The client posts the </w:t>
+      </w:r>
       <w:proofErr w:type="spellStart"/>
       <w:r>
         <w:rPr>
           <w:b/>
           <w:bCs/>
         </w:rPr>
+        <w:t>WebP</w:t>
+      </w:r>
+      <w:proofErr w:type="spellEnd"/>
+      <w:r>
+        <w:rPr>
+          <w:b/>
+          <w:bCs/>
+        </w:rPr>
+        <w:t xml:space="preserve"> file directly to </w:t>
+      </w:r>
+      <w:proofErr w:type="spellStart"/>
+      <w:r>
+        <w:rPr>
+          <w:b/>
+          <w:bCs/>
+        </w:rPr>
         <w:t>Cloudinary</w:t>
       </w:r>
       <w:proofErr w:type="spellEnd"/>
@@ -1213,78 +2460,14 @@
           <w:b/>
           <w:bCs/>
         </w:rPr>
-        <w:t xml:space="preserve"> Upload: The cropped file is wrapped in a </w:t>
-      </w:r>
-      <w:proofErr w:type="spellStart"/>
-      <w:r>
-        <w:rPr>
-          <w:b/>
-          <w:bCs/>
-        </w:rPr>
-        <w:t>FormData</w:t>
-      </w:r>
-      <w:proofErr w:type="spellEnd"/>
-      <w:r>
-        <w:rPr>
-          <w:b/>
-          <w:bCs/>
-        </w:rPr>
-        <w:t xml:space="preserve"> payload alongside the </w:t>
-      </w:r>
-      <w:proofErr w:type="spellStart"/>
-      <w:r>
-        <w:rPr>
-          <w:b/>
-          <w:bCs/>
-        </w:rPr>
-        <w:t>Cloudinary</w:t>
-      </w:r>
-      <w:proofErr w:type="spellEnd"/>
-      <w:r>
-        <w:rPr>
-          <w:b/>
-          <w:bCs/>
-        </w:rPr>
-        <w:t xml:space="preserve"> preset (Sync-co) and pushed asynchronously to the </w:t>
-      </w:r>
-      <w:proofErr w:type="spellStart"/>
-      <w:r>
-        <w:rPr>
-          <w:b/>
-          <w:bCs/>
-        </w:rPr>
-        <w:t>Cloudinary</w:t>
-      </w:r>
-      <w:proofErr w:type="spellEnd"/>
-      <w:r>
-        <w:rPr>
-          <w:b/>
-          <w:bCs/>
-        </w:rPr>
-        <w:t xml:space="preserve"> API endpoint ([</w:t>
-      </w:r>
-      <w:proofErr w:type="gramStart"/>
-      <w:r>
-        <w:rPr>
-          <w:b/>
-          <w:bCs/>
-        </w:rPr>
-        <w:t>https://api.cloudinary.com/v1_1/drdy6ktb6/image/upload](</w:t>
-      </w:r>
-      <w:proofErr w:type="gramEnd"/>
-      <w:r>
-        <w:rPr>
-          <w:b/>
-          <w:bCs/>
-        </w:rPr>
-        <w:t>https://api.cloudinary.com/v1_1/drdy6ktb6/image/upload)).</w:t>
+        <w:t xml:space="preserve"> using the server-provided timestamp, API key, folder tag, and cryptographic signature.</w:t>
       </w:r>
     </w:p>
     <w:p>
       <w:pPr>
         <w:numPr>
           <w:ilvl w:val="0"/>
-          <w:numId w:val="6"/>
+          <w:numId w:val="12"/>
         </w:numPr>
         <w:rPr>
           <w:b/>
@@ -1296,7 +2479,26 @@
           <w:b/>
           <w:bCs/>
         </w:rPr>
-        <w:t xml:space="preserve">Database Persistence: The resulting </w:t>
+        <w:t>Atomic Garbage Collection (The Nuke):</w:t>
+      </w:r>
+    </w:p>
+    <w:p>
+      <w:pPr>
+        <w:numPr>
+          <w:ilvl w:val="1"/>
+          <w:numId w:val="12"/>
+        </w:numPr>
+        <w:rPr>
+          <w:b/>
+          <w:bCs/>
+        </w:rPr>
+      </w:pPr>
+      <w:r>
+        <w:rPr>
+          <w:b/>
+          <w:bCs/>
+        </w:rPr>
+        <w:t>When replacing an avatar or banner, or deleting/editing a post, the server actions (</w:t>
       </w:r>
       <w:proofErr w:type="spellStart"/>
       <w:r>
@@ -1304,7 +2506,7 @@
           <w:b/>
           <w:bCs/>
         </w:rPr>
-        <w:t>secure_url</w:t>
+        <w:t>profile.ts</w:t>
       </w:r>
       <w:proofErr w:type="spellEnd"/>
       <w:r>
@@ -1312,7 +2514,7 @@
           <w:b/>
           <w:bCs/>
         </w:rPr>
-        <w:t xml:space="preserve"> string is returned to the client, immediately updated in local UI state for instant feedback, and simultaneously committed to </w:t>
+        <w:t xml:space="preserve"> and </w:t>
       </w:r>
       <w:proofErr w:type="spellStart"/>
       <w:r>
@@ -1320,6 +2522,114 @@
           <w:b/>
           <w:bCs/>
         </w:rPr>
+        <w:t>post.ts</w:t>
+      </w:r>
+      <w:proofErr w:type="spellEnd"/>
+      <w:r>
+        <w:rPr>
+          <w:b/>
+          <w:bCs/>
+        </w:rPr>
+        <w:t xml:space="preserve">) parse the previous asset URL to extract its </w:t>
+      </w:r>
+      <w:proofErr w:type="spellStart"/>
+      <w:r>
+        <w:rPr>
+          <w:b/>
+          <w:bCs/>
+        </w:rPr>
+        <w:t>Cloudinary</w:t>
+      </w:r>
+      <w:proofErr w:type="spellEnd"/>
+      <w:r>
+        <w:rPr>
+          <w:b/>
+          <w:bCs/>
+        </w:rPr>
+        <w:t xml:space="preserve"> </w:t>
+      </w:r>
+      <w:proofErr w:type="spellStart"/>
+      <w:r>
+        <w:rPr>
+          <w:b/>
+          <w:bCs/>
+        </w:rPr>
+        <w:t>public_id</w:t>
+      </w:r>
+      <w:proofErr w:type="spellEnd"/>
+      <w:r>
+        <w:rPr>
+          <w:b/>
+          <w:bCs/>
+        </w:rPr>
+        <w:t>.</w:t>
+      </w:r>
+    </w:p>
+    <w:p>
+      <w:pPr>
+        <w:numPr>
+          <w:ilvl w:val="1"/>
+          <w:numId w:val="12"/>
+        </w:numPr>
+        <w:rPr>
+          <w:b/>
+          <w:bCs/>
+        </w:rPr>
+      </w:pPr>
+      <w:r>
+        <w:rPr>
+          <w:b/>
+          <w:bCs/>
+        </w:rPr>
+        <w:t xml:space="preserve">If the asset belongs to the current user ID, </w:t>
+      </w:r>
+      <w:proofErr w:type="spellStart"/>
+      <w:proofErr w:type="gramStart"/>
+      <w:r>
+        <w:rPr>
+          <w:b/>
+          <w:bCs/>
+        </w:rPr>
+        <w:t>cloudinary.uploader</w:t>
+      </w:r>
+      <w:proofErr w:type="gramEnd"/>
+      <w:r>
+        <w:rPr>
+          <w:b/>
+          <w:bCs/>
+        </w:rPr>
+        <w:t>.destroy</w:t>
+      </w:r>
+      <w:proofErr w:type="spellEnd"/>
+      <w:r>
+        <w:rPr>
+          <w:b/>
+          <w:bCs/>
+        </w:rPr>
+        <w:t>(</w:t>
+      </w:r>
+      <w:proofErr w:type="spellStart"/>
+      <w:r>
+        <w:rPr>
+          <w:b/>
+          <w:bCs/>
+        </w:rPr>
+        <w:t>publicId</w:t>
+      </w:r>
+      <w:proofErr w:type="spellEnd"/>
+      <w:r>
+        <w:rPr>
+          <w:b/>
+          <w:bCs/>
+        </w:rPr>
+        <w:t xml:space="preserve">) is called asynchronously to purge the old image before updating </w:t>
+      </w:r>
+      <w:proofErr w:type="spellStart"/>
+      <w:r>
+        <w:rPr>
+          <w:b/>
+          <w:bCs/>
+        </w:rPr>
         <w:t>Supabase</w:t>
       </w:r>
       <w:proofErr w:type="spellEnd"/>
@@ -1328,39 +2638,14 @@
           <w:b/>
           <w:bCs/>
         </w:rPr>
-        <w:t xml:space="preserve"> via the </w:t>
-      </w:r>
-      <w:proofErr w:type="spellStart"/>
-      <w:r>
-        <w:rPr>
-          <w:b/>
-          <w:bCs/>
-        </w:rPr>
-        <w:t>updateAvatarUrl</w:t>
-      </w:r>
-      <w:proofErr w:type="spellEnd"/>
-      <w:r>
-        <w:rPr>
-          <w:b/>
-          <w:bCs/>
-        </w:rPr>
-        <w:t xml:space="preserve"> server action. </w:t>
-      </w:r>
-      <w:r>
-        <w:rPr>
-          <w:b/>
-          <w:bCs/>
-          <w:i/>
-          <w:iCs/>
-        </w:rPr>
-        <w:t>Crucially, the server action derives the user ID securely from the session, rejecting any client-supplied IDs to prevent unauthorized profile overwrites.</w:t>
+        <w:t>.</w:t>
       </w:r>
     </w:p>
     <w:p>
       <w:pPr>
         <w:numPr>
           <w:ilvl w:val="0"/>
-          <w:numId w:val="6"/>
+          <w:numId w:val="12"/>
         </w:numPr>
         <w:rPr>
           <w:b/>
@@ -1372,7 +2657,26 @@
           <w:b/>
           <w:bCs/>
         </w:rPr>
-        <w:t xml:space="preserve">Fallback &amp; Removal: Users can wipe their custom avatar at will via the "Remove Current Picture" action, which replaces the active URL with a deterministically generated </w:t>
+        <w:t>Database Persistence &amp; Edge Revalidation:</w:t>
+      </w:r>
+    </w:p>
+    <w:p>
+      <w:pPr>
+        <w:numPr>
+          <w:ilvl w:val="1"/>
+          <w:numId w:val="12"/>
+        </w:numPr>
+        <w:rPr>
+          <w:b/>
+          <w:bCs/>
+        </w:rPr>
+      </w:pPr>
+      <w:r>
+        <w:rPr>
+          <w:b/>
+          <w:bCs/>
+        </w:rPr>
+        <w:t xml:space="preserve">The returned </w:t>
       </w:r>
       <w:proofErr w:type="spellStart"/>
       <w:r>
@@ -1380,7 +2684,7 @@
           <w:b/>
           <w:bCs/>
         </w:rPr>
-        <w:t>DiceBear</w:t>
+        <w:t>secure_url</w:t>
       </w:r>
       <w:proofErr w:type="spellEnd"/>
       <w:r>
@@ -1388,53 +2692,184 @@
           <w:b/>
           <w:bCs/>
         </w:rPr>
-        <w:t xml:space="preserve"> avatar vector tied to their username. </w:t>
-      </w:r>
-      <w:r>
-        <w:rPr>
-          <w:b/>
-          <w:bCs/>
-          <w:i/>
-          <w:iCs/>
-        </w:rPr>
-        <w:t>Like uploads, this action relies entirely on server-side session identity to perform the database update.</w:t>
-      </w:r>
-    </w:p>
-    <w:p>
-      <w:pPr>
-        <w:rPr>
-          <w:b/>
-          <w:bCs/>
-        </w:rPr>
-      </w:pPr>
-      <w:r>
-        <w:rPr>
-          <w:b/>
-          <w:bCs/>
-        </w:rPr>
-        <w:t>4. UI/UX Interaction &amp; Physics Engine</w:t>
-      </w:r>
-    </w:p>
-    <w:p>
-      <w:pPr>
-        <w:rPr>
-          <w:b/>
-          <w:bCs/>
-        </w:rPr>
-      </w:pPr>
-      <w:r>
-        <w:rPr>
-          <w:b/>
-          <w:bCs/>
-        </w:rPr>
-        <w:t>To achieve the "alive" feel requested for mobile PWA usage, standard DOM unmounting has been replaced with touch-driven state transitions:</w:t>
+        <w:t xml:space="preserve"> is committed to </w:t>
+      </w:r>
+      <w:proofErr w:type="spellStart"/>
+      <w:r>
+        <w:rPr>
+          <w:b/>
+          <w:bCs/>
+        </w:rPr>
+        <w:t>Supabase</w:t>
+      </w:r>
+      <w:proofErr w:type="spellEnd"/>
+      <w:r>
+        <w:rPr>
+          <w:b/>
+          <w:bCs/>
+        </w:rPr>
+        <w:t xml:space="preserve"> via server actions.</w:t>
+      </w:r>
+    </w:p>
+    <w:p>
+      <w:pPr>
+        <w:numPr>
+          <w:ilvl w:val="1"/>
+          <w:numId w:val="12"/>
+        </w:numPr>
+        <w:rPr>
+          <w:b/>
+          <w:bCs/>
+        </w:rPr>
+      </w:pPr>
+      <w:r>
+        <w:rPr>
+          <w:b/>
+          <w:bCs/>
+        </w:rPr>
+        <w:lastRenderedPageBreak/>
+        <w:t xml:space="preserve">Calls to </w:t>
+      </w:r>
+      <w:proofErr w:type="spellStart"/>
+      <w:proofErr w:type="gramStart"/>
+      <w:r>
+        <w:rPr>
+          <w:b/>
+          <w:bCs/>
+        </w:rPr>
+        <w:t>revalidateTag</w:t>
+      </w:r>
+      <w:proofErr w:type="spellEnd"/>
+      <w:r>
+        <w:rPr>
+          <w:b/>
+          <w:bCs/>
+        </w:rPr>
+        <w:t>(</w:t>
+      </w:r>
+      <w:proofErr w:type="gramEnd"/>
+      <w:r>
+        <w:rPr>
+          <w:b/>
+          <w:bCs/>
+        </w:rPr>
+        <w:t>) immediately invalidate Next.js edge cache tags (profile-[</w:t>
+      </w:r>
+      <w:proofErr w:type="spellStart"/>
+      <w:r>
+        <w:rPr>
+          <w:b/>
+          <w:bCs/>
+        </w:rPr>
+        <w:t>userId</w:t>
+      </w:r>
+      <w:proofErr w:type="spellEnd"/>
+      <w:r>
+        <w:rPr>
+          <w:b/>
+          <w:bCs/>
+        </w:rPr>
+        <w:t>] and posts-[</w:t>
+      </w:r>
+      <w:proofErr w:type="spellStart"/>
+      <w:r>
+        <w:rPr>
+          <w:b/>
+          <w:bCs/>
+        </w:rPr>
+        <w:t>userId</w:t>
+      </w:r>
+      <w:proofErr w:type="spellEnd"/>
+      <w:r>
+        <w:rPr>
+          <w:b/>
+          <w:bCs/>
+        </w:rPr>
+        <w:t>]).</w:t>
+      </w:r>
+    </w:p>
+    <w:p>
+      <w:pPr>
+        <w:rPr>
+          <w:b/>
+          <w:bCs/>
+        </w:rPr>
+      </w:pPr>
+      <w:r>
+        <w:rPr>
+          <w:b/>
+          <w:bCs/>
+        </w:rPr>
+        <w:t>4. Touch Physics &amp; Interaction Engine</w:t>
+      </w:r>
+    </w:p>
+    <w:p>
+      <w:pPr>
+        <w:rPr>
+          <w:b/>
+          <w:bCs/>
+        </w:rPr>
+      </w:pPr>
+      <w:r>
+        <w:rPr>
+          <w:b/>
+          <w:bCs/>
+        </w:rPr>
+        <w:t>To mimic native mobile applications, standard DOM unmounting is paired with touch gesture tracking:</w:t>
+      </w:r>
+    </w:p>
+    <w:p>
+      <w:pPr>
+        <w:rPr>
+          <w:b/>
+          <w:bCs/>
+        </w:rPr>
+      </w:pPr>
+      <w:r>
+        <w:rPr>
+          <w:b/>
+          <w:bCs/>
+        </w:rPr>
+        <w:t xml:space="preserve">Bottom Sheet </w:t>
+      </w:r>
+      <w:proofErr w:type="gramStart"/>
+      <w:r>
+        <w:rPr>
+          <w:b/>
+          <w:bCs/>
+        </w:rPr>
+        <w:t>Rubber-Banding</w:t>
+      </w:r>
+      <w:proofErr w:type="gramEnd"/>
+      <w:r>
+        <w:rPr>
+          <w:b/>
+          <w:bCs/>
+        </w:rPr>
+        <w:t xml:space="preserve"> (</w:t>
+      </w:r>
+      <w:proofErr w:type="spellStart"/>
+      <w:r>
+        <w:rPr>
+          <w:b/>
+          <w:bCs/>
+        </w:rPr>
+        <w:t>useSheetDrag.ts</w:t>
+      </w:r>
+      <w:proofErr w:type="spellEnd"/>
+      <w:r>
+        <w:rPr>
+          <w:b/>
+          <w:bCs/>
+        </w:rPr>
+        <w:t>)</w:t>
       </w:r>
     </w:p>
     <w:p>
       <w:pPr>
         <w:numPr>
           <w:ilvl w:val="0"/>
-          <w:numId w:val="7"/>
+          <w:numId w:val="13"/>
         </w:numPr>
         <w:rPr>
           <w:b/>
@@ -1446,7 +2881,7 @@
           <w:b/>
           <w:bCs/>
         </w:rPr>
-        <w:t>iOS-Style Sheet Drag Physics: Both the Edit Profile modal and the Avatar Selection bottom sheet implement custom touch tracking (</w:t>
+        <w:t>Physics Mechanics: Bottom sheets (</w:t>
       </w:r>
       <w:proofErr w:type="spellStart"/>
       <w:r>
@@ -1454,6 +2889,54 @@
           <w:b/>
           <w:bCs/>
         </w:rPr>
+        <w:t>EditProfileSheet</w:t>
+      </w:r>
+      <w:proofErr w:type="spellEnd"/>
+      <w:r>
+        <w:rPr>
+          <w:b/>
+          <w:bCs/>
+        </w:rPr>
+        <w:t xml:space="preserve">, </w:t>
+      </w:r>
+      <w:proofErr w:type="spellStart"/>
+      <w:r>
+        <w:rPr>
+          <w:b/>
+          <w:bCs/>
+        </w:rPr>
+        <w:t>CustomizeSheet</w:t>
+      </w:r>
+      <w:proofErr w:type="spellEnd"/>
+      <w:r>
+        <w:rPr>
+          <w:b/>
+          <w:bCs/>
+        </w:rPr>
+        <w:t xml:space="preserve">, </w:t>
+      </w:r>
+      <w:proofErr w:type="spellStart"/>
+      <w:r>
+        <w:rPr>
+          <w:b/>
+          <w:bCs/>
+        </w:rPr>
+        <w:t>CreatePostSheet</w:t>
+      </w:r>
+      <w:proofErr w:type="spellEnd"/>
+      <w:r>
+        <w:rPr>
+          <w:b/>
+          <w:bCs/>
+        </w:rPr>
+        <w:t>, etc.) track vertical touch deltas (</w:t>
+      </w:r>
+      <w:proofErr w:type="spellStart"/>
+      <w:r>
+        <w:rPr>
+          <w:b/>
+          <w:bCs/>
+        </w:rPr>
         <w:t>onTouchStart</w:t>
       </w:r>
       <w:proofErr w:type="spellEnd"/>
@@ -1494,51 +2977,27 @@
           <w:b/>
           <w:bCs/>
         </w:rPr>
-        <w:t xml:space="preserve">). Vertical drag deltas directly update component </w:t>
-      </w:r>
-      <w:proofErr w:type="spellStart"/>
-      <w:r>
-        <w:rPr>
-          <w:b/>
-          <w:bCs/>
-        </w:rPr>
-        <w:t>translateY</w:t>
-      </w:r>
-      <w:proofErr w:type="spellEnd"/>
-      <w:r>
-        <w:rPr>
-          <w:b/>
-          <w:bCs/>
-        </w:rPr>
-        <w:t xml:space="preserve"> matrices in real-time, allowing users to swipe down smoothly to dismiss components.</w:t>
+        <w:t>).</w:t>
       </w:r>
     </w:p>
     <w:p>
       <w:pPr>
         <w:numPr>
           <w:ilvl w:val="0"/>
-          <w:numId w:val="7"/>
+          <w:numId w:val="13"/>
         </w:numPr>
         <w:rPr>
           <w:b/>
           <w:bCs/>
         </w:rPr>
       </w:pPr>
-      <w:r>
-        <w:rPr>
-          <w:b/>
-          <w:bCs/>
-        </w:rPr>
-        <w:t xml:space="preserve">Global Scroll Locking: When any modal or action sheet is active, </w:t>
-      </w:r>
-      <w:proofErr w:type="spellStart"/>
       <w:proofErr w:type="gramStart"/>
       <w:r>
         <w:rPr>
           <w:b/>
           <w:bCs/>
         </w:rPr>
-        <w:t>document.body</w:t>
+        <w:t>Rubber-Banding</w:t>
       </w:r>
       <w:proofErr w:type="gramEnd"/>
       <w:r>
@@ -1546,47 +3005,75 @@
           <w:b/>
           <w:bCs/>
         </w:rPr>
-        <w:t>.</w:t>
-      </w:r>
-      <w:proofErr w:type="gramStart"/>
-      <w:r>
-        <w:rPr>
-          <w:b/>
-          <w:bCs/>
-        </w:rPr>
-        <w:t>style.overflow</w:t>
-      </w:r>
-      <w:proofErr w:type="spellEnd"/>
-      <w:proofErr w:type="gramEnd"/>
-      <w:r>
-        <w:rPr>
-          <w:b/>
-          <w:bCs/>
-        </w:rPr>
-        <w:t xml:space="preserve"> locks to prevent background scrolling </w:t>
-      </w:r>
-      <w:proofErr w:type="spellStart"/>
-      <w:r>
-        <w:rPr>
-          <w:b/>
-          <w:bCs/>
-        </w:rPr>
-        <w:t>jank</w:t>
-      </w:r>
-      <w:proofErr w:type="spellEnd"/>
-      <w:r>
-        <w:rPr>
-          <w:b/>
-          <w:bCs/>
-        </w:rPr>
-        <w:t>.</w:t>
+        <w:t>: Pulling down beyond the bounds applies a non-linear squish formula (</w:t>
+      </w:r>
+      <m:oMath>
+        <m:r>
+          <m:rPr>
+            <m:sty m:val="bi"/>
+          </m:rPr>
+          <w:rPr>
+            <w:rFonts w:ascii="Cambria Math" w:hAnsi="Cambria Math"/>
+          </w:rPr>
+          <m:t>12+</m:t>
+        </m:r>
+        <m:rad>
+          <m:radPr>
+            <m:degHide m:val="1"/>
+            <m:ctrlPr>
+              <w:rPr>
+                <w:rFonts w:ascii="Cambria Math" w:hAnsi="Cambria Math"/>
+                <w:b/>
+                <w:bCs/>
+              </w:rPr>
+            </m:ctrlPr>
+          </m:radPr>
+          <m:deg/>
+          <m:e>
+            <m:r>
+              <m:rPr>
+                <m:nor/>
+              </m:rPr>
+              <w:rPr>
+                <w:b/>
+                <w:bCs/>
+              </w:rPr>
+              <m:t>delta</m:t>
+            </m:r>
+            <m:r>
+              <m:rPr>
+                <m:sty m:val="bi"/>
+              </m:rPr>
+              <w:rPr>
+                <w:rFonts w:ascii="Cambria Math" w:hAnsi="Cambria Math"/>
+              </w:rPr>
+              <m:t>-12</m:t>
+            </m:r>
+          </m:e>
+        </m:rad>
+        <m:r>
+          <m:rPr>
+            <m:sty m:val="bi"/>
+          </m:rPr>
+          <w:rPr>
+            <w:rFonts w:ascii="Cambria Math" w:hAnsi="Cambria Math"/>
+          </w:rPr>
+          <m:t>×18</m:t>
+        </m:r>
+      </m:oMath>
+      <w:r>
+        <w:rPr>
+          <w:b/>
+          <w:bCs/>
+        </w:rPr>
+        <w:t>) to provide tactile resistance.</w:t>
       </w:r>
     </w:p>
     <w:p>
       <w:pPr>
         <w:numPr>
           <w:ilvl w:val="0"/>
-          <w:numId w:val="7"/>
+          <w:numId w:val="13"/>
         </w:numPr>
         <w:rPr>
           <w:b/>
@@ -1598,61 +3085,77 @@
           <w:b/>
           <w:bCs/>
         </w:rPr>
-        <w:t>Tactile Feedback: Interactive buttons utilize custom CSS active scaling (</w:t>
-      </w:r>
-      <w:proofErr w:type="gramStart"/>
-      <w:r>
-        <w:rPr>
-          <w:b/>
-          <w:bCs/>
-        </w:rPr>
-        <w:t>active:scale</w:t>
-      </w:r>
-      <w:proofErr w:type="gramEnd"/>
-      <w:r>
-        <w:rPr>
-          <w:b/>
-          <w:bCs/>
-        </w:rPr>
-        <w:t>-95) to mimic native application responsiveness.</w:t>
-      </w:r>
-    </w:p>
-    <w:p>
-      <w:pPr>
-        <w:rPr>
-          <w:b/>
-          <w:bCs/>
-        </w:rPr>
-      </w:pPr>
-      <w:r>
-        <w:rPr>
-          <w:b/>
-          <w:bCs/>
-        </w:rPr>
-        <w:lastRenderedPageBreak/>
-        <w:t>5. Gamification &amp; System Rating (RankHUD)</w:t>
-      </w:r>
-    </w:p>
-    <w:p>
-      <w:pPr>
-        <w:rPr>
-          <w:b/>
-          <w:bCs/>
-        </w:rPr>
-      </w:pPr>
-      <w:r>
-        <w:rPr>
-          <w:b/>
-          <w:bCs/>
-        </w:rPr>
-        <w:t>The profile acts as a developer/gamer identity card featuring an active progression system:</w:t>
+        <w:t xml:space="preserve">Fling Velocity: Velocity samples are collected during movement. If the user flings the sheet downwards faster than 0.5 </w:t>
+      </w:r>
+      <w:proofErr w:type="spellStart"/>
+      <w:r>
+        <w:rPr>
+          <w:b/>
+          <w:bCs/>
+        </w:rPr>
+        <w:t>px</w:t>
+      </w:r>
+      <w:proofErr w:type="spellEnd"/>
+      <w:r>
+        <w:rPr>
+          <w:b/>
+          <w:bCs/>
+        </w:rPr>
+        <w:t>/</w:t>
+      </w:r>
+      <w:proofErr w:type="spellStart"/>
+      <w:r>
+        <w:rPr>
+          <w:b/>
+          <w:bCs/>
+        </w:rPr>
+        <w:t>ms</w:t>
+      </w:r>
+      <w:proofErr w:type="spellEnd"/>
+      <w:r>
+        <w:rPr>
+          <w:b/>
+          <w:bCs/>
+        </w:rPr>
+        <w:t xml:space="preserve"> or drags past the threshold, the sheet dismisses. Otherwise, it snaps back using cubic-</w:t>
+      </w:r>
+      <w:proofErr w:type="spellStart"/>
+      <w:r>
+        <w:rPr>
+          <w:b/>
+          <w:bCs/>
+        </w:rPr>
+        <w:t>bezier</w:t>
+      </w:r>
+      <w:proofErr w:type="spellEnd"/>
+      <w:r>
+        <w:rPr>
+          <w:b/>
+          <w:bCs/>
+        </w:rPr>
+        <w:t xml:space="preserve"> transitions.</w:t>
+      </w:r>
+    </w:p>
+    <w:p>
+      <w:pPr>
+        <w:rPr>
+          <w:b/>
+          <w:bCs/>
+        </w:rPr>
+      </w:pPr>
+      <w:r>
+        <w:rPr>
+          <w:b/>
+          <w:bCs/>
+        </w:rPr>
+        <w:t>Post Feed &amp; Deck Carousel</w:t>
       </w:r>
     </w:p>
     <w:p>
       <w:pPr>
         <w:numPr>
           <w:ilvl w:val="0"/>
-          <w:numId w:val="8"/>
+          <w:numId w:val="14"/>
         </w:numPr>
         <w:rPr>
           <w:b/>
@@ -1664,14 +3167,46 @@
           <w:b/>
           <w:bCs/>
         </w:rPr>
-        <w:t>Tiers: Progresses through NULL (0 MMR) → INIT (1000) → COMPILE (1500) → RUNTIME (2000) → KERNEL (2500) → ROOT (3000+).</w:t>
+        <w:t xml:space="preserve">3D Deck Transitions: Multi-image posts in </w:t>
+      </w:r>
+      <w:proofErr w:type="spellStart"/>
+      <w:r>
+        <w:rPr>
+          <w:b/>
+          <w:bCs/>
+        </w:rPr>
+        <w:t>page.tsx</w:t>
+      </w:r>
+      <w:proofErr w:type="spellEnd"/>
+      <w:r>
+        <w:rPr>
+          <w:b/>
+          <w:bCs/>
+        </w:rPr>
+        <w:t xml:space="preserve"> render through </w:t>
+      </w:r>
+      <w:proofErr w:type="spellStart"/>
+      <w:r>
+        <w:rPr>
+          <w:b/>
+          <w:bCs/>
+        </w:rPr>
+        <w:t>ImageCarousel.tsx</w:t>
+      </w:r>
+      <w:proofErr w:type="spellEnd"/>
+      <w:r>
+        <w:rPr>
+          <w:b/>
+          <w:bCs/>
+        </w:rPr>
+        <w:t>. Dragging horizontally applies real-time translate3d, scaling steps (0.06), drop offsets (44px), and opacity drops (0.40).</w:t>
       </w:r>
     </w:p>
     <w:p>
       <w:pPr>
         <w:numPr>
           <w:ilvl w:val="0"/>
-          <w:numId w:val="8"/>
+          <w:numId w:val="14"/>
         </w:numPr>
         <w:rPr>
           <w:b/>
@@ -1683,97 +3218,145 @@
           <w:b/>
           <w:bCs/>
         </w:rPr>
-        <w:t>Dynamic Math: The RankHUD component parses historical MMR data points, computes rating deltas, maps thresholds dynamically, and renders glowing progress tracks and apex gradients.</w:t>
-      </w:r>
-    </w:p>
-    <w:p>
-      <w:pPr>
-        <w:rPr>
-          <w:b/>
-          <w:bCs/>
-        </w:rPr>
-      </w:pPr>
-      <w:r>
-        <w:rPr>
-          <w:b/>
-          <w:bCs/>
-        </w:rPr>
-        <w:t>Document 3: Nexus Authentication &amp; Failover Email</w:t>
-      </w:r>
-    </w:p>
-    <w:p>
-      <w:pPr>
-        <w:rPr>
-          <w:b/>
-          <w:bCs/>
-        </w:rPr>
-      </w:pPr>
-      <w:r>
-        <w:rPr>
-          <w:b/>
-          <w:bCs/>
-        </w:rPr>
-        <w:t>Nexus Authentication &amp; Failover Email</w:t>
-      </w:r>
-    </w:p>
-    <w:p>
-      <w:pPr>
-        <w:rPr>
-          <w:b/>
-          <w:bCs/>
-        </w:rPr>
-      </w:pPr>
-      <w:r>
-        <w:rPr>
-          <w:b/>
-          <w:bCs/>
-        </w:rPr>
-        <w:t>Module: User Registration, Identity Verification, and Email Delivery</w:t>
-      </w:r>
-    </w:p>
-    <w:p>
-      <w:pPr>
-        <w:rPr>
-          <w:b/>
-          <w:bCs/>
-        </w:rPr>
-      </w:pPr>
-      <w:r>
-        <w:rPr>
-          <w:b/>
-          <w:bCs/>
-        </w:rPr>
-        <w:t>Current Status: Development / Sandbox Mode</w:t>
-      </w:r>
-    </w:p>
-    <w:p>
-      <w:pPr>
-        <w:rPr>
-          <w:b/>
-          <w:bCs/>
-        </w:rPr>
-      </w:pPr>
-      <w:r>
-        <w:rPr>
-          <w:b/>
-          <w:bCs/>
-        </w:rPr>
-        <w:t>1. Core Architecture: 4-Tier Failover System</w:t>
-      </w:r>
-    </w:p>
-    <w:p>
-      <w:pPr>
-        <w:rPr>
-          <w:b/>
-          <w:bCs/>
-        </w:rPr>
-      </w:pPr>
-      <w:r>
-        <w:rPr>
-          <w:b/>
-          <w:bCs/>
-        </w:rPr>
-        <w:t>To ensure 100% uptime for verification emails, the system utilizes a cascading failover architecture. If a primary provider experiences an outage, rate limit, or API rejection, the request is immediately routed to the next provider in the chain.</w:t>
+        <w:t>Long-Press Peek (</w:t>
+      </w:r>
+      <w:proofErr w:type="spellStart"/>
+      <w:r>
+        <w:rPr>
+          <w:b/>
+          <w:bCs/>
+        </w:rPr>
+        <w:t>PeekPostModal.tsx</w:t>
+      </w:r>
+      <w:proofErr w:type="spellEnd"/>
+      <w:r>
+        <w:rPr>
+          <w:b/>
+          <w:bCs/>
+        </w:rPr>
+        <w:t>): Pressing and holding a grid thumbnail for 500ms opens a blurred peek preview overlay. Moving the finger more than 6px cancels the timer to allow smooth scrolling.</w:t>
+      </w:r>
+    </w:p>
+    <w:p>
+      <w:pPr>
+        <w:numPr>
+          <w:ilvl w:val="0"/>
+          <w:numId w:val="14"/>
+        </w:numPr>
+        <w:rPr>
+          <w:b/>
+          <w:bCs/>
+        </w:rPr>
+      </w:pPr>
+      <w:r>
+        <w:rPr>
+          <w:b/>
+          <w:bCs/>
+        </w:rPr>
+        <w:t>Full-Screen Feed Snap: Tapping a post expands a vertical, snap-mandatory feed modal with real-time scale and opacity interpolation based on scroll position.</w:t>
+      </w:r>
+    </w:p>
+    <w:p>
+      <w:pPr>
+        <w:rPr>
+          <w:b/>
+          <w:bCs/>
+        </w:rPr>
+      </w:pPr>
+    </w:p>
+    <w:p>
+      <w:pPr>
+        <w:rPr>
+          <w:b/>
+          <w:bCs/>
+        </w:rPr>
+      </w:pPr>
+    </w:p>
+    <w:p>
+      <w:pPr>
+        <w:rPr>
+          <w:b/>
+          <w:bCs/>
+        </w:rPr>
+      </w:pPr>
+    </w:p>
+    <w:p>
+      <w:pPr>
+        <w:rPr>
+          <w:b/>
+          <w:bCs/>
+        </w:rPr>
+      </w:pPr>
+    </w:p>
+    <w:p>
+      <w:pPr>
+        <w:rPr>
+          <w:b/>
+          <w:bCs/>
+        </w:rPr>
+      </w:pPr>
+    </w:p>
+    <w:p>
+      <w:pPr>
+        <w:rPr>
+          <w:b/>
+          <w:bCs/>
+        </w:rPr>
+      </w:pPr>
+    </w:p>
+    <w:p>
+      <w:pPr>
+        <w:rPr>
+          <w:b/>
+          <w:bCs/>
+        </w:rPr>
+      </w:pPr>
+    </w:p>
+    <w:p>
+      <w:pPr>
+        <w:rPr>
+          <w:b/>
+          <w:bCs/>
+        </w:rPr>
+      </w:pPr>
+      <w:r>
+        <w:rPr>
+          <w:b/>
+          <w:bCs/>
+        </w:rPr>
+        <w:lastRenderedPageBreak/>
+        <w:t>5. Gamification &amp; System Rating (</w:t>
+      </w:r>
+      <w:proofErr w:type="spellStart"/>
+      <w:r>
+        <w:rPr>
+          <w:b/>
+          <w:bCs/>
+        </w:rPr>
+        <w:t>RankHUD.tsx</w:t>
+      </w:r>
+      <w:proofErr w:type="spellEnd"/>
+      <w:r>
+        <w:rPr>
+          <w:b/>
+          <w:bCs/>
+        </w:rPr>
+        <w:t>)</w:t>
+      </w:r>
+    </w:p>
+    <w:p>
+      <w:pPr>
+        <w:rPr>
+          <w:b/>
+          <w:bCs/>
+        </w:rPr>
+      </w:pPr>
+      <w:r>
+        <w:rPr>
+          <w:b/>
+          <w:bCs/>
+        </w:rPr>
+        <w:t>The profile features a competitive progression system that processes user rating points into visual rank badges:</w:t>
       </w:r>
     </w:p>
     <w:tbl>
@@ -1789,11 +3372,9 @@
         <w:tblLook w:val="04A0" w:firstRow="1" w:lastRow="0" w:firstColumn="1" w:lastColumn="0" w:noHBand="0" w:noVBand="1"/>
       </w:tblPr>
       <w:tblGrid>
-        <w:gridCol w:w="819"/>
-        <w:gridCol w:w="1627"/>
-        <w:gridCol w:w="1581"/>
-        <w:gridCol w:w="1455"/>
-        <w:gridCol w:w="3862"/>
+        <w:gridCol w:w="1395"/>
+        <w:gridCol w:w="2005"/>
+        <w:gridCol w:w="3342"/>
       </w:tblGrid>
       <w:tr>
         <w:trPr>
@@ -1830,7 +3411,7 @@
                 <w:b/>
                 <w:bCs/>
               </w:rPr>
-              <w:t>Tier</w:t>
+              <w:t>Rank Tier</w:t>
             </w:r>
           </w:p>
         </w:tc>
@@ -1864,7 +3445,7 @@
                 <w:b/>
                 <w:bCs/>
               </w:rPr>
-              <w:t>Provider</w:t>
+              <w:t>Minimum MMR</w:t>
             </w:r>
           </w:p>
         </w:tc>
@@ -1898,75 +3479,7 @@
                 <w:b/>
                 <w:bCs/>
               </w:rPr>
-              <w:t>Role</w:t>
-            </w:r>
-          </w:p>
-        </w:tc>
-        <w:tc>
-          <w:tcPr>
-            <w:tcW w:w="0" w:type="auto"/>
-            <w:tcBorders>
-              <w:top w:val="single" w:sz="6" w:space="0" w:color="C4C7C5"/>
-              <w:left w:val="single" w:sz="6" w:space="0" w:color="C4C7C5"/>
-              <w:bottom w:val="single" w:sz="6" w:space="0" w:color="C4C7C5"/>
-              <w:right w:val="single" w:sz="6" w:space="0" w:color="C4C7C5"/>
-            </w:tcBorders>
-            <w:tcMar>
-              <w:top w:w="120" w:type="dxa"/>
-              <w:left w:w="180" w:type="dxa"/>
-              <w:bottom w:w="120" w:type="dxa"/>
-              <w:right w:w="180" w:type="dxa"/>
-            </w:tcMar>
-            <w:vAlign w:val="center"/>
-            <w:hideMark/>
-          </w:tcPr>
-          <w:p>
-            <w:pPr>
-              <w:rPr>
-                <w:b/>
-                <w:bCs/>
-              </w:rPr>
-            </w:pPr>
-            <w:r>
-              <w:rPr>
-                <w:b/>
-                <w:bCs/>
-              </w:rPr>
-              <w:t>Capacity</w:t>
-            </w:r>
-          </w:p>
-        </w:tc>
-        <w:tc>
-          <w:tcPr>
-            <w:tcW w:w="0" w:type="auto"/>
-            <w:tcBorders>
-              <w:top w:val="single" w:sz="6" w:space="0" w:color="C4C7C5"/>
-              <w:left w:val="single" w:sz="6" w:space="0" w:color="C4C7C5"/>
-              <w:bottom w:val="single" w:sz="6" w:space="0" w:color="C4C7C5"/>
-              <w:right w:val="single" w:sz="6" w:space="0" w:color="C4C7C5"/>
-            </w:tcBorders>
-            <w:tcMar>
-              <w:top w:w="120" w:type="dxa"/>
-              <w:left w:w="180" w:type="dxa"/>
-              <w:bottom w:w="120" w:type="dxa"/>
-              <w:right w:w="180" w:type="dxa"/>
-            </w:tcMar>
-            <w:vAlign w:val="center"/>
-            <w:hideMark/>
-          </w:tcPr>
-          <w:p>
-            <w:pPr>
-              <w:rPr>
-                <w:b/>
-                <w:bCs/>
-              </w:rPr>
-            </w:pPr>
-            <w:r>
-              <w:rPr>
-                <w:b/>
-                <w:bCs/>
-              </w:rPr>
-              <w:t>Trigger Condition</w:t>
+              <w:t>Accent Color</w:t>
             </w:r>
           </w:p>
         </w:tc>
@@ -2005,7 +3518,7 @@
                 <w:b/>
                 <w:bCs/>
               </w:rPr>
-              <w:t>1</w:t>
+              <w:t>NULL</w:t>
             </w:r>
           </w:p>
         </w:tc>
@@ -2039,7 +3552,7 @@
                 <w:b/>
                 <w:bCs/>
               </w:rPr>
-              <w:t>Brevo</w:t>
+              <w:t>0 MMR</w:t>
             </w:r>
           </w:p>
         </w:tc>
@@ -2073,75 +3586,7 @@
                 <w:b/>
                 <w:bCs/>
               </w:rPr>
-              <w:t>Primary Engine</w:t>
-            </w:r>
-          </w:p>
-        </w:tc>
-        <w:tc>
-          <w:tcPr>
-            <w:tcW w:w="0" w:type="auto"/>
-            <w:tcBorders>
-              <w:top w:val="single" w:sz="6" w:space="0" w:color="C4C7C5"/>
-              <w:left w:val="single" w:sz="6" w:space="0" w:color="C4C7C5"/>
-              <w:bottom w:val="single" w:sz="6" w:space="0" w:color="C4C7C5"/>
-              <w:right w:val="single" w:sz="6" w:space="0" w:color="C4C7C5"/>
-            </w:tcBorders>
-            <w:tcMar>
-              <w:top w:w="120" w:type="dxa"/>
-              <w:left w:w="180" w:type="dxa"/>
-              <w:bottom w:w="120" w:type="dxa"/>
-              <w:right w:w="180" w:type="dxa"/>
-            </w:tcMar>
-            <w:vAlign w:val="center"/>
-            <w:hideMark/>
-          </w:tcPr>
-          <w:p>
-            <w:pPr>
-              <w:rPr>
-                <w:b/>
-                <w:bCs/>
-              </w:rPr>
-            </w:pPr>
-            <w:r>
-              <w:rPr>
-                <w:b/>
-                <w:bCs/>
-              </w:rPr>
-              <w:t>300 / day</w:t>
-            </w:r>
-          </w:p>
-        </w:tc>
-        <w:tc>
-          <w:tcPr>
-            <w:tcW w:w="0" w:type="auto"/>
-            <w:tcBorders>
-              <w:top w:val="single" w:sz="6" w:space="0" w:color="C4C7C5"/>
-              <w:left w:val="single" w:sz="6" w:space="0" w:color="C4C7C5"/>
-              <w:bottom w:val="single" w:sz="6" w:space="0" w:color="C4C7C5"/>
-              <w:right w:val="single" w:sz="6" w:space="0" w:color="C4C7C5"/>
-            </w:tcBorders>
-            <w:tcMar>
-              <w:top w:w="120" w:type="dxa"/>
-              <w:left w:w="180" w:type="dxa"/>
-              <w:bottom w:w="120" w:type="dxa"/>
-              <w:right w:w="180" w:type="dxa"/>
-            </w:tcMar>
-            <w:vAlign w:val="center"/>
-            <w:hideMark/>
-          </w:tcPr>
-          <w:p>
-            <w:pPr>
-              <w:rPr>
-                <w:b/>
-                <w:bCs/>
-              </w:rPr>
-            </w:pPr>
-            <w:r>
-              <w:rPr>
-                <w:b/>
-                <w:bCs/>
-              </w:rPr>
-              <w:t>Default entry point for all requests.</w:t>
+              <w:t>#9ca3af (Gray)</w:t>
             </w:r>
           </w:p>
         </w:tc>
@@ -2180,7 +3625,7 @@
                 <w:b/>
                 <w:bCs/>
               </w:rPr>
-              <w:t>2</w:t>
+              <w:t>INIT</w:t>
             </w:r>
           </w:p>
         </w:tc>
@@ -2214,7 +3659,7 @@
                 <w:b/>
                 <w:bCs/>
               </w:rPr>
-              <w:t>Resend</w:t>
+              <w:t>1000 MMR</w:t>
             </w:r>
           </w:p>
         </w:tc>
@@ -2248,75 +3693,7 @@
                 <w:b/>
                 <w:bCs/>
               </w:rPr>
-              <w:t>Backup 1</w:t>
-            </w:r>
-          </w:p>
-        </w:tc>
-        <w:tc>
-          <w:tcPr>
-            <w:tcW w:w="0" w:type="auto"/>
-            <w:tcBorders>
-              <w:top w:val="single" w:sz="6" w:space="0" w:color="C4C7C5"/>
-              <w:left w:val="single" w:sz="6" w:space="0" w:color="C4C7C5"/>
-              <w:bottom w:val="single" w:sz="6" w:space="0" w:color="C4C7C5"/>
-              <w:right w:val="single" w:sz="6" w:space="0" w:color="C4C7C5"/>
-            </w:tcBorders>
-            <w:tcMar>
-              <w:top w:w="120" w:type="dxa"/>
-              <w:left w:w="180" w:type="dxa"/>
-              <w:bottom w:w="120" w:type="dxa"/>
-              <w:right w:w="180" w:type="dxa"/>
-            </w:tcMar>
-            <w:vAlign w:val="center"/>
-            <w:hideMark/>
-          </w:tcPr>
-          <w:p>
-            <w:pPr>
-              <w:rPr>
-                <w:b/>
-                <w:bCs/>
-              </w:rPr>
-            </w:pPr>
-            <w:r>
-              <w:rPr>
-                <w:b/>
-                <w:bCs/>
-              </w:rPr>
-              <w:t>100 / day</w:t>
-            </w:r>
-          </w:p>
-        </w:tc>
-        <w:tc>
-          <w:tcPr>
-            <w:tcW w:w="0" w:type="auto"/>
-            <w:tcBorders>
-              <w:top w:val="single" w:sz="6" w:space="0" w:color="C4C7C5"/>
-              <w:left w:val="single" w:sz="6" w:space="0" w:color="C4C7C5"/>
-              <w:bottom w:val="single" w:sz="6" w:space="0" w:color="C4C7C5"/>
-              <w:right w:val="single" w:sz="6" w:space="0" w:color="C4C7C5"/>
-            </w:tcBorders>
-            <w:tcMar>
-              <w:top w:w="120" w:type="dxa"/>
-              <w:left w:w="180" w:type="dxa"/>
-              <w:bottom w:w="120" w:type="dxa"/>
-              <w:right w:w="180" w:type="dxa"/>
-            </w:tcMar>
-            <w:vAlign w:val="center"/>
-            <w:hideMark/>
-          </w:tcPr>
-          <w:p>
-            <w:pPr>
-              <w:rPr>
-                <w:b/>
-                <w:bCs/>
-              </w:rPr>
-            </w:pPr>
-            <w:r>
-              <w:rPr>
-                <w:b/>
-                <w:bCs/>
-              </w:rPr>
-              <w:t>Triggers if Brevo API fails or rejects the payload.</w:t>
+              <w:t>#4ade80 (Green)</w:t>
             </w:r>
           </w:p>
         </w:tc>
@@ -2355,7 +3732,7 @@
                 <w:b/>
                 <w:bCs/>
               </w:rPr>
-              <w:t>3</w:t>
+              <w:t>COMPILE</w:t>
             </w:r>
           </w:p>
         </w:tc>
@@ -2389,7 +3766,7 @@
                 <w:b/>
                 <w:bCs/>
               </w:rPr>
-              <w:t>Sender.net</w:t>
+              <w:t>1500 MMR</w:t>
             </w:r>
           </w:p>
         </w:tc>
@@ -2423,84 +3800,7 @@
                 <w:b/>
                 <w:bCs/>
               </w:rPr>
-              <w:t>Backup 2</w:t>
-            </w:r>
-          </w:p>
-        </w:tc>
-        <w:tc>
-          <w:tcPr>
-            <w:tcW w:w="0" w:type="auto"/>
-            <w:tcBorders>
-              <w:top w:val="single" w:sz="6" w:space="0" w:color="C4C7C5"/>
-              <w:left w:val="single" w:sz="6" w:space="0" w:color="C4C7C5"/>
-              <w:bottom w:val="single" w:sz="6" w:space="0" w:color="C4C7C5"/>
-              <w:right w:val="single" w:sz="6" w:space="0" w:color="C4C7C5"/>
-            </w:tcBorders>
-            <w:tcMar>
-              <w:top w:w="120" w:type="dxa"/>
-              <w:left w:w="180" w:type="dxa"/>
-              <w:bottom w:w="120" w:type="dxa"/>
-              <w:right w:w="180" w:type="dxa"/>
-            </w:tcMar>
-            <w:vAlign w:val="center"/>
-            <w:hideMark/>
-          </w:tcPr>
-          <w:p>
-            <w:pPr>
-              <w:rPr>
-                <w:b/>
-                <w:bCs/>
-              </w:rPr>
-            </w:pPr>
-            <w:r>
-              <w:rPr>
-                <w:b/>
-                <w:bCs/>
-              </w:rPr>
-              <w:t xml:space="preserve">15,000 / </w:t>
-            </w:r>
-            <w:proofErr w:type="spellStart"/>
-            <w:r>
-              <w:rPr>
-                <w:b/>
-                <w:bCs/>
-              </w:rPr>
-              <w:t>mo</w:t>
-            </w:r>
-            <w:proofErr w:type="spellEnd"/>
-          </w:p>
-        </w:tc>
-        <w:tc>
-          <w:tcPr>
-            <w:tcW w:w="0" w:type="auto"/>
-            <w:tcBorders>
-              <w:top w:val="single" w:sz="6" w:space="0" w:color="C4C7C5"/>
-              <w:left w:val="single" w:sz="6" w:space="0" w:color="C4C7C5"/>
-              <w:bottom w:val="single" w:sz="6" w:space="0" w:color="C4C7C5"/>
-              <w:right w:val="single" w:sz="6" w:space="0" w:color="C4C7C5"/>
-            </w:tcBorders>
-            <w:tcMar>
-              <w:top w:w="120" w:type="dxa"/>
-              <w:left w:w="180" w:type="dxa"/>
-              <w:bottom w:w="120" w:type="dxa"/>
-              <w:right w:w="180" w:type="dxa"/>
-            </w:tcMar>
-            <w:vAlign w:val="center"/>
-            <w:hideMark/>
-          </w:tcPr>
-          <w:p>
-            <w:pPr>
-              <w:rPr>
-                <w:b/>
-                <w:bCs/>
-              </w:rPr>
-            </w:pPr>
-            <w:r>
-              <w:rPr>
-                <w:b/>
-                <w:bCs/>
-              </w:rPr>
-              <w:t>Triggers if Resend API goes down or rate limits.</w:t>
+              <w:t>#22d3ee (Cyan)</w:t>
             </w:r>
           </w:p>
         </w:tc>
@@ -2539,77 +3839,7 @@
                 <w:b/>
                 <w:bCs/>
               </w:rPr>
-              <w:t>4</w:t>
-            </w:r>
-          </w:p>
-        </w:tc>
-        <w:tc>
-          <w:tcPr>
-            <w:tcW w:w="0" w:type="auto"/>
-            <w:tcBorders>
-              <w:top w:val="single" w:sz="6" w:space="0" w:color="C4C7C5"/>
-              <w:left w:val="single" w:sz="6" w:space="0" w:color="C4C7C5"/>
-              <w:bottom w:val="single" w:sz="6" w:space="0" w:color="C4C7C5"/>
-              <w:right w:val="single" w:sz="6" w:space="0" w:color="C4C7C5"/>
-            </w:tcBorders>
-            <w:tcMar>
-              <w:top w:w="120" w:type="dxa"/>
-              <w:left w:w="180" w:type="dxa"/>
-              <w:bottom w:w="120" w:type="dxa"/>
-              <w:right w:w="180" w:type="dxa"/>
-            </w:tcMar>
-            <w:vAlign w:val="center"/>
-            <w:hideMark/>
-          </w:tcPr>
-          <w:p>
-            <w:pPr>
-              <w:rPr>
-                <w:b/>
-                <w:bCs/>
-              </w:rPr>
-            </w:pPr>
-            <w:proofErr w:type="spellStart"/>
-            <w:r>
-              <w:rPr>
-                <w:b/>
-                <w:bCs/>
-              </w:rPr>
-              <w:t>CloudMailin</w:t>
-            </w:r>
-            <w:proofErr w:type="spellEnd"/>
-          </w:p>
-        </w:tc>
-        <w:tc>
-          <w:tcPr>
-            <w:tcW w:w="0" w:type="auto"/>
-            <w:tcBorders>
-              <w:top w:val="single" w:sz="6" w:space="0" w:color="C4C7C5"/>
-              <w:left w:val="single" w:sz="6" w:space="0" w:color="C4C7C5"/>
-              <w:bottom w:val="single" w:sz="6" w:space="0" w:color="C4C7C5"/>
-              <w:right w:val="single" w:sz="6" w:space="0" w:color="C4C7C5"/>
-            </w:tcBorders>
-            <w:tcMar>
-              <w:top w:w="120" w:type="dxa"/>
-              <w:left w:w="180" w:type="dxa"/>
-              <w:bottom w:w="120" w:type="dxa"/>
-              <w:right w:w="180" w:type="dxa"/>
-            </w:tcMar>
-            <w:vAlign w:val="center"/>
-            <w:hideMark/>
-          </w:tcPr>
-          <w:p>
-            <w:pPr>
-              <w:rPr>
-                <w:b/>
-                <w:bCs/>
-              </w:rPr>
-            </w:pPr>
-            <w:r>
-              <w:rPr>
-                <w:b/>
-                <w:bCs/>
-              </w:rPr>
-              <w:t>Final Stand</w:t>
+              <w:t>RUNTIME</w:t>
             </w:r>
           </w:p>
         </w:tc>
@@ -2643,17 +3873,8 @@
                 <w:b/>
                 <w:bCs/>
               </w:rPr>
-              <w:t xml:space="preserve">10,000 / </w:t>
+              <w:t>2000 MMR</w:t>
             </w:r>
-            <w:proofErr w:type="spellStart"/>
-            <w:r>
-              <w:rPr>
-                <w:b/>
-                <w:bCs/>
-              </w:rPr>
-              <w:t>mo</w:t>
-            </w:r>
-            <w:proofErr w:type="spellEnd"/>
           </w:p>
         </w:tc>
         <w:tc>
@@ -2686,7 +3907,221 @@
                 <w:b/>
                 <w:bCs/>
               </w:rPr>
-              <w:t>Triggers in the event of a catastrophic multi-API failure.</w:t>
+              <w:t>#60a5fa (Blue)</w:t>
+            </w:r>
+          </w:p>
+        </w:tc>
+      </w:tr>
+      <w:tr>
+        <w:trPr>
+          <w:tblCellSpacing w:w="15" w:type="dxa"/>
+        </w:trPr>
+        <w:tc>
+          <w:tcPr>
+            <w:tcW w:w="0" w:type="auto"/>
+            <w:tcBorders>
+              <w:top w:val="single" w:sz="6" w:space="0" w:color="C4C7C5"/>
+              <w:left w:val="single" w:sz="6" w:space="0" w:color="C4C7C5"/>
+              <w:bottom w:val="single" w:sz="6" w:space="0" w:color="C4C7C5"/>
+              <w:right w:val="single" w:sz="6" w:space="0" w:color="C4C7C5"/>
+            </w:tcBorders>
+            <w:tcMar>
+              <w:top w:w="120" w:type="dxa"/>
+              <w:left w:w="180" w:type="dxa"/>
+              <w:bottom w:w="120" w:type="dxa"/>
+              <w:right w:w="180" w:type="dxa"/>
+            </w:tcMar>
+            <w:vAlign w:val="center"/>
+            <w:hideMark/>
+          </w:tcPr>
+          <w:p>
+            <w:pPr>
+              <w:rPr>
+                <w:b/>
+                <w:bCs/>
+              </w:rPr>
+            </w:pPr>
+            <w:r>
+              <w:rPr>
+                <w:b/>
+                <w:bCs/>
+              </w:rPr>
+              <w:t>KERNEL</w:t>
+            </w:r>
+          </w:p>
+        </w:tc>
+        <w:tc>
+          <w:tcPr>
+            <w:tcW w:w="0" w:type="auto"/>
+            <w:tcBorders>
+              <w:top w:val="single" w:sz="6" w:space="0" w:color="C4C7C5"/>
+              <w:left w:val="single" w:sz="6" w:space="0" w:color="C4C7C5"/>
+              <w:bottom w:val="single" w:sz="6" w:space="0" w:color="C4C7C5"/>
+              <w:right w:val="single" w:sz="6" w:space="0" w:color="C4C7C5"/>
+            </w:tcBorders>
+            <w:tcMar>
+              <w:top w:w="120" w:type="dxa"/>
+              <w:left w:w="180" w:type="dxa"/>
+              <w:bottom w:w="120" w:type="dxa"/>
+              <w:right w:w="180" w:type="dxa"/>
+            </w:tcMar>
+            <w:vAlign w:val="center"/>
+            <w:hideMark/>
+          </w:tcPr>
+          <w:p>
+            <w:pPr>
+              <w:rPr>
+                <w:b/>
+                <w:bCs/>
+              </w:rPr>
+            </w:pPr>
+            <w:r>
+              <w:rPr>
+                <w:b/>
+                <w:bCs/>
+              </w:rPr>
+              <w:t>2500 MMR</w:t>
+            </w:r>
+          </w:p>
+        </w:tc>
+        <w:tc>
+          <w:tcPr>
+            <w:tcW w:w="0" w:type="auto"/>
+            <w:tcBorders>
+              <w:top w:val="single" w:sz="6" w:space="0" w:color="C4C7C5"/>
+              <w:left w:val="single" w:sz="6" w:space="0" w:color="C4C7C5"/>
+              <w:bottom w:val="single" w:sz="6" w:space="0" w:color="C4C7C5"/>
+              <w:right w:val="single" w:sz="6" w:space="0" w:color="C4C7C5"/>
+            </w:tcBorders>
+            <w:tcMar>
+              <w:top w:w="120" w:type="dxa"/>
+              <w:left w:w="180" w:type="dxa"/>
+              <w:bottom w:w="120" w:type="dxa"/>
+              <w:right w:w="180" w:type="dxa"/>
+            </w:tcMar>
+            <w:vAlign w:val="center"/>
+            <w:hideMark/>
+          </w:tcPr>
+          <w:p>
+            <w:pPr>
+              <w:rPr>
+                <w:b/>
+                <w:bCs/>
+              </w:rPr>
+            </w:pPr>
+            <w:r>
+              <w:rPr>
+                <w:b/>
+                <w:bCs/>
+              </w:rPr>
+              <w:t>#a78bfa (Purple)</w:t>
+            </w:r>
+          </w:p>
+        </w:tc>
+      </w:tr>
+      <w:tr>
+        <w:trPr>
+          <w:tblCellSpacing w:w="15" w:type="dxa"/>
+        </w:trPr>
+        <w:tc>
+          <w:tcPr>
+            <w:tcW w:w="0" w:type="auto"/>
+            <w:tcBorders>
+              <w:top w:val="single" w:sz="6" w:space="0" w:color="C4C7C5"/>
+              <w:left w:val="single" w:sz="6" w:space="0" w:color="C4C7C5"/>
+              <w:bottom w:val="single" w:sz="6" w:space="0" w:color="C4C7C5"/>
+              <w:right w:val="single" w:sz="6" w:space="0" w:color="C4C7C5"/>
+            </w:tcBorders>
+            <w:tcMar>
+              <w:top w:w="120" w:type="dxa"/>
+              <w:left w:w="180" w:type="dxa"/>
+              <w:bottom w:w="120" w:type="dxa"/>
+              <w:right w:w="180" w:type="dxa"/>
+            </w:tcMar>
+            <w:vAlign w:val="center"/>
+            <w:hideMark/>
+          </w:tcPr>
+          <w:p>
+            <w:pPr>
+              <w:rPr>
+                <w:b/>
+                <w:bCs/>
+              </w:rPr>
+            </w:pPr>
+            <w:r>
+              <w:rPr>
+                <w:b/>
+                <w:bCs/>
+              </w:rPr>
+              <w:t>ROOT</w:t>
+            </w:r>
+          </w:p>
+        </w:tc>
+        <w:tc>
+          <w:tcPr>
+            <w:tcW w:w="0" w:type="auto"/>
+            <w:tcBorders>
+              <w:top w:val="single" w:sz="6" w:space="0" w:color="C4C7C5"/>
+              <w:left w:val="single" w:sz="6" w:space="0" w:color="C4C7C5"/>
+              <w:bottom w:val="single" w:sz="6" w:space="0" w:color="C4C7C5"/>
+              <w:right w:val="single" w:sz="6" w:space="0" w:color="C4C7C5"/>
+            </w:tcBorders>
+            <w:tcMar>
+              <w:top w:w="120" w:type="dxa"/>
+              <w:left w:w="180" w:type="dxa"/>
+              <w:bottom w:w="120" w:type="dxa"/>
+              <w:right w:w="180" w:type="dxa"/>
+            </w:tcMar>
+            <w:vAlign w:val="center"/>
+            <w:hideMark/>
+          </w:tcPr>
+          <w:p>
+            <w:pPr>
+              <w:rPr>
+                <w:b/>
+                <w:bCs/>
+              </w:rPr>
+            </w:pPr>
+            <w:r>
+              <w:rPr>
+                <w:b/>
+                <w:bCs/>
+              </w:rPr>
+              <w:t>3000+ MMR</w:t>
+            </w:r>
+          </w:p>
+        </w:tc>
+        <w:tc>
+          <w:tcPr>
+            <w:tcW w:w="0" w:type="auto"/>
+            <w:tcBorders>
+              <w:top w:val="single" w:sz="6" w:space="0" w:color="C4C7C5"/>
+              <w:left w:val="single" w:sz="6" w:space="0" w:color="C4C7C5"/>
+              <w:bottom w:val="single" w:sz="6" w:space="0" w:color="C4C7C5"/>
+              <w:right w:val="single" w:sz="6" w:space="0" w:color="C4C7C5"/>
+            </w:tcBorders>
+            <w:tcMar>
+              <w:top w:w="120" w:type="dxa"/>
+              <w:left w:w="180" w:type="dxa"/>
+              <w:bottom w:w="120" w:type="dxa"/>
+              <w:right w:w="180" w:type="dxa"/>
+            </w:tcMar>
+            <w:vAlign w:val="center"/>
+            <w:hideMark/>
+          </w:tcPr>
+          <w:p>
+            <w:pPr>
+              <w:rPr>
+                <w:b/>
+                <w:bCs/>
+              </w:rPr>
+            </w:pPr>
+            <w:r>
+              <w:rPr>
+                <w:b/>
+                <w:bCs/>
+              </w:rPr>
+              <w:t>#f87171 (Red/Apex Gradient)</w:t>
             </w:r>
           </w:p>
         </w:tc>
@@ -2694,56 +4129,9 @@
     </w:tbl>
     <w:p>
       <w:pPr>
-        <w:rPr>
-          <w:b/>
-          <w:bCs/>
-        </w:rPr>
-      </w:pPr>
-    </w:p>
-    <w:p>
-      <w:pPr>
-        <w:rPr>
-          <w:b/>
-          <w:bCs/>
-        </w:rPr>
-      </w:pPr>
-    </w:p>
-    <w:p>
-      <w:pPr>
-        <w:rPr>
-          <w:b/>
-          <w:bCs/>
-        </w:rPr>
-      </w:pPr>
-      <w:r>
-        <w:rPr>
-          <w:b/>
-          <w:bCs/>
-        </w:rPr>
-        <w:lastRenderedPageBreak/>
-        <w:t>2. Security Logic: The "Smart Overwrite" System</w:t>
-      </w:r>
-    </w:p>
-    <w:p>
-      <w:pPr>
-        <w:rPr>
-          <w:b/>
-          <w:bCs/>
-        </w:rPr>
-      </w:pPr>
-      <w:r>
-        <w:rPr>
-          <w:b/>
-          <w:bCs/>
-        </w:rPr>
-        <w:t>The registration pipeline separates username validation from email validation to protect against account squatting while maintaining a smooth user experience for legitimate users who make typos.</w:t>
-      </w:r>
-    </w:p>
-    <w:p>
-      <w:pPr>
         <w:numPr>
           <w:ilvl w:val="0"/>
-          <w:numId w:val="9"/>
+          <w:numId w:val="15"/>
         </w:numPr>
         <w:rPr>
           <w:b/>
@@ -2755,14 +4143,14 @@
           <w:b/>
           <w:bCs/>
         </w:rPr>
-        <w:t>The 15-Minute Lock (Hijack Protection): When a user registers a username, that username is temporarily locked to their email address for 15 minutes. If a different email attempts to register that same username during this window, the system blocks them.</w:t>
+        <w:t>RankHUD Computation: Calculates current MMR against previous points to render positive/negative deltas (+57).</w:t>
       </w:r>
     </w:p>
     <w:p>
       <w:pPr>
         <w:numPr>
           <w:ilvl w:val="0"/>
-          <w:numId w:val="9"/>
+          <w:numId w:val="15"/>
         </w:numPr>
         <w:rPr>
           <w:b/>
@@ -2774,14 +4162,14 @@
           <w:b/>
           <w:bCs/>
         </w:rPr>
-        <w:t>The Typo Fix (Smart Overwrite): If a user realizes they made a typo in their username, they can re-register using the same email address. The system detects that the email matches the lock owner, silently updates the database with the new username, generates a fresh OTP, and resets the 15-minute timer.</w:t>
+        <w:t>Progress Track: Computes percentage completion toward the next tier and projects a custom glow matching the active tier color.</w:t>
       </w:r>
     </w:p>
     <w:p>
       <w:pPr>
         <w:numPr>
           <w:ilvl w:val="0"/>
-          <w:numId w:val="9"/>
+          <w:numId w:val="15"/>
         </w:numPr>
         <w:rPr>
           <w:b/>
@@ -2793,14 +4181,133 @@
           <w:b/>
           <w:bCs/>
         </w:rPr>
-        <w:t>The Ghost Sweeper (Database Cleanup): If an account remains unverified after the 15-minute window expires, the system classifies it as a "ghost account." The next time any user attempts to register that username, the backend automatically deletes the expired ghost account to free up the namespace.</w:t>
+        <w:t xml:space="preserve">Crown Badge: Renders a floating </w:t>
+      </w:r>
+      <w:proofErr w:type="spellStart"/>
+      <w:r>
+        <w:rPr>
+          <w:b/>
+          <w:bCs/>
+        </w:rPr>
+        <w:t>Glassmorphic</w:t>
+      </w:r>
+      <w:proofErr w:type="spellEnd"/>
+      <w:r>
+        <w:rPr>
+          <w:b/>
+          <w:bCs/>
+        </w:rPr>
+        <w:t xml:space="preserve"> badge in the profile header with custom backdrop blur, ambient radial glows, and dynamic text shadows.</w:t>
+      </w:r>
+    </w:p>
+    <w:p>
+      <w:pPr>
+        <w:rPr>
+          <w:b/>
+          <w:bCs/>
+        </w:rPr>
+      </w:pPr>
+    </w:p>
+    <w:p>
+      <w:pPr>
+        <w:rPr>
+          <w:b/>
+          <w:bCs/>
+        </w:rPr>
+      </w:pPr>
+    </w:p>
+    <w:p>
+      <w:pPr>
+        <w:rPr>
+          <w:b/>
+          <w:bCs/>
+        </w:rPr>
+      </w:pPr>
+    </w:p>
+    <w:p>
+      <w:pPr>
+        <w:rPr>
+          <w:b/>
+          <w:bCs/>
+        </w:rPr>
+      </w:pPr>
+    </w:p>
+    <w:p>
+      <w:pPr>
+        <w:rPr>
+          <w:b/>
+          <w:bCs/>
+        </w:rPr>
+      </w:pPr>
+    </w:p>
+    <w:p>
+      <w:pPr>
+        <w:rPr>
+          <w:b/>
+          <w:bCs/>
+        </w:rPr>
+      </w:pPr>
+    </w:p>
+    <w:p>
+      <w:pPr>
+        <w:rPr>
+          <w:b/>
+          <w:bCs/>
+        </w:rPr>
+      </w:pPr>
+    </w:p>
+    <w:p>
+      <w:pPr>
+        <w:rPr>
+          <w:b/>
+          <w:bCs/>
+        </w:rPr>
+      </w:pPr>
+      <w:r>
+        <w:rPr>
+          <w:b/>
+          <w:bCs/>
+        </w:rPr>
+        <w:lastRenderedPageBreak/>
+        <w:t>6. Profile Customization &amp; Dynamic Effects</w:t>
+      </w:r>
+    </w:p>
+    <w:p>
+      <w:pPr>
+        <w:rPr>
+          <w:b/>
+          <w:bCs/>
+        </w:rPr>
+      </w:pPr>
+      <w:r>
+        <w:rPr>
+          <w:b/>
+          <w:bCs/>
+        </w:rPr>
+        <w:t xml:space="preserve">Users can personalize their profile layout using </w:t>
+      </w:r>
+      <w:proofErr w:type="spellStart"/>
+      <w:r>
+        <w:rPr>
+          <w:b/>
+          <w:bCs/>
+        </w:rPr>
+        <w:t>CustomizeSheet.tsx</w:t>
+      </w:r>
+      <w:proofErr w:type="spellEnd"/>
+      <w:r>
+        <w:rPr>
+          <w:b/>
+          <w:bCs/>
+        </w:rPr>
+        <w:t>:</w:t>
       </w:r>
     </w:p>
     <w:p>
       <w:pPr>
         <w:numPr>
           <w:ilvl w:val="0"/>
-          <w:numId w:val="9"/>
+          <w:numId w:val="16"/>
         </w:numPr>
         <w:rPr>
           <w:b/>
@@ -2812,7 +4319,7 @@
           <w:b/>
           <w:bCs/>
         </w:rPr>
-        <w:t xml:space="preserve">The Verified Wall: Once an account successfully inputs the 6-digit OTP, </w:t>
+        <w:t>Matrix Digital Rain (</w:t>
       </w:r>
       <w:proofErr w:type="spellStart"/>
       <w:r>
@@ -2820,7 +4327,7 @@
           <w:b/>
           <w:bCs/>
         </w:rPr>
-        <w:t>is_verified</w:t>
+        <w:t>ProfileEffect.tsx</w:t>
       </w:r>
       <w:proofErr w:type="spellEnd"/>
       <w:r>
@@ -2828,45 +4335,16 @@
           <w:b/>
           <w:bCs/>
         </w:rPr>
-        <w:t xml:space="preserve"> is flagged to true. This permanently locks both the username and email from ever being registered or overwritten again.</w:t>
-      </w:r>
-    </w:p>
-    <w:p>
-      <w:pPr>
-        <w:rPr>
-          <w:b/>
-          <w:bCs/>
-        </w:rPr>
-      </w:pPr>
-      <w:r>
-        <w:rPr>
-          <w:b/>
-          <w:bCs/>
-        </w:rPr>
-        <w:t>3. Current Development State</w:t>
-      </w:r>
-    </w:p>
-    <w:p>
-      <w:pPr>
-        <w:rPr>
-          <w:b/>
-          <w:bCs/>
-        </w:rPr>
-      </w:pPr>
-      <w:r>
-        <w:rPr>
-          <w:b/>
-          <w:bCs/>
-        </w:rPr>
-        <w:t xml:space="preserve">The primary engine (Brevo) is fully active in the failover chain. All OTP dispatches execute sequentially: Brevo → Resend → Sender.net → </w:t>
+        <w:t>): Renders an animated green binary character drop effect on an HTML5 &lt;canvas&gt; using progressive alpha masking (</w:t>
       </w:r>
       <w:proofErr w:type="spellStart"/>
-      <w:r>
-        <w:rPr>
-          <w:b/>
-          <w:bCs/>
-        </w:rPr>
-        <w:t>CloudMailin</w:t>
+      <w:proofErr w:type="gramStart"/>
+      <w:r>
+        <w:rPr>
+          <w:b/>
+          <w:bCs/>
+        </w:rPr>
+        <w:t>rgba</w:t>
       </w:r>
       <w:proofErr w:type="spellEnd"/>
       <w:r>
@@ -2874,44 +4352,22 @@
           <w:b/>
           <w:bCs/>
         </w:rPr>
-        <w:t>. Ensure that sandbox environments or verified testing domains are appropriately configured in the active provider dashboards to prevent emails to unverified domains from being dropped by DMARC and global spam filtering protocols.</w:t>
-      </w:r>
-    </w:p>
-    <w:p>
-      <w:pPr>
-        <w:rPr>
-          <w:b/>
-          <w:bCs/>
-        </w:rPr>
-      </w:pPr>
-      <w:r>
-        <w:rPr>
-          <w:b/>
-          <w:bCs/>
-        </w:rPr>
-        <w:t>4. Production Migration Guide</w:t>
-      </w:r>
-    </w:p>
-    <w:p>
-      <w:pPr>
-        <w:rPr>
-          <w:b/>
-          <w:bCs/>
-        </w:rPr>
-      </w:pPr>
-      <w:r>
-        <w:rPr>
-          <w:b/>
-          <w:bCs/>
-        </w:rPr>
-        <w:t>When the application is ready for production and a custom domain (e.g., nexus.com) has been purchased, execute the following steps to take the email engine live:</w:t>
+        <w:t>(</w:t>
+      </w:r>
+      <w:proofErr w:type="gramEnd"/>
+      <w:r>
+        <w:rPr>
+          <w:b/>
+          <w:bCs/>
+        </w:rPr>
+        <w:t>0, 0, 0, 0.05)) for trailing motion blur.</w:t>
       </w:r>
     </w:p>
     <w:p>
       <w:pPr>
         <w:numPr>
           <w:ilvl w:val="0"/>
-          <w:numId w:val="10"/>
+          <w:numId w:val="16"/>
         </w:numPr>
         <w:rPr>
           <w:b/>
@@ -2923,14 +4379,14 @@
           <w:b/>
           <w:bCs/>
         </w:rPr>
-        <w:t>Verify the Domain: Add the DNS records (TXT/SPF/DKIM) provided by Brevo to your domain registrar to prove ownership.</w:t>
+        <w:t>Intensity Fade: On activation, the canvas runs at 100% opacity for 2.5 seconds before fading into an ambient background mode (15% opacity) to preserve text contrast.</w:t>
       </w:r>
     </w:p>
     <w:p>
       <w:pPr>
         <w:numPr>
           <w:ilvl w:val="0"/>
-          <w:numId w:val="10"/>
+          <w:numId w:val="16"/>
         </w:numPr>
         <w:rPr>
           <w:b/>
@@ -2942,7 +4398,7 @@
           <w:b/>
           <w:bCs/>
         </w:rPr>
-        <w:t xml:space="preserve">Update Sender Variables: In </w:t>
+        <w:t xml:space="preserve">Banner Selection: Supports uploading custom banners (cropped at a 21:9 ratio) or falling back to deterministic seed-hashed Discord vibe banners from </w:t>
       </w:r>
       <w:proofErr w:type="spellStart"/>
       <w:r>
@@ -2950,7 +4406,7 @@
           <w:b/>
           <w:bCs/>
         </w:rPr>
-        <w:t>src</w:t>
+        <w:t>Unsplash</w:t>
       </w:r>
       <w:proofErr w:type="spellEnd"/>
       <w:r>
@@ -2958,7 +4414,7 @@
           <w:b/>
           <w:bCs/>
         </w:rPr>
-        <w:t>/app/actions/</w:t>
+        <w:t xml:space="preserve"> (</w:t>
       </w:r>
       <w:proofErr w:type="spellStart"/>
       <w:r>
@@ -2966,7 +4422,7 @@
           <w:b/>
           <w:bCs/>
         </w:rPr>
-        <w:t>auth.ts</w:t>
+        <w:t>helpers.ts</w:t>
       </w:r>
       <w:proofErr w:type="spellEnd"/>
       <w:r>
@@ -2974,92 +4430,29 @@
           <w:b/>
           <w:bCs/>
         </w:rPr>
-        <w:t>, update the sender identity to your official production address:</w:t>
-      </w:r>
-    </w:p>
-    <w:p>
-      <w:pPr>
-        <w:rPr>
-          <w:b/>
-          <w:bCs/>
-        </w:rPr>
-      </w:pPr>
-      <w:r>
-        <w:rPr>
-          <w:b/>
-          <w:bCs/>
-        </w:rPr>
-        <w:lastRenderedPageBreak/>
-        <w:t>TypeScript</w:t>
-      </w:r>
-    </w:p>
-    <w:p>
-      <w:pPr>
-        <w:rPr>
-          <w:b/>
-          <w:bCs/>
-        </w:rPr>
-      </w:pPr>
-      <w:r>
-        <w:rPr>
-          <w:b/>
-          <w:bCs/>
-        </w:rPr>
-        <w:t xml:space="preserve">const </w:t>
-      </w:r>
-      <w:proofErr w:type="spellStart"/>
-      <w:r>
-        <w:rPr>
-          <w:b/>
-          <w:bCs/>
-        </w:rPr>
-        <w:t>senderEmail</w:t>
-      </w:r>
-      <w:proofErr w:type="spellEnd"/>
-      <w:r>
-        <w:rPr>
-          <w:b/>
-          <w:bCs/>
-        </w:rPr>
-        <w:t xml:space="preserve"> = "onboarding@nexus.com"; // Replace with actual domain</w:t>
-      </w:r>
-    </w:p>
-    <w:p>
-      <w:pPr>
-        <w:rPr>
-          <w:b/>
-          <w:bCs/>
-        </w:rPr>
-      </w:pPr>
-      <w:r>
-        <w:rPr>
-          <w:b/>
-          <w:bCs/>
-        </w:rPr>
-        <w:t xml:space="preserve">const </w:t>
-      </w:r>
-      <w:proofErr w:type="spellStart"/>
-      <w:r>
-        <w:rPr>
-          <w:b/>
-          <w:bCs/>
-        </w:rPr>
-        <w:t>senderName</w:t>
-      </w:r>
-      <w:proofErr w:type="spellEnd"/>
-      <w:r>
-        <w:rPr>
-          <w:b/>
-          <w:bCs/>
-        </w:rPr>
-        <w:t xml:space="preserve"> = "Nexus";</w:t>
+        <w:t>).</w:t>
+      </w:r>
+    </w:p>
+    <w:p>
+      <w:pPr>
+        <w:rPr>
+          <w:b/>
+          <w:bCs/>
+        </w:rPr>
+      </w:pPr>
+      <w:r>
+        <w:rPr>
+          <w:b/>
+          <w:bCs/>
+        </w:rPr>
+        <w:t>7. Security Rules &amp; Data Validation</w:t>
       </w:r>
     </w:p>
     <w:p>
       <w:pPr>
         <w:numPr>
           <w:ilvl w:val="0"/>
-          <w:numId w:val="10"/>
+          <w:numId w:val="17"/>
         </w:numPr>
         <w:rPr>
           <w:b/>
@@ -3071,15 +4464,16 @@
           <w:b/>
           <w:bCs/>
         </w:rPr>
-        <w:t xml:space="preserve">Verify Failover Identities: Ensure that Resend, Sender, and </w:t>
+        <w:t xml:space="preserve">30-Day Username Lock: In </w:t>
       </w:r>
       <w:proofErr w:type="spellStart"/>
-      <w:r>
-        <w:rPr>
-          <w:b/>
-          <w:bCs/>
-        </w:rPr>
-        <w:t>CloudMailin</w:t>
+      <w:proofErr w:type="gramStart"/>
+      <w:r>
+        <w:rPr>
+          <w:b/>
+          <w:bCs/>
+        </w:rPr>
+        <w:t>updateProfileData</w:t>
       </w:r>
       <w:proofErr w:type="spellEnd"/>
       <w:r>
@@ -3087,7 +4481,218 @@
           <w:b/>
           <w:bCs/>
         </w:rPr>
-        <w:t xml:space="preserve"> also have your custom domain verified in their respective dashboards so they can legally send emails on your behalf if Brevo fails.</w:t>
+        <w:t>(</w:t>
+      </w:r>
+      <w:proofErr w:type="gramEnd"/>
+      <w:r>
+        <w:rPr>
+          <w:b/>
+          <w:bCs/>
+        </w:rPr>
+        <w:t xml:space="preserve">), changing a username updates the </w:t>
+      </w:r>
+      <w:proofErr w:type="spellStart"/>
+      <w:r>
+        <w:rPr>
+          <w:b/>
+          <w:bCs/>
+        </w:rPr>
+        <w:t>last_username_change</w:t>
+      </w:r>
+      <w:proofErr w:type="spellEnd"/>
+      <w:r>
+        <w:rPr>
+          <w:b/>
+          <w:bCs/>
+        </w:rPr>
+        <w:t xml:space="preserve"> timestamp. Submitting a new username within 30 days yields a server error response.</w:t>
+      </w:r>
+    </w:p>
+    <w:p>
+      <w:pPr>
+        <w:numPr>
+          <w:ilvl w:val="0"/>
+          <w:numId w:val="17"/>
+        </w:numPr>
+        <w:rPr>
+          <w:b/>
+          <w:bCs/>
+        </w:rPr>
+      </w:pPr>
+      <w:r>
+        <w:rPr>
+          <w:b/>
+          <w:bCs/>
+        </w:rPr>
+        <w:t>Character Limits &amp; Sanitization:</w:t>
+      </w:r>
+    </w:p>
+    <w:p>
+      <w:pPr>
+        <w:numPr>
+          <w:ilvl w:val="1"/>
+          <w:numId w:val="17"/>
+        </w:numPr>
+        <w:rPr>
+          <w:b/>
+          <w:bCs/>
+        </w:rPr>
+      </w:pPr>
+      <w:r>
+        <w:rPr>
+          <w:b/>
+          <w:bCs/>
+        </w:rPr>
+        <w:t>Full Name: Capped at 50 characters.</w:t>
+      </w:r>
+    </w:p>
+    <w:p>
+      <w:pPr>
+        <w:numPr>
+          <w:ilvl w:val="1"/>
+          <w:numId w:val="17"/>
+        </w:numPr>
+        <w:rPr>
+          <w:b/>
+          <w:bCs/>
+        </w:rPr>
+      </w:pPr>
+      <w:r>
+        <w:rPr>
+          <w:b/>
+          <w:bCs/>
+        </w:rPr>
+        <w:t xml:space="preserve">Username: Capped at 20 characters, automatically lowercased, whitespace stripped, and validated in real-time against </w:t>
+      </w:r>
+      <w:proofErr w:type="spellStart"/>
+      <w:proofErr w:type="gramStart"/>
+      <w:r>
+        <w:rPr>
+          <w:b/>
+          <w:bCs/>
+        </w:rPr>
+        <w:t>isUsernameAvailable</w:t>
+      </w:r>
+      <w:proofErr w:type="spellEnd"/>
+      <w:r>
+        <w:rPr>
+          <w:b/>
+          <w:bCs/>
+        </w:rPr>
+        <w:t>(</w:t>
+      </w:r>
+      <w:proofErr w:type="gramEnd"/>
+      <w:r>
+        <w:rPr>
+          <w:b/>
+          <w:bCs/>
+        </w:rPr>
+        <w:t>).</w:t>
+      </w:r>
+    </w:p>
+    <w:p>
+      <w:pPr>
+        <w:numPr>
+          <w:ilvl w:val="1"/>
+          <w:numId w:val="17"/>
+        </w:numPr>
+        <w:rPr>
+          <w:b/>
+          <w:bCs/>
+        </w:rPr>
+      </w:pPr>
+      <w:r>
+        <w:rPr>
+          <w:b/>
+          <w:bCs/>
+        </w:rPr>
+        <w:t>Bio: Capped at 160 characters.</w:t>
+      </w:r>
+    </w:p>
+    <w:p>
+      <w:pPr>
+        <w:numPr>
+          <w:ilvl w:val="1"/>
+          <w:numId w:val="17"/>
+        </w:numPr>
+        <w:rPr>
+          <w:b/>
+          <w:bCs/>
+        </w:rPr>
+      </w:pPr>
+      <w:r>
+        <w:rPr>
+          <w:b/>
+          <w:bCs/>
+        </w:rPr>
+        <w:t>Websites/Links: Supports up to 4 custom URLs, capped at 100 characters each.</w:t>
+      </w:r>
+    </w:p>
+    <w:p>
+      <w:pPr>
+        <w:numPr>
+          <w:ilvl w:val="0"/>
+          <w:numId w:val="17"/>
+        </w:numPr>
+        <w:rPr>
+          <w:b/>
+          <w:bCs/>
+        </w:rPr>
+      </w:pPr>
+      <w:r>
+        <w:rPr>
+          <w:b/>
+          <w:bCs/>
+        </w:rPr>
+        <w:t xml:space="preserve">Session Isolation: All server actions call </w:t>
+      </w:r>
+      <w:proofErr w:type="spellStart"/>
+      <w:r>
+        <w:rPr>
+          <w:b/>
+          <w:bCs/>
+        </w:rPr>
+        <w:t>getServerSession</w:t>
+      </w:r>
+      <w:proofErr w:type="spellEnd"/>
+      <w:r>
+        <w:rPr>
+          <w:b/>
+          <w:bCs/>
+        </w:rPr>
+        <w:t>(</w:t>
+      </w:r>
+      <w:proofErr w:type="spellStart"/>
+      <w:r>
+        <w:rPr>
+          <w:b/>
+          <w:bCs/>
+        </w:rPr>
+        <w:t>authOptions</w:t>
+      </w:r>
+      <w:proofErr w:type="spellEnd"/>
+      <w:r>
+        <w:rPr>
+          <w:b/>
+          <w:bCs/>
+        </w:rPr>
+        <w:t xml:space="preserve">) to derive the authenticated </w:t>
+      </w:r>
+      <w:proofErr w:type="spellStart"/>
+      <w:r>
+        <w:rPr>
+          <w:b/>
+          <w:bCs/>
+        </w:rPr>
+        <w:t>userId</w:t>
+      </w:r>
+      <w:proofErr w:type="spellEnd"/>
+      <w:r>
+        <w:rPr>
+          <w:b/>
+          <w:bCs/>
+        </w:rPr>
+        <w:t>. Client-supplied IDs in mutation payloads are ignored to prevent unauthorized edits.</w:t>
       </w:r>
     </w:p>
     <w:p/>
@@ -3253,6 +4858,155 @@
     </w:lvl>
   </w:abstractNum>
   <w:abstractNum w:abstractNumId="1" w15:restartNumberingAfterBreak="0">
+    <w:nsid w:val="115B7985"/>
+    <w:multiLevelType w:val="multilevel"/>
+    <w:tmpl w:val="693ECA12"/>
+    <w:lvl w:ilvl="0">
+      <w:start w:val="1"/>
+      <w:numFmt w:val="bullet"/>
+      <w:lvlText w:val=""/>
+      <w:lvlJc w:val="left"/>
+      <w:pPr>
+        <w:tabs>
+          <w:tab w:val="num" w:pos="720"/>
+        </w:tabs>
+        <w:ind w:left="720" w:hanging="360"/>
+      </w:pPr>
+      <w:rPr>
+        <w:rFonts w:ascii="Symbol" w:hAnsi="Symbol" w:hint="default"/>
+        <w:sz w:val="20"/>
+      </w:rPr>
+    </w:lvl>
+    <w:lvl w:ilvl="1">
+      <w:start w:val="1"/>
+      <w:numFmt w:val="bullet"/>
+      <w:lvlText w:val="o"/>
+      <w:lvlJc w:val="left"/>
+      <w:pPr>
+        <w:tabs>
+          <w:tab w:val="num" w:pos="1440"/>
+        </w:tabs>
+        <w:ind w:left="1440" w:hanging="360"/>
+      </w:pPr>
+      <w:rPr>
+        <w:rFonts w:ascii="Courier New" w:hAnsi="Courier New" w:hint="default"/>
+        <w:sz w:val="20"/>
+      </w:rPr>
+    </w:lvl>
+    <w:lvl w:ilvl="2" w:tentative="1">
+      <w:start w:val="1"/>
+      <w:numFmt w:val="bullet"/>
+      <w:lvlText w:val=""/>
+      <w:lvlJc w:val="left"/>
+      <w:pPr>
+        <w:tabs>
+          <w:tab w:val="num" w:pos="2160"/>
+        </w:tabs>
+        <w:ind w:left="2160" w:hanging="360"/>
+      </w:pPr>
+      <w:rPr>
+        <w:rFonts w:ascii="Wingdings" w:hAnsi="Wingdings" w:hint="default"/>
+        <w:sz w:val="20"/>
+      </w:rPr>
+    </w:lvl>
+    <w:lvl w:ilvl="3" w:tentative="1">
+      <w:start w:val="1"/>
+      <w:numFmt w:val="bullet"/>
+      <w:lvlText w:val=""/>
+      <w:lvlJc w:val="left"/>
+      <w:pPr>
+        <w:tabs>
+          <w:tab w:val="num" w:pos="2880"/>
+        </w:tabs>
+        <w:ind w:left="2880" w:hanging="360"/>
+      </w:pPr>
+      <w:rPr>
+        <w:rFonts w:ascii="Wingdings" w:hAnsi="Wingdings" w:hint="default"/>
+        <w:sz w:val="20"/>
+      </w:rPr>
+    </w:lvl>
+    <w:lvl w:ilvl="4" w:tentative="1">
+      <w:start w:val="1"/>
+      <w:numFmt w:val="bullet"/>
+      <w:lvlText w:val=""/>
+      <w:lvlJc w:val="left"/>
+      <w:pPr>
+        <w:tabs>
+          <w:tab w:val="num" w:pos="3600"/>
+        </w:tabs>
+        <w:ind w:left="3600" w:hanging="360"/>
+      </w:pPr>
+      <w:rPr>
+        <w:rFonts w:ascii="Wingdings" w:hAnsi="Wingdings" w:hint="default"/>
+        <w:sz w:val="20"/>
+      </w:rPr>
+    </w:lvl>
+    <w:lvl w:ilvl="5" w:tentative="1">
+      <w:start w:val="1"/>
+      <w:numFmt w:val="bullet"/>
+      <w:lvlText w:val=""/>
+      <w:lvlJc w:val="left"/>
+      <w:pPr>
+        <w:tabs>
+          <w:tab w:val="num" w:pos="4320"/>
+        </w:tabs>
+        <w:ind w:left="4320" w:hanging="360"/>
+      </w:pPr>
+      <w:rPr>
+        <w:rFonts w:ascii="Wingdings" w:hAnsi="Wingdings" w:hint="default"/>
+        <w:sz w:val="20"/>
+      </w:rPr>
+    </w:lvl>
+    <w:lvl w:ilvl="6" w:tentative="1">
+      <w:start w:val="1"/>
+      <w:numFmt w:val="bullet"/>
+      <w:lvlText w:val=""/>
+      <w:lvlJc w:val="left"/>
+      <w:pPr>
+        <w:tabs>
+          <w:tab w:val="num" w:pos="5040"/>
+        </w:tabs>
+        <w:ind w:left="5040" w:hanging="360"/>
+      </w:pPr>
+      <w:rPr>
+        <w:rFonts w:ascii="Wingdings" w:hAnsi="Wingdings" w:hint="default"/>
+        <w:sz w:val="20"/>
+      </w:rPr>
+    </w:lvl>
+    <w:lvl w:ilvl="7" w:tentative="1">
+      <w:start w:val="1"/>
+      <w:numFmt w:val="bullet"/>
+      <w:lvlText w:val=""/>
+      <w:lvlJc w:val="left"/>
+      <w:pPr>
+        <w:tabs>
+          <w:tab w:val="num" w:pos="5760"/>
+        </w:tabs>
+        <w:ind w:left="5760" w:hanging="360"/>
+      </w:pPr>
+      <w:rPr>
+        <w:rFonts w:ascii="Wingdings" w:hAnsi="Wingdings" w:hint="default"/>
+        <w:sz w:val="20"/>
+      </w:rPr>
+    </w:lvl>
+    <w:lvl w:ilvl="8" w:tentative="1">
+      <w:start w:val="1"/>
+      <w:numFmt w:val="bullet"/>
+      <w:lvlText w:val=""/>
+      <w:lvlJc w:val="left"/>
+      <w:pPr>
+        <w:tabs>
+          <w:tab w:val="num" w:pos="6480"/>
+        </w:tabs>
+        <w:ind w:left="6480" w:hanging="360"/>
+      </w:pPr>
+      <w:rPr>
+        <w:rFonts w:ascii="Wingdings" w:hAnsi="Wingdings" w:hint="default"/>
+        <w:sz w:val="20"/>
+      </w:rPr>
+    </w:lvl>
+  </w:abstractNum>
+  <w:abstractNum w:abstractNumId="2" w15:restartNumberingAfterBreak="0">
     <w:nsid w:val="17067007"/>
     <w:multiLevelType w:val="multilevel"/>
     <w:tmpl w:val="3C4226EA"/>
@@ -3401,7 +5155,7 @@
       </w:rPr>
     </w:lvl>
   </w:abstractNum>
-  <w:abstractNum w:abstractNumId="2" w15:restartNumberingAfterBreak="0">
+  <w:abstractNum w:abstractNumId="3" w15:restartNumberingAfterBreak="0">
     <w:nsid w:val="1A487D45"/>
     <w:multiLevelType w:val="multilevel"/>
     <w:tmpl w:val="3D5A003C"/>
@@ -3514,7 +5268,7 @@
       </w:pPr>
     </w:lvl>
   </w:abstractNum>
-  <w:abstractNum w:abstractNumId="3" w15:restartNumberingAfterBreak="0">
+  <w:abstractNum w:abstractNumId="4" w15:restartNumberingAfterBreak="0">
     <w:nsid w:val="3B9D247C"/>
     <w:multiLevelType w:val="multilevel"/>
     <w:tmpl w:val="EA4E642E"/>
@@ -3663,7 +5417,156 @@
       </w:rPr>
     </w:lvl>
   </w:abstractNum>
-  <w:abstractNum w:abstractNumId="4" w15:restartNumberingAfterBreak="0">
+  <w:abstractNum w:abstractNumId="5" w15:restartNumberingAfterBreak="0">
+    <w:nsid w:val="3C26469B"/>
+    <w:multiLevelType w:val="multilevel"/>
+    <w:tmpl w:val="BC1AA548"/>
+    <w:lvl w:ilvl="0">
+      <w:start w:val="1"/>
+      <w:numFmt w:val="bullet"/>
+      <w:lvlText w:val=""/>
+      <w:lvlJc w:val="left"/>
+      <w:pPr>
+        <w:tabs>
+          <w:tab w:val="num" w:pos="720"/>
+        </w:tabs>
+        <w:ind w:left="720" w:hanging="360"/>
+      </w:pPr>
+      <w:rPr>
+        <w:rFonts w:ascii="Symbol" w:hAnsi="Symbol" w:hint="default"/>
+        <w:sz w:val="20"/>
+      </w:rPr>
+    </w:lvl>
+    <w:lvl w:ilvl="1" w:tentative="1">
+      <w:start w:val="1"/>
+      <w:numFmt w:val="bullet"/>
+      <w:lvlText w:val="o"/>
+      <w:lvlJc w:val="left"/>
+      <w:pPr>
+        <w:tabs>
+          <w:tab w:val="num" w:pos="1440"/>
+        </w:tabs>
+        <w:ind w:left="1440" w:hanging="360"/>
+      </w:pPr>
+      <w:rPr>
+        <w:rFonts w:ascii="Courier New" w:hAnsi="Courier New" w:hint="default"/>
+        <w:sz w:val="20"/>
+      </w:rPr>
+    </w:lvl>
+    <w:lvl w:ilvl="2" w:tentative="1">
+      <w:start w:val="1"/>
+      <w:numFmt w:val="bullet"/>
+      <w:lvlText w:val=""/>
+      <w:lvlJc w:val="left"/>
+      <w:pPr>
+        <w:tabs>
+          <w:tab w:val="num" w:pos="2160"/>
+        </w:tabs>
+        <w:ind w:left="2160" w:hanging="360"/>
+      </w:pPr>
+      <w:rPr>
+        <w:rFonts w:ascii="Wingdings" w:hAnsi="Wingdings" w:hint="default"/>
+        <w:sz w:val="20"/>
+      </w:rPr>
+    </w:lvl>
+    <w:lvl w:ilvl="3" w:tentative="1">
+      <w:start w:val="1"/>
+      <w:numFmt w:val="bullet"/>
+      <w:lvlText w:val=""/>
+      <w:lvlJc w:val="left"/>
+      <w:pPr>
+        <w:tabs>
+          <w:tab w:val="num" w:pos="2880"/>
+        </w:tabs>
+        <w:ind w:left="2880" w:hanging="360"/>
+      </w:pPr>
+      <w:rPr>
+        <w:rFonts w:ascii="Wingdings" w:hAnsi="Wingdings" w:hint="default"/>
+        <w:sz w:val="20"/>
+      </w:rPr>
+    </w:lvl>
+    <w:lvl w:ilvl="4" w:tentative="1">
+      <w:start w:val="1"/>
+      <w:numFmt w:val="bullet"/>
+      <w:lvlText w:val=""/>
+      <w:lvlJc w:val="left"/>
+      <w:pPr>
+        <w:tabs>
+          <w:tab w:val="num" w:pos="3600"/>
+        </w:tabs>
+        <w:ind w:left="3600" w:hanging="360"/>
+      </w:pPr>
+      <w:rPr>
+        <w:rFonts w:ascii="Wingdings" w:hAnsi="Wingdings" w:hint="default"/>
+        <w:sz w:val="20"/>
+      </w:rPr>
+    </w:lvl>
+    <w:lvl w:ilvl="5" w:tentative="1">
+      <w:start w:val="1"/>
+      <w:numFmt w:val="bullet"/>
+      <w:lvlText w:val=""/>
+      <w:lvlJc w:val="left"/>
+      <w:pPr>
+        <w:tabs>
+          <w:tab w:val="num" w:pos="4320"/>
+        </w:tabs>
+        <w:ind w:left="4320" w:hanging="360"/>
+      </w:pPr>
+      <w:rPr>
+        <w:rFonts w:ascii="Wingdings" w:hAnsi="Wingdings" w:hint="default"/>
+        <w:sz w:val="20"/>
+      </w:rPr>
+    </w:lvl>
+    <w:lvl w:ilvl="6" w:tentative="1">
+      <w:start w:val="1"/>
+      <w:numFmt w:val="bullet"/>
+      <w:lvlText w:val=""/>
+      <w:lvlJc w:val="left"/>
+      <w:pPr>
+        <w:tabs>
+          <w:tab w:val="num" w:pos="5040"/>
+        </w:tabs>
+        <w:ind w:left="5040" w:hanging="360"/>
+      </w:pPr>
+      <w:rPr>
+        <w:rFonts w:ascii="Wingdings" w:hAnsi="Wingdings" w:hint="default"/>
+        <w:sz w:val="20"/>
+      </w:rPr>
+    </w:lvl>
+    <w:lvl w:ilvl="7" w:tentative="1">
+      <w:start w:val="1"/>
+      <w:numFmt w:val="bullet"/>
+      <w:lvlText w:val=""/>
+      <w:lvlJc w:val="left"/>
+      <w:pPr>
+        <w:tabs>
+          <w:tab w:val="num" w:pos="5760"/>
+        </w:tabs>
+        <w:ind w:left="5760" w:hanging="360"/>
+      </w:pPr>
+      <w:rPr>
+        <w:rFonts w:ascii="Wingdings" w:hAnsi="Wingdings" w:hint="default"/>
+        <w:sz w:val="20"/>
+      </w:rPr>
+    </w:lvl>
+    <w:lvl w:ilvl="8" w:tentative="1">
+      <w:start w:val="1"/>
+      <w:numFmt w:val="bullet"/>
+      <w:lvlText w:val=""/>
+      <w:lvlJc w:val="left"/>
+      <w:pPr>
+        <w:tabs>
+          <w:tab w:val="num" w:pos="6480"/>
+        </w:tabs>
+        <w:ind w:left="6480" w:hanging="360"/>
+      </w:pPr>
+      <w:rPr>
+        <w:rFonts w:ascii="Wingdings" w:hAnsi="Wingdings" w:hint="default"/>
+        <w:sz w:val="20"/>
+      </w:rPr>
+    </w:lvl>
+  </w:abstractNum>
+  <w:abstractNum w:abstractNumId="6" w15:restartNumberingAfterBreak="0">
     <w:nsid w:val="40D97839"/>
     <w:multiLevelType w:val="multilevel"/>
     <w:tmpl w:val="C89E0E08"/>
@@ -3776,7 +5679,7 @@
       </w:pPr>
     </w:lvl>
   </w:abstractNum>
-  <w:abstractNum w:abstractNumId="5" w15:restartNumberingAfterBreak="0">
+  <w:abstractNum w:abstractNumId="7" w15:restartNumberingAfterBreak="0">
     <w:nsid w:val="417447C5"/>
     <w:multiLevelType w:val="multilevel"/>
     <w:tmpl w:val="2144965E"/>
@@ -3925,7 +5828,273 @@
       </w:rPr>
     </w:lvl>
   </w:abstractNum>
-  <w:abstractNum w:abstractNumId="6" w15:restartNumberingAfterBreak="0">
+  <w:abstractNum w:abstractNumId="8" w15:restartNumberingAfterBreak="0">
+    <w:nsid w:val="4255748A"/>
+    <w:multiLevelType w:val="multilevel"/>
+    <w:tmpl w:val="35206D9A"/>
+    <w:lvl w:ilvl="0">
+      <w:start w:val="1"/>
+      <w:numFmt w:val="bullet"/>
+      <w:lvlText w:val=""/>
+      <w:lvlJc w:val="left"/>
+      <w:pPr>
+        <w:tabs>
+          <w:tab w:val="num" w:pos="720"/>
+        </w:tabs>
+        <w:ind w:left="720" w:hanging="360"/>
+      </w:pPr>
+      <w:rPr>
+        <w:rFonts w:ascii="Symbol" w:hAnsi="Symbol" w:hint="default"/>
+        <w:sz w:val="20"/>
+      </w:rPr>
+    </w:lvl>
+    <w:lvl w:ilvl="1" w:tentative="1">
+      <w:start w:val="1"/>
+      <w:numFmt w:val="bullet"/>
+      <w:lvlText w:val="o"/>
+      <w:lvlJc w:val="left"/>
+      <w:pPr>
+        <w:tabs>
+          <w:tab w:val="num" w:pos="1440"/>
+        </w:tabs>
+        <w:ind w:left="1440" w:hanging="360"/>
+      </w:pPr>
+      <w:rPr>
+        <w:rFonts w:ascii="Courier New" w:hAnsi="Courier New" w:hint="default"/>
+        <w:sz w:val="20"/>
+      </w:rPr>
+    </w:lvl>
+    <w:lvl w:ilvl="2" w:tentative="1">
+      <w:start w:val="1"/>
+      <w:numFmt w:val="bullet"/>
+      <w:lvlText w:val=""/>
+      <w:lvlJc w:val="left"/>
+      <w:pPr>
+        <w:tabs>
+          <w:tab w:val="num" w:pos="2160"/>
+        </w:tabs>
+        <w:ind w:left="2160" w:hanging="360"/>
+      </w:pPr>
+      <w:rPr>
+        <w:rFonts w:ascii="Wingdings" w:hAnsi="Wingdings" w:hint="default"/>
+        <w:sz w:val="20"/>
+      </w:rPr>
+    </w:lvl>
+    <w:lvl w:ilvl="3" w:tentative="1">
+      <w:start w:val="1"/>
+      <w:numFmt w:val="bullet"/>
+      <w:lvlText w:val=""/>
+      <w:lvlJc w:val="left"/>
+      <w:pPr>
+        <w:tabs>
+          <w:tab w:val="num" w:pos="2880"/>
+        </w:tabs>
+        <w:ind w:left="2880" w:hanging="360"/>
+      </w:pPr>
+      <w:rPr>
+        <w:rFonts w:ascii="Wingdings" w:hAnsi="Wingdings" w:hint="default"/>
+        <w:sz w:val="20"/>
+      </w:rPr>
+    </w:lvl>
+    <w:lvl w:ilvl="4" w:tentative="1">
+      <w:start w:val="1"/>
+      <w:numFmt w:val="bullet"/>
+      <w:lvlText w:val=""/>
+      <w:lvlJc w:val="left"/>
+      <w:pPr>
+        <w:tabs>
+          <w:tab w:val="num" w:pos="3600"/>
+        </w:tabs>
+        <w:ind w:left="3600" w:hanging="360"/>
+      </w:pPr>
+      <w:rPr>
+        <w:rFonts w:ascii="Wingdings" w:hAnsi="Wingdings" w:hint="default"/>
+        <w:sz w:val="20"/>
+      </w:rPr>
+    </w:lvl>
+    <w:lvl w:ilvl="5" w:tentative="1">
+      <w:start w:val="1"/>
+      <w:numFmt w:val="bullet"/>
+      <w:lvlText w:val=""/>
+      <w:lvlJc w:val="left"/>
+      <w:pPr>
+        <w:tabs>
+          <w:tab w:val="num" w:pos="4320"/>
+        </w:tabs>
+        <w:ind w:left="4320" w:hanging="360"/>
+      </w:pPr>
+      <w:rPr>
+        <w:rFonts w:ascii="Wingdings" w:hAnsi="Wingdings" w:hint="default"/>
+        <w:sz w:val="20"/>
+      </w:rPr>
+    </w:lvl>
+    <w:lvl w:ilvl="6" w:tentative="1">
+      <w:start w:val="1"/>
+      <w:numFmt w:val="bullet"/>
+      <w:lvlText w:val=""/>
+      <w:lvlJc w:val="left"/>
+      <w:pPr>
+        <w:tabs>
+          <w:tab w:val="num" w:pos="5040"/>
+        </w:tabs>
+        <w:ind w:left="5040" w:hanging="360"/>
+      </w:pPr>
+      <w:rPr>
+        <w:rFonts w:ascii="Wingdings" w:hAnsi="Wingdings" w:hint="default"/>
+        <w:sz w:val="20"/>
+      </w:rPr>
+    </w:lvl>
+    <w:lvl w:ilvl="7" w:tentative="1">
+      <w:start w:val="1"/>
+      <w:numFmt w:val="bullet"/>
+      <w:lvlText w:val=""/>
+      <w:lvlJc w:val="left"/>
+      <w:pPr>
+        <w:tabs>
+          <w:tab w:val="num" w:pos="5760"/>
+        </w:tabs>
+        <w:ind w:left="5760" w:hanging="360"/>
+      </w:pPr>
+      <w:rPr>
+        <w:rFonts w:ascii="Wingdings" w:hAnsi="Wingdings" w:hint="default"/>
+        <w:sz w:val="20"/>
+      </w:rPr>
+    </w:lvl>
+    <w:lvl w:ilvl="8" w:tentative="1">
+      <w:start w:val="1"/>
+      <w:numFmt w:val="bullet"/>
+      <w:lvlText w:val=""/>
+      <w:lvlJc w:val="left"/>
+      <w:pPr>
+        <w:tabs>
+          <w:tab w:val="num" w:pos="6480"/>
+        </w:tabs>
+        <w:ind w:left="6480" w:hanging="360"/>
+      </w:pPr>
+      <w:rPr>
+        <w:rFonts w:ascii="Wingdings" w:hAnsi="Wingdings" w:hint="default"/>
+        <w:sz w:val="20"/>
+      </w:rPr>
+    </w:lvl>
+  </w:abstractNum>
+  <w:abstractNum w:abstractNumId="9" w15:restartNumberingAfterBreak="0">
+    <w:nsid w:val="51B71A9B"/>
+    <w:multiLevelType w:val="multilevel"/>
+    <w:tmpl w:val="A8D462F0"/>
+    <w:lvl w:ilvl="0">
+      <w:start w:val="1"/>
+      <w:numFmt w:val="decimal"/>
+      <w:lvlText w:val="%1."/>
+      <w:lvlJc w:val="left"/>
+      <w:pPr>
+        <w:tabs>
+          <w:tab w:val="num" w:pos="720"/>
+        </w:tabs>
+        <w:ind w:left="720" w:hanging="360"/>
+      </w:pPr>
+    </w:lvl>
+    <w:lvl w:ilvl="1">
+      <w:start w:val="1"/>
+      <w:numFmt w:val="bullet"/>
+      <w:lvlText w:val="o"/>
+      <w:lvlJc w:val="left"/>
+      <w:pPr>
+        <w:tabs>
+          <w:tab w:val="num" w:pos="1440"/>
+        </w:tabs>
+        <w:ind w:left="1440" w:hanging="360"/>
+      </w:pPr>
+      <w:rPr>
+        <w:rFonts w:ascii="Courier New" w:hAnsi="Courier New" w:hint="default"/>
+        <w:sz w:val="20"/>
+      </w:rPr>
+    </w:lvl>
+    <w:lvl w:ilvl="2" w:tentative="1">
+      <w:start w:val="1"/>
+      <w:numFmt w:val="decimal"/>
+      <w:lvlText w:val="%3."/>
+      <w:lvlJc w:val="left"/>
+      <w:pPr>
+        <w:tabs>
+          <w:tab w:val="num" w:pos="2160"/>
+        </w:tabs>
+        <w:ind w:left="2160" w:hanging="360"/>
+      </w:pPr>
+    </w:lvl>
+    <w:lvl w:ilvl="3" w:tentative="1">
+      <w:start w:val="1"/>
+      <w:numFmt w:val="decimal"/>
+      <w:lvlText w:val="%4."/>
+      <w:lvlJc w:val="left"/>
+      <w:pPr>
+        <w:tabs>
+          <w:tab w:val="num" w:pos="2880"/>
+        </w:tabs>
+        <w:ind w:left="2880" w:hanging="360"/>
+      </w:pPr>
+    </w:lvl>
+    <w:lvl w:ilvl="4" w:tentative="1">
+      <w:start w:val="1"/>
+      <w:numFmt w:val="decimal"/>
+      <w:lvlText w:val="%5."/>
+      <w:lvlJc w:val="left"/>
+      <w:pPr>
+        <w:tabs>
+          <w:tab w:val="num" w:pos="3600"/>
+        </w:tabs>
+        <w:ind w:left="3600" w:hanging="360"/>
+      </w:pPr>
+    </w:lvl>
+    <w:lvl w:ilvl="5" w:tentative="1">
+      <w:start w:val="1"/>
+      <w:numFmt w:val="decimal"/>
+      <w:lvlText w:val="%6."/>
+      <w:lvlJc w:val="left"/>
+      <w:pPr>
+        <w:tabs>
+          <w:tab w:val="num" w:pos="4320"/>
+        </w:tabs>
+        <w:ind w:left="4320" w:hanging="360"/>
+      </w:pPr>
+    </w:lvl>
+    <w:lvl w:ilvl="6" w:tentative="1">
+      <w:start w:val="1"/>
+      <w:numFmt w:val="decimal"/>
+      <w:lvlText w:val="%7."/>
+      <w:lvlJc w:val="left"/>
+      <w:pPr>
+        <w:tabs>
+          <w:tab w:val="num" w:pos="5040"/>
+        </w:tabs>
+        <w:ind w:left="5040" w:hanging="360"/>
+      </w:pPr>
+    </w:lvl>
+    <w:lvl w:ilvl="7" w:tentative="1">
+      <w:start w:val="1"/>
+      <w:numFmt w:val="decimal"/>
+      <w:lvlText w:val="%8."/>
+      <w:lvlJc w:val="left"/>
+      <w:pPr>
+        <w:tabs>
+          <w:tab w:val="num" w:pos="5760"/>
+        </w:tabs>
+        <w:ind w:left="5760" w:hanging="360"/>
+      </w:pPr>
+    </w:lvl>
+    <w:lvl w:ilvl="8" w:tentative="1">
+      <w:start w:val="1"/>
+      <w:numFmt w:val="decimal"/>
+      <w:lvlText w:val="%9."/>
+      <w:lvlJc w:val="left"/>
+      <w:pPr>
+        <w:tabs>
+          <w:tab w:val="num" w:pos="6480"/>
+        </w:tabs>
+        <w:ind w:left="6480" w:hanging="360"/>
+      </w:pPr>
+    </w:lvl>
+  </w:abstractNum>
+  <w:abstractNum w:abstractNumId="10" w15:restartNumberingAfterBreak="0">
     <w:nsid w:val="553B0CD3"/>
     <w:multiLevelType w:val="multilevel"/>
     <w:tmpl w:val="67E68180"/>
@@ -4074,7 +6243,7 @@
       </w:rPr>
     </w:lvl>
   </w:abstractNum>
-  <w:abstractNum w:abstractNumId="7" w15:restartNumberingAfterBreak="0">
+  <w:abstractNum w:abstractNumId="11" w15:restartNumberingAfterBreak="0">
     <w:nsid w:val="567B6B93"/>
     <w:multiLevelType w:val="multilevel"/>
     <w:tmpl w:val="5F2A403A"/>
@@ -4223,7 +6392,7 @@
       </w:rPr>
     </w:lvl>
   </w:abstractNum>
-  <w:abstractNum w:abstractNumId="8" w15:restartNumberingAfterBreak="0">
+  <w:abstractNum w:abstractNumId="12" w15:restartNumberingAfterBreak="0">
     <w:nsid w:val="56AD0516"/>
     <w:multiLevelType w:val="multilevel"/>
     <w:tmpl w:val="7C32F15E"/>
@@ -4372,7 +6541,7 @@
       </w:rPr>
     </w:lvl>
   </w:abstractNum>
-  <w:abstractNum w:abstractNumId="9" w15:restartNumberingAfterBreak="0">
+  <w:abstractNum w:abstractNumId="13" w15:restartNumberingAfterBreak="0">
     <w:nsid w:val="614569D4"/>
     <w:multiLevelType w:val="multilevel"/>
     <w:tmpl w:val="753034DE"/>
@@ -4521,35 +6690,503 @@
       </w:rPr>
     </w:lvl>
   </w:abstractNum>
+  <w:abstractNum w:abstractNumId="14" w15:restartNumberingAfterBreak="0">
+    <w:nsid w:val="72F02E57"/>
+    <w:multiLevelType w:val="multilevel"/>
+    <w:tmpl w:val="157C85C0"/>
+    <w:lvl w:ilvl="0">
+      <w:start w:val="1"/>
+      <w:numFmt w:val="bullet"/>
+      <w:lvlText w:val=""/>
+      <w:lvlJc w:val="left"/>
+      <w:pPr>
+        <w:tabs>
+          <w:tab w:val="num" w:pos="720"/>
+        </w:tabs>
+        <w:ind w:left="720" w:hanging="360"/>
+      </w:pPr>
+      <w:rPr>
+        <w:rFonts w:ascii="Symbol" w:hAnsi="Symbol" w:hint="default"/>
+        <w:sz w:val="20"/>
+      </w:rPr>
+    </w:lvl>
+    <w:lvl w:ilvl="1" w:tentative="1">
+      <w:start w:val="1"/>
+      <w:numFmt w:val="bullet"/>
+      <w:lvlText w:val="o"/>
+      <w:lvlJc w:val="left"/>
+      <w:pPr>
+        <w:tabs>
+          <w:tab w:val="num" w:pos="1440"/>
+        </w:tabs>
+        <w:ind w:left="1440" w:hanging="360"/>
+      </w:pPr>
+      <w:rPr>
+        <w:rFonts w:ascii="Courier New" w:hAnsi="Courier New" w:hint="default"/>
+        <w:sz w:val="20"/>
+      </w:rPr>
+    </w:lvl>
+    <w:lvl w:ilvl="2" w:tentative="1">
+      <w:start w:val="1"/>
+      <w:numFmt w:val="bullet"/>
+      <w:lvlText w:val=""/>
+      <w:lvlJc w:val="left"/>
+      <w:pPr>
+        <w:tabs>
+          <w:tab w:val="num" w:pos="2160"/>
+        </w:tabs>
+        <w:ind w:left="2160" w:hanging="360"/>
+      </w:pPr>
+      <w:rPr>
+        <w:rFonts w:ascii="Wingdings" w:hAnsi="Wingdings" w:hint="default"/>
+        <w:sz w:val="20"/>
+      </w:rPr>
+    </w:lvl>
+    <w:lvl w:ilvl="3" w:tentative="1">
+      <w:start w:val="1"/>
+      <w:numFmt w:val="bullet"/>
+      <w:lvlText w:val=""/>
+      <w:lvlJc w:val="left"/>
+      <w:pPr>
+        <w:tabs>
+          <w:tab w:val="num" w:pos="2880"/>
+        </w:tabs>
+        <w:ind w:left="2880" w:hanging="360"/>
+      </w:pPr>
+      <w:rPr>
+        <w:rFonts w:ascii="Wingdings" w:hAnsi="Wingdings" w:hint="default"/>
+        <w:sz w:val="20"/>
+      </w:rPr>
+    </w:lvl>
+    <w:lvl w:ilvl="4" w:tentative="1">
+      <w:start w:val="1"/>
+      <w:numFmt w:val="bullet"/>
+      <w:lvlText w:val=""/>
+      <w:lvlJc w:val="left"/>
+      <w:pPr>
+        <w:tabs>
+          <w:tab w:val="num" w:pos="3600"/>
+        </w:tabs>
+        <w:ind w:left="3600" w:hanging="360"/>
+      </w:pPr>
+      <w:rPr>
+        <w:rFonts w:ascii="Wingdings" w:hAnsi="Wingdings" w:hint="default"/>
+        <w:sz w:val="20"/>
+      </w:rPr>
+    </w:lvl>
+    <w:lvl w:ilvl="5" w:tentative="1">
+      <w:start w:val="1"/>
+      <w:numFmt w:val="bullet"/>
+      <w:lvlText w:val=""/>
+      <w:lvlJc w:val="left"/>
+      <w:pPr>
+        <w:tabs>
+          <w:tab w:val="num" w:pos="4320"/>
+        </w:tabs>
+        <w:ind w:left="4320" w:hanging="360"/>
+      </w:pPr>
+      <w:rPr>
+        <w:rFonts w:ascii="Wingdings" w:hAnsi="Wingdings" w:hint="default"/>
+        <w:sz w:val="20"/>
+      </w:rPr>
+    </w:lvl>
+    <w:lvl w:ilvl="6" w:tentative="1">
+      <w:start w:val="1"/>
+      <w:numFmt w:val="bullet"/>
+      <w:lvlText w:val=""/>
+      <w:lvlJc w:val="left"/>
+      <w:pPr>
+        <w:tabs>
+          <w:tab w:val="num" w:pos="5040"/>
+        </w:tabs>
+        <w:ind w:left="5040" w:hanging="360"/>
+      </w:pPr>
+      <w:rPr>
+        <w:rFonts w:ascii="Wingdings" w:hAnsi="Wingdings" w:hint="default"/>
+        <w:sz w:val="20"/>
+      </w:rPr>
+    </w:lvl>
+    <w:lvl w:ilvl="7" w:tentative="1">
+      <w:start w:val="1"/>
+      <w:numFmt w:val="bullet"/>
+      <w:lvlText w:val=""/>
+      <w:lvlJc w:val="left"/>
+      <w:pPr>
+        <w:tabs>
+          <w:tab w:val="num" w:pos="5760"/>
+        </w:tabs>
+        <w:ind w:left="5760" w:hanging="360"/>
+      </w:pPr>
+      <w:rPr>
+        <w:rFonts w:ascii="Wingdings" w:hAnsi="Wingdings" w:hint="default"/>
+        <w:sz w:val="20"/>
+      </w:rPr>
+    </w:lvl>
+    <w:lvl w:ilvl="8" w:tentative="1">
+      <w:start w:val="1"/>
+      <w:numFmt w:val="bullet"/>
+      <w:lvlText w:val=""/>
+      <w:lvlJc w:val="left"/>
+      <w:pPr>
+        <w:tabs>
+          <w:tab w:val="num" w:pos="6480"/>
+        </w:tabs>
+        <w:ind w:left="6480" w:hanging="360"/>
+      </w:pPr>
+      <w:rPr>
+        <w:rFonts w:ascii="Wingdings" w:hAnsi="Wingdings" w:hint="default"/>
+        <w:sz w:val="20"/>
+      </w:rPr>
+    </w:lvl>
+  </w:abstractNum>
+  <w:abstractNum w:abstractNumId="15" w15:restartNumberingAfterBreak="0">
+    <w:nsid w:val="73F41BE7"/>
+    <w:multiLevelType w:val="multilevel"/>
+    <w:tmpl w:val="3320A158"/>
+    <w:lvl w:ilvl="0">
+      <w:start w:val="1"/>
+      <w:numFmt w:val="bullet"/>
+      <w:lvlText w:val=""/>
+      <w:lvlJc w:val="left"/>
+      <w:pPr>
+        <w:tabs>
+          <w:tab w:val="num" w:pos="720"/>
+        </w:tabs>
+        <w:ind w:left="720" w:hanging="360"/>
+      </w:pPr>
+      <w:rPr>
+        <w:rFonts w:ascii="Symbol" w:hAnsi="Symbol" w:hint="default"/>
+        <w:sz w:val="20"/>
+      </w:rPr>
+    </w:lvl>
+    <w:lvl w:ilvl="1" w:tentative="1">
+      <w:start w:val="1"/>
+      <w:numFmt w:val="bullet"/>
+      <w:lvlText w:val="o"/>
+      <w:lvlJc w:val="left"/>
+      <w:pPr>
+        <w:tabs>
+          <w:tab w:val="num" w:pos="1440"/>
+        </w:tabs>
+        <w:ind w:left="1440" w:hanging="360"/>
+      </w:pPr>
+      <w:rPr>
+        <w:rFonts w:ascii="Courier New" w:hAnsi="Courier New" w:hint="default"/>
+        <w:sz w:val="20"/>
+      </w:rPr>
+    </w:lvl>
+    <w:lvl w:ilvl="2" w:tentative="1">
+      <w:start w:val="1"/>
+      <w:numFmt w:val="bullet"/>
+      <w:lvlText w:val=""/>
+      <w:lvlJc w:val="left"/>
+      <w:pPr>
+        <w:tabs>
+          <w:tab w:val="num" w:pos="2160"/>
+        </w:tabs>
+        <w:ind w:left="2160" w:hanging="360"/>
+      </w:pPr>
+      <w:rPr>
+        <w:rFonts w:ascii="Wingdings" w:hAnsi="Wingdings" w:hint="default"/>
+        <w:sz w:val="20"/>
+      </w:rPr>
+    </w:lvl>
+    <w:lvl w:ilvl="3" w:tentative="1">
+      <w:start w:val="1"/>
+      <w:numFmt w:val="bullet"/>
+      <w:lvlText w:val=""/>
+      <w:lvlJc w:val="left"/>
+      <w:pPr>
+        <w:tabs>
+          <w:tab w:val="num" w:pos="2880"/>
+        </w:tabs>
+        <w:ind w:left="2880" w:hanging="360"/>
+      </w:pPr>
+      <w:rPr>
+        <w:rFonts w:ascii="Wingdings" w:hAnsi="Wingdings" w:hint="default"/>
+        <w:sz w:val="20"/>
+      </w:rPr>
+    </w:lvl>
+    <w:lvl w:ilvl="4" w:tentative="1">
+      <w:start w:val="1"/>
+      <w:numFmt w:val="bullet"/>
+      <w:lvlText w:val=""/>
+      <w:lvlJc w:val="left"/>
+      <w:pPr>
+        <w:tabs>
+          <w:tab w:val="num" w:pos="3600"/>
+        </w:tabs>
+        <w:ind w:left="3600" w:hanging="360"/>
+      </w:pPr>
+      <w:rPr>
+        <w:rFonts w:ascii="Wingdings" w:hAnsi="Wingdings" w:hint="default"/>
+        <w:sz w:val="20"/>
+      </w:rPr>
+    </w:lvl>
+    <w:lvl w:ilvl="5" w:tentative="1">
+      <w:start w:val="1"/>
+      <w:numFmt w:val="bullet"/>
+      <w:lvlText w:val=""/>
+      <w:lvlJc w:val="left"/>
+      <w:pPr>
+        <w:tabs>
+          <w:tab w:val="num" w:pos="4320"/>
+        </w:tabs>
+        <w:ind w:left="4320" w:hanging="360"/>
+      </w:pPr>
+      <w:rPr>
+        <w:rFonts w:ascii="Wingdings" w:hAnsi="Wingdings" w:hint="default"/>
+        <w:sz w:val="20"/>
+      </w:rPr>
+    </w:lvl>
+    <w:lvl w:ilvl="6" w:tentative="1">
+      <w:start w:val="1"/>
+      <w:numFmt w:val="bullet"/>
+      <w:lvlText w:val=""/>
+      <w:lvlJc w:val="left"/>
+      <w:pPr>
+        <w:tabs>
+          <w:tab w:val="num" w:pos="5040"/>
+        </w:tabs>
+        <w:ind w:left="5040" w:hanging="360"/>
+      </w:pPr>
+      <w:rPr>
+        <w:rFonts w:ascii="Wingdings" w:hAnsi="Wingdings" w:hint="default"/>
+        <w:sz w:val="20"/>
+      </w:rPr>
+    </w:lvl>
+    <w:lvl w:ilvl="7" w:tentative="1">
+      <w:start w:val="1"/>
+      <w:numFmt w:val="bullet"/>
+      <w:lvlText w:val=""/>
+      <w:lvlJc w:val="left"/>
+      <w:pPr>
+        <w:tabs>
+          <w:tab w:val="num" w:pos="5760"/>
+        </w:tabs>
+        <w:ind w:left="5760" w:hanging="360"/>
+      </w:pPr>
+      <w:rPr>
+        <w:rFonts w:ascii="Wingdings" w:hAnsi="Wingdings" w:hint="default"/>
+        <w:sz w:val="20"/>
+      </w:rPr>
+    </w:lvl>
+    <w:lvl w:ilvl="8" w:tentative="1">
+      <w:start w:val="1"/>
+      <w:numFmt w:val="bullet"/>
+      <w:lvlText w:val=""/>
+      <w:lvlJc w:val="left"/>
+      <w:pPr>
+        <w:tabs>
+          <w:tab w:val="num" w:pos="6480"/>
+        </w:tabs>
+        <w:ind w:left="6480" w:hanging="360"/>
+      </w:pPr>
+      <w:rPr>
+        <w:rFonts w:ascii="Wingdings" w:hAnsi="Wingdings" w:hint="default"/>
+        <w:sz w:val="20"/>
+      </w:rPr>
+    </w:lvl>
+  </w:abstractNum>
+  <w:abstractNum w:abstractNumId="16" w15:restartNumberingAfterBreak="0">
+    <w:nsid w:val="747A3015"/>
+    <w:multiLevelType w:val="multilevel"/>
+    <w:tmpl w:val="C9D0E852"/>
+    <w:lvl w:ilvl="0">
+      <w:start w:val="1"/>
+      <w:numFmt w:val="bullet"/>
+      <w:lvlText w:val=""/>
+      <w:lvlJc w:val="left"/>
+      <w:pPr>
+        <w:tabs>
+          <w:tab w:val="num" w:pos="720"/>
+        </w:tabs>
+        <w:ind w:left="720" w:hanging="360"/>
+      </w:pPr>
+      <w:rPr>
+        <w:rFonts w:ascii="Symbol" w:hAnsi="Symbol" w:hint="default"/>
+        <w:sz w:val="20"/>
+      </w:rPr>
+    </w:lvl>
+    <w:lvl w:ilvl="1" w:tentative="1">
+      <w:start w:val="1"/>
+      <w:numFmt w:val="bullet"/>
+      <w:lvlText w:val="o"/>
+      <w:lvlJc w:val="left"/>
+      <w:pPr>
+        <w:tabs>
+          <w:tab w:val="num" w:pos="1440"/>
+        </w:tabs>
+        <w:ind w:left="1440" w:hanging="360"/>
+      </w:pPr>
+      <w:rPr>
+        <w:rFonts w:ascii="Courier New" w:hAnsi="Courier New" w:hint="default"/>
+        <w:sz w:val="20"/>
+      </w:rPr>
+    </w:lvl>
+    <w:lvl w:ilvl="2" w:tentative="1">
+      <w:start w:val="1"/>
+      <w:numFmt w:val="bullet"/>
+      <w:lvlText w:val=""/>
+      <w:lvlJc w:val="left"/>
+      <w:pPr>
+        <w:tabs>
+          <w:tab w:val="num" w:pos="2160"/>
+        </w:tabs>
+        <w:ind w:left="2160" w:hanging="360"/>
+      </w:pPr>
+      <w:rPr>
+        <w:rFonts w:ascii="Wingdings" w:hAnsi="Wingdings" w:hint="default"/>
+        <w:sz w:val="20"/>
+      </w:rPr>
+    </w:lvl>
+    <w:lvl w:ilvl="3" w:tentative="1">
+      <w:start w:val="1"/>
+      <w:numFmt w:val="bullet"/>
+      <w:lvlText w:val=""/>
+      <w:lvlJc w:val="left"/>
+      <w:pPr>
+        <w:tabs>
+          <w:tab w:val="num" w:pos="2880"/>
+        </w:tabs>
+        <w:ind w:left="2880" w:hanging="360"/>
+      </w:pPr>
+      <w:rPr>
+        <w:rFonts w:ascii="Wingdings" w:hAnsi="Wingdings" w:hint="default"/>
+        <w:sz w:val="20"/>
+      </w:rPr>
+    </w:lvl>
+    <w:lvl w:ilvl="4" w:tentative="1">
+      <w:start w:val="1"/>
+      <w:numFmt w:val="bullet"/>
+      <w:lvlText w:val=""/>
+      <w:lvlJc w:val="left"/>
+      <w:pPr>
+        <w:tabs>
+          <w:tab w:val="num" w:pos="3600"/>
+        </w:tabs>
+        <w:ind w:left="3600" w:hanging="360"/>
+      </w:pPr>
+      <w:rPr>
+        <w:rFonts w:ascii="Wingdings" w:hAnsi="Wingdings" w:hint="default"/>
+        <w:sz w:val="20"/>
+      </w:rPr>
+    </w:lvl>
+    <w:lvl w:ilvl="5" w:tentative="1">
+      <w:start w:val="1"/>
+      <w:numFmt w:val="bullet"/>
+      <w:lvlText w:val=""/>
+      <w:lvlJc w:val="left"/>
+      <w:pPr>
+        <w:tabs>
+          <w:tab w:val="num" w:pos="4320"/>
+        </w:tabs>
+        <w:ind w:left="4320" w:hanging="360"/>
+      </w:pPr>
+      <w:rPr>
+        <w:rFonts w:ascii="Wingdings" w:hAnsi="Wingdings" w:hint="default"/>
+        <w:sz w:val="20"/>
+      </w:rPr>
+    </w:lvl>
+    <w:lvl w:ilvl="6" w:tentative="1">
+      <w:start w:val="1"/>
+      <w:numFmt w:val="bullet"/>
+      <w:lvlText w:val=""/>
+      <w:lvlJc w:val="left"/>
+      <w:pPr>
+        <w:tabs>
+          <w:tab w:val="num" w:pos="5040"/>
+        </w:tabs>
+        <w:ind w:left="5040" w:hanging="360"/>
+      </w:pPr>
+      <w:rPr>
+        <w:rFonts w:ascii="Wingdings" w:hAnsi="Wingdings" w:hint="default"/>
+        <w:sz w:val="20"/>
+      </w:rPr>
+    </w:lvl>
+    <w:lvl w:ilvl="7" w:tentative="1">
+      <w:start w:val="1"/>
+      <w:numFmt w:val="bullet"/>
+      <w:lvlText w:val=""/>
+      <w:lvlJc w:val="left"/>
+      <w:pPr>
+        <w:tabs>
+          <w:tab w:val="num" w:pos="5760"/>
+        </w:tabs>
+        <w:ind w:left="5760" w:hanging="360"/>
+      </w:pPr>
+      <w:rPr>
+        <w:rFonts w:ascii="Wingdings" w:hAnsi="Wingdings" w:hint="default"/>
+        <w:sz w:val="20"/>
+      </w:rPr>
+    </w:lvl>
+    <w:lvl w:ilvl="8" w:tentative="1">
+      <w:start w:val="1"/>
+      <w:numFmt w:val="bullet"/>
+      <w:lvlText w:val=""/>
+      <w:lvlJc w:val="left"/>
+      <w:pPr>
+        <w:tabs>
+          <w:tab w:val="num" w:pos="6480"/>
+        </w:tabs>
+        <w:ind w:left="6480" w:hanging="360"/>
+      </w:pPr>
+      <w:rPr>
+        <w:rFonts w:ascii="Wingdings" w:hAnsi="Wingdings" w:hint="default"/>
+        <w:sz w:val="20"/>
+      </w:rPr>
+    </w:lvl>
+  </w:abstractNum>
   <w:num w:numId="1" w16cid:durableId="326326224">
-    <w:abstractNumId w:val="1"/>
+    <w:abstractNumId w:val="2"/>
   </w:num>
   <w:num w:numId="2" w16cid:durableId="647588319">
-    <w:abstractNumId w:val="2"/>
+    <w:abstractNumId w:val="3"/>
   </w:num>
   <w:num w:numId="3" w16cid:durableId="1514027754">
-    <w:abstractNumId w:val="6"/>
+    <w:abstractNumId w:val="10"/>
   </w:num>
   <w:num w:numId="4" w16cid:durableId="883562587">
-    <w:abstractNumId w:val="7"/>
+    <w:abstractNumId w:val="11"/>
   </w:num>
   <w:num w:numId="5" w16cid:durableId="1511947351">
-    <w:abstractNumId w:val="3"/>
+    <w:abstractNumId w:val="4"/>
   </w:num>
   <w:num w:numId="6" w16cid:durableId="859322495">
-    <w:abstractNumId w:val="8"/>
+    <w:abstractNumId w:val="12"/>
   </w:num>
   <w:num w:numId="7" w16cid:durableId="775298127">
     <w:abstractNumId w:val="0"/>
   </w:num>
   <w:num w:numId="8" w16cid:durableId="2143032939">
+    <w:abstractNumId w:val="7"/>
+  </w:num>
+  <w:num w:numId="9" w16cid:durableId="1249802359">
+    <w:abstractNumId w:val="13"/>
+  </w:num>
+  <w:num w:numId="10" w16cid:durableId="1679499932">
+    <w:abstractNumId w:val="6"/>
+  </w:num>
+  <w:num w:numId="11" w16cid:durableId="759982102">
     <w:abstractNumId w:val="5"/>
   </w:num>
-  <w:num w:numId="9" w16cid:durableId="1249802359">
+  <w:num w:numId="12" w16cid:durableId="364714321">
     <w:abstractNumId w:val="9"/>
   </w:num>
-  <w:num w:numId="10" w16cid:durableId="1679499932">
-    <w:abstractNumId w:val="4"/>
+  <w:num w:numId="13" w16cid:durableId="675108645">
+    <w:abstractNumId w:val="15"/>
+  </w:num>
+  <w:num w:numId="14" w16cid:durableId="1310404928">
+    <w:abstractNumId w:val="14"/>
+  </w:num>
+  <w:num w:numId="15" w16cid:durableId="423034924">
+    <w:abstractNumId w:val="16"/>
+  </w:num>
+  <w:num w:numId="16" w16cid:durableId="166286441">
+    <w:abstractNumId w:val="8"/>
+  </w:num>
+  <w:num w:numId="17" w16cid:durableId="1636177999">
+    <w:abstractNumId w:val="1"/>
   </w:num>
 </w:numbering>
 </file>
